--- a/assets/CV_Mukhiddin_Toshpulatov.docx
+++ b/assets/CV_Mukhiddin_Toshpulatov.docx
@@ -1,10 +1,10 @@
 
 <file path=word/document.xml><?xml version="1.0" encoding="utf-8"?>
-<w:document xmlns:wpc="http://schemas.microsoft.com/office/word/2010/wordprocessingCanvas" xmlns:cx="http://schemas.microsoft.com/office/drawing/2014/chartex" xmlns:cx1="http://schemas.microsoft.com/office/drawing/2015/9/8/chartex" xmlns:cx2="http://schemas.microsoft.com/office/drawing/2015/10/21/chartex" xmlns:cx3="http://schemas.microsoft.com/office/drawing/2016/5/9/chartex" xmlns:cx4="http://schemas.microsoft.com/office/drawing/2016/5/10/chartex" xmlns:cx5="http://schemas.microsoft.com/office/drawing/2016/5/11/chartex" xmlns:cx6="http://schemas.microsoft.com/office/drawing/2016/5/12/chartex" xmlns:cx7="http://schemas.microsoft.com/office/drawing/2016/5/13/chartex" xmlns:cx8="http://schemas.microsoft.com/office/drawing/2016/5/14/chartex" xmlns:mc="http://schemas.openxmlformats.org/markup-compatibility/2006" xmlns:aink="http://schemas.microsoft.com/office/drawing/2016/ink" xmlns:am3d="http://schemas.microsoft.com/office/drawing/2017/model3d" xmlns:o="urn:schemas-microsoft-com:office:office" xmlns:oel="http://schemas.microsoft.com/office/2019/extlst" xmlns:r="http://schemas.openxmlformats.org/officeDocument/2006/relationships" xmlns:m="http://schemas.openxmlformats.org/officeDocument/2006/math" xmlns:v="urn:schemas-microsoft-com:vml" xmlns:wp14="http://schemas.microsoft.com/office/word/2010/wordprocessingDrawing" xmlns:wp="http://schemas.openxmlformats.org/drawingml/2006/wordprocessingDrawing" xmlns:w10="urn:schemas-microsoft-com:office:word" xmlns:w="http://schemas.openxmlformats.org/wordprocessingml/2006/main" xmlns:w14="http://schemas.microsoft.com/office/word/2010/wordml" xmlns:w15="http://schemas.microsoft.com/office/word/2012/wordml" xmlns:w16cex="http://schemas.microsoft.com/office/word/2018/wordml/cex" xmlns:w16cid="http://schemas.microsoft.com/office/word/2016/wordml/cid" xmlns:w16="http://schemas.microsoft.com/office/word/2018/wordml" xmlns:w16sdtdh="http://schemas.microsoft.com/office/word/2020/wordml/sdtdatahash" xmlns:w16se="http://schemas.microsoft.com/office/word/2015/wordml/symex" xmlns:wpg="http://schemas.microsoft.com/office/word/2010/wordprocessingGroup" xmlns:wpi="http://schemas.microsoft.com/office/word/2010/wordprocessingInk" xmlns:wne="http://schemas.microsoft.com/office/word/2006/wordml" xmlns:wps="http://schemas.microsoft.com/office/word/2010/wordprocessingShape" mc:Ignorable="w14 w15 w16se w16cid w16 w16cex w16sdtdh wp14">
+<w:document xmlns:wpc="http://schemas.microsoft.com/office/word/2010/wordprocessingCanvas" xmlns:cx="http://schemas.microsoft.com/office/drawing/2014/chartex" xmlns:cx1="http://schemas.microsoft.com/office/drawing/2015/9/8/chartex" xmlns:cx2="http://schemas.microsoft.com/office/drawing/2015/10/21/chartex" xmlns:cx3="http://schemas.microsoft.com/office/drawing/2016/5/9/chartex" xmlns:cx4="http://schemas.microsoft.com/office/drawing/2016/5/10/chartex" xmlns:cx5="http://schemas.microsoft.com/office/drawing/2016/5/11/chartex" xmlns:cx6="http://schemas.microsoft.com/office/drawing/2016/5/12/chartex" xmlns:cx7="http://schemas.microsoft.com/office/drawing/2016/5/13/chartex" xmlns:cx8="http://schemas.microsoft.com/office/drawing/2016/5/14/chartex" xmlns:mc="http://schemas.openxmlformats.org/markup-compatibility/2006" xmlns:aink="http://schemas.microsoft.com/office/drawing/2016/ink" xmlns:am3d="http://schemas.microsoft.com/office/drawing/2017/model3d" xmlns:o="urn:schemas-microsoft-com:office:office" xmlns:r="http://schemas.openxmlformats.org/officeDocument/2006/relationships" xmlns:m="http://schemas.openxmlformats.org/officeDocument/2006/math" xmlns:v="urn:schemas-microsoft-com:vml" xmlns:wp14="http://schemas.microsoft.com/office/word/2010/wordprocessingDrawing" xmlns:wp="http://schemas.openxmlformats.org/drawingml/2006/wordprocessingDrawing" xmlns:w10="urn:schemas-microsoft-com:office:word" xmlns:w="http://schemas.openxmlformats.org/wordprocessingml/2006/main" xmlns:w14="http://schemas.microsoft.com/office/word/2010/wordml" xmlns:w15="http://schemas.microsoft.com/office/word/2012/wordml" xmlns:w16cid="http://schemas.microsoft.com/office/word/2016/wordml/cid" xmlns:w16se="http://schemas.microsoft.com/office/word/2015/wordml/symex" xmlns:wpg="http://schemas.microsoft.com/office/word/2010/wordprocessingGroup" xmlns:wpi="http://schemas.microsoft.com/office/word/2010/wordprocessingInk" xmlns:wne="http://schemas.microsoft.com/office/word/2006/wordml" xmlns:wps="http://schemas.microsoft.com/office/word/2010/wordprocessingShape" mc:Ignorable="w14 w15 w16se w16cid wp14">
   <w:body>
     <w:p>
       <w:pPr>
-        <w:pStyle w:val="Title"/>
+        <w:pStyle w:val="a4"/>
         <w:rPr>
           <w:b/>
           <w:bCs/>
@@ -40,26 +40,329 @@
         <w:t xml:space="preserve"> Professor, </w:t>
       </w:r>
       <w:r>
-        <w:t>Intelligent Network &amp; Embedded Systems Lab,</w:t>
-      </w:r>
-      <w:r>
         <w:rPr>
           <w:rFonts w:ascii="Arial" w:hAnsi="Arial" w:cs="Arial"/>
           <w:color w:val="222222"/>
           <w:shd w:val="clear" w:color="auto" w:fill="FFFFFF"/>
         </w:rPr>
+        <w:t xml:space="preserve">Intelligent Network &amp; Embedded Systems Lab, </w:t>
+      </w:r>
+    </w:p>
+    <w:p>
+      <w:pPr>
+        <w:jc w:val="center"/>
+      </w:pPr>
+      <w:r>
+        <w:rPr>
+          <w:rFonts w:hint="eastAsia"/>
+        </w:rPr>
+        <w:t xml:space="preserve">Computer Engineering </w:t>
+      </w:r>
+      <w:r>
+        <w:t>Department</w:t>
+      </w:r>
+      <w:r>
+        <w:rPr>
+          <w:rFonts w:hint="eastAsia"/>
+        </w:rPr>
+        <w:t xml:space="preserve">, </w:t>
+      </w:r>
+      <w:proofErr w:type="spellStart"/>
+      <w:r>
+        <w:rPr>
+          <w:rFonts w:hint="eastAsia"/>
+        </w:rPr>
+        <w:t>Gachon</w:t>
+      </w:r>
+      <w:proofErr w:type="spellEnd"/>
+      <w:r>
+        <w:t xml:space="preserve"> University</w:t>
+      </w:r>
+    </w:p>
+    <w:p>
+      <w:pPr>
+        <w:jc w:val="center"/>
+      </w:pPr>
+      <w:r>
+        <w:t>muhiddin@</w:t>
+      </w:r>
+      <w:r>
+        <w:rPr>
+          <w:rFonts w:hint="eastAsia"/>
+        </w:rPr>
+        <w:t>gachon</w:t>
+      </w:r>
+      <w:r>
+        <w:t>.ac.kr</w:t>
+      </w:r>
+    </w:p>
+    <w:p>
+      <w:pPr>
+        <w:jc w:val="center"/>
+      </w:pPr>
+      <w:r>
+        <w:rPr>
+          <w:rFonts w:hint="eastAsia"/>
+        </w:rPr>
+        <w:t>A</w:t>
+      </w:r>
+      <w:r>
+        <w:t>pril</w:t>
+      </w:r>
+      <w:r>
         <w:t xml:space="preserve"> </w:t>
       </w:r>
-    </w:p>
-    <w:p>
-      <w:pPr>
-        <w:jc w:val="center"/>
-      </w:pPr>
-      <w:r>
-        <w:rPr>
-          <w:rFonts w:hint="eastAsia"/>
-        </w:rPr>
-        <w:t xml:space="preserve">Computer Engineering </w:t>
+      <w:r>
+        <w:t>06</w:t>
+      </w:r>
+      <w:r>
+        <w:t>, 202</w:t>
+      </w:r>
+      <w:r>
+        <w:rPr>
+          <w:rFonts w:hint="eastAsia"/>
+        </w:rPr>
+        <w:t>6</w:t>
+      </w:r>
+    </w:p>
+    <w:p>
+      <w:pPr>
+        <w:pStyle w:val="1"/>
+      </w:pPr>
+      <w:r>
+        <w:t>Education</w:t>
+      </w:r>
+    </w:p>
+    <w:p>
+      <w:pPr>
+        <w:pStyle w:val="a"/>
+      </w:pPr>
+      <w:r>
+        <w:t xml:space="preserve">PhD in Smart Engineering, Biomedical Science &amp; Engineering, </w:t>
+      </w:r>
+      <w:proofErr w:type="spellStart"/>
+      <w:r>
+        <w:t>Inha</w:t>
+      </w:r>
+      <w:proofErr w:type="spellEnd"/>
+      <w:r>
+        <w:t xml:space="preserve"> University, 2025</w:t>
+      </w:r>
+    </w:p>
+    <w:p>
+      <w:pPr>
+        <w:pStyle w:val="-"/>
+      </w:pPr>
+      <w:r>
+        <w:rPr>
+          <w:rStyle w:val="-Char"/>
+        </w:rPr>
+        <w:t>Thesis: Advancing Sign Language Recognition: A Multimodal Deep Learning Framework with</w:t>
+      </w:r>
+      <w:r>
+        <w:t xml:space="preserve"> </w:t>
+      </w:r>
+      <w:proofErr w:type="spellStart"/>
+      <w:r>
+        <w:t>Keypoint</w:t>
+      </w:r>
+      <w:proofErr w:type="spellEnd"/>
+      <w:r>
+        <w:t xml:space="preserve"> Vectorization</w:t>
+      </w:r>
+    </w:p>
+    <w:p>
+      <w:pPr>
+        <w:pStyle w:val="a"/>
+      </w:pPr>
+      <w:r>
+        <w:t>MSc in Mathematics and Computer Science, Samarkand State University, 2002</w:t>
+      </w:r>
+    </w:p>
+    <w:p>
+      <w:pPr>
+        <w:pStyle w:val="a"/>
+      </w:pPr>
+      <w:r>
+        <w:t>BSc in Mathematics and Mechanics, Samarkand State University, 2000</w:t>
+      </w:r>
+    </w:p>
+    <w:p>
+      <w:pPr>
+        <w:pStyle w:val="1"/>
+      </w:pPr>
+      <w:r>
+        <w:t>Research Interests</w:t>
+      </w:r>
+    </w:p>
+    <w:p>
+      <w:pPr>
+        <w:pStyle w:val="a"/>
+      </w:pPr>
+      <w:r>
+        <w:t>Artificial Intelligence:</w:t>
+      </w:r>
+      <w:r>
+        <w:rPr>
+          <w:rFonts w:hint="eastAsia"/>
+        </w:rPr>
+        <w:t xml:space="preserve"> </w:t>
+      </w:r>
+      <w:r>
+        <w:t>Deep Learning, Machine Learning, Natural Language Processing</w:t>
+      </w:r>
+    </w:p>
+    <w:p>
+      <w:pPr>
+        <w:pStyle w:val="a"/>
+      </w:pPr>
+      <w:r>
+        <w:t>Human-Computer Interaction:</w:t>
+      </w:r>
+      <w:r>
+        <w:rPr>
+          <w:rFonts w:hint="eastAsia"/>
+        </w:rPr>
+        <w:t xml:space="preserve"> </w:t>
+      </w:r>
+      <w:r>
+        <w:t xml:space="preserve">Hand </w:t>
+      </w:r>
+      <w:r>
+        <w:rPr>
+          <w:rFonts w:hint="eastAsia"/>
+        </w:rPr>
+        <w:t>&amp; F</w:t>
+      </w:r>
+      <w:r>
+        <w:t xml:space="preserve">ingertips </w:t>
+      </w:r>
+      <w:r>
+        <w:rPr>
+          <w:rFonts w:hint="eastAsia"/>
+        </w:rPr>
+        <w:t>D</w:t>
+      </w:r>
+      <w:r>
+        <w:t xml:space="preserve">etection, </w:t>
+      </w:r>
+      <w:r>
+        <w:rPr>
+          <w:rFonts w:hint="eastAsia"/>
+        </w:rPr>
+        <w:t>T</w:t>
+      </w:r>
+      <w:r>
+        <w:t>racking, AR/VR/XR</w:t>
+      </w:r>
+    </w:p>
+    <w:p>
+      <w:pPr>
+        <w:pStyle w:val="a"/>
+      </w:pPr>
+      <w:r>
+        <w:t>Computer Vision Technologies:</w:t>
+      </w:r>
+      <w:r>
+        <w:rPr>
+          <w:rFonts w:hint="eastAsia"/>
+        </w:rPr>
+        <w:t xml:space="preserve"> </w:t>
+      </w:r>
+      <w:r>
+        <w:t xml:space="preserve">Autoencoder, CNN, GAN, Diffusion </w:t>
+      </w:r>
+      <w:r>
+        <w:rPr>
+          <w:rFonts w:hint="eastAsia"/>
+        </w:rPr>
+        <w:t>M</w:t>
+      </w:r>
+      <w:r>
+        <w:t>odels, Vision Transformers</w:t>
+      </w:r>
+    </w:p>
+    <w:p>
+      <w:pPr>
+        <w:pStyle w:val="a"/>
+      </w:pPr>
+      <w:r>
+        <w:t xml:space="preserve">Transformer-based </w:t>
+      </w:r>
+      <w:r>
+        <w:rPr>
+          <w:rFonts w:hint="eastAsia"/>
+        </w:rPr>
+        <w:t>D</w:t>
+      </w:r>
+      <w:r>
+        <w:t xml:space="preserve">eep </w:t>
+      </w:r>
+      <w:r>
+        <w:rPr>
+          <w:rFonts w:hint="eastAsia"/>
+        </w:rPr>
+        <w:t>L</w:t>
+      </w:r>
+      <w:r>
+        <w:t xml:space="preserve">earning </w:t>
+      </w:r>
+      <w:r>
+        <w:rPr>
+          <w:rFonts w:hint="eastAsia"/>
+        </w:rPr>
+        <w:t>A</w:t>
+      </w:r>
+      <w:r>
+        <w:t>pplications:</w:t>
+      </w:r>
+      <w:r>
+        <w:rPr>
+          <w:rFonts w:hint="eastAsia"/>
+        </w:rPr>
+        <w:t xml:space="preserve"> </w:t>
+      </w:r>
+      <w:r>
+        <w:t>Language Processing, Pose Estimation, Action Recognition, Privacy-preserving</w:t>
+      </w:r>
+    </w:p>
+    <w:p>
+      <w:pPr>
+        <w:pStyle w:val="a"/>
+      </w:pPr>
+      <w:r>
+        <w:t>Medical AI:</w:t>
+      </w:r>
+      <w:r>
+        <w:rPr>
+          <w:rFonts w:hint="eastAsia"/>
+        </w:rPr>
+        <w:t xml:space="preserve"> </w:t>
+      </w:r>
+      <w:r>
+        <w:t>Medical Image Processing, Smart Healthcare</w:t>
+      </w:r>
+    </w:p>
+    <w:p>
+      <w:pPr>
+        <w:pStyle w:val="1"/>
+      </w:pPr>
+      <w:r>
+        <w:t>Research Experience</w:t>
+      </w:r>
+    </w:p>
+    <w:p>
+      <w:pPr>
+        <w:pStyle w:val="a"/>
+      </w:pPr>
+      <w:r>
+        <w:t>Research</w:t>
+      </w:r>
+      <w:r>
+        <w:rPr>
+          <w:rFonts w:hint="eastAsia"/>
+        </w:rPr>
+        <w:t xml:space="preserve"> Professor, Computer Engineering </w:t>
       </w:r>
       <w:r>
         <w:t>Department</w:t>
@@ -81,78 +384,92 @@
       <w:r>
         <w:t xml:space="preserve"> University</w:t>
       </w:r>
-    </w:p>
-    <w:p>
-      <w:pPr>
-        <w:jc w:val="center"/>
-      </w:pPr>
-      <w:r>
-        <w:t>muhiddin@</w:t>
-      </w:r>
-      <w:r>
-        <w:rPr>
-          <w:rFonts w:hint="eastAsia"/>
-        </w:rPr>
-        <w:t>gachon</w:t>
-      </w:r>
-      <w:r>
-        <w:t>.ac.kr</w:t>
-      </w:r>
-    </w:p>
-    <w:p>
-      <w:pPr>
-        <w:jc w:val="center"/>
-      </w:pPr>
-      <w:r>
-        <w:rPr>
-          <w:rFonts w:hint="eastAsia"/>
-        </w:rPr>
-        <w:t>Marth</w:t>
+      <w:r>
+        <w:rPr>
+          <w:rFonts w:hint="eastAsia"/>
+        </w:rPr>
+        <w:t>, 2026.03.01 - Present</w:t>
+      </w:r>
+    </w:p>
+    <w:p>
+      <w:pPr>
+        <w:pStyle w:val="-"/>
+      </w:pPr>
+      <w:r>
+        <w:t xml:space="preserve">Multimodal </w:t>
+      </w:r>
+      <w:r>
+        <w:rPr>
+          <w:rFonts w:hint="eastAsia"/>
+        </w:rPr>
+        <w:t>approaches,</w:t>
+      </w:r>
+      <w:r>
+        <w:t xml:space="preserve"> Transformers, Diffusion models, LLM</w:t>
+      </w:r>
+      <w:r>
+        <w:rPr>
+          <w:rFonts w:hint="eastAsia"/>
+        </w:rPr>
+        <w:t xml:space="preserve"> agents</w:t>
+      </w:r>
+      <w:r>
+        <w:t>.</w:t>
+      </w:r>
+    </w:p>
+    <w:p>
+      <w:pPr>
+        <w:pStyle w:val="a"/>
+      </w:pPr>
+      <w:r>
+        <w:t>S</w:t>
+      </w:r>
+      <w:r>
+        <w:rPr>
+          <w:rFonts w:hint="eastAsia"/>
+        </w:rPr>
+        <w:t xml:space="preserve">enior </w:t>
+      </w:r>
+      <w:r>
+        <w:t xml:space="preserve">Researcher, </w:t>
+      </w:r>
+      <w:r>
+        <w:t xml:space="preserve">Voice AI </w:t>
+      </w:r>
+      <w:r>
+        <w:t xml:space="preserve">Research </w:t>
+      </w:r>
+      <w:r>
+        <w:t>Institute</w:t>
+      </w:r>
+      <w:r>
+        <w:t>,</w:t>
       </w:r>
       <w:r>
         <w:t xml:space="preserve"> </w:t>
       </w:r>
-      <w:r>
-        <w:t>1</w:t>
-      </w:r>
-      <w:r>
-        <w:rPr>
-          <w:rFonts w:hint="eastAsia"/>
-        </w:rPr>
-        <w:t>5</w:t>
-      </w:r>
-      <w:r>
-        <w:t>, 202</w:t>
-      </w:r>
-      <w:r>
-        <w:rPr>
-          <w:rFonts w:hint="eastAsia"/>
-        </w:rPr>
-        <w:t>6</w:t>
-      </w:r>
-    </w:p>
-    <w:p>
-      <w:pPr>
-        <w:pStyle w:val="Heading1"/>
-      </w:pPr>
-      <w:r>
-        <w:t>Education</w:t>
-      </w:r>
-    </w:p>
-    <w:p>
-      <w:pPr>
-        <w:pStyle w:val="a"/>
-      </w:pPr>
-      <w:r>
-        <w:t xml:space="preserve">PhD in Smart Engineering, Biomedical Science &amp; Engineering, </w:t>
-      </w:r>
       <w:proofErr w:type="spellStart"/>
       <w:r>
         <w:t>Inha</w:t>
       </w:r>
       <w:proofErr w:type="spellEnd"/>
       <w:r>
-        <w:t xml:space="preserve"> University, 2025</w:t>
+        <w:t xml:space="preserve"> University,</w:t>
+      </w:r>
+      <w:r>
+        <w:t xml:space="preserve"> 2025</w:t>
+      </w:r>
+      <w:r>
+        <w:t>.10.03</w:t>
+      </w:r>
+      <w:r>
+        <w:rPr>
+          <w:rFonts w:hint="eastAsia"/>
+        </w:rPr>
+        <w:t xml:space="preserve"> - </w:t>
+      </w:r>
+      <w:r>
+        <w:t>Present</w:t>
       </w:r>
     </w:p>
     <w:p>
@@ -160,241 +477,81 @@
         <w:pStyle w:val="-"/>
       </w:pPr>
       <w:r>
-        <w:rPr>
-          <w:rStyle w:val="-Char"/>
-        </w:rPr>
-        <w:t>Thesis: Advancing Sign Language Recognition: A Multimodal Deep Learning Framework with</w:t>
-      </w:r>
-      <w:r>
-        <w:t xml:space="preserve"> </w:t>
+        <w:t>Multimodal sign language recognition, Vision Transformers, Diffusion models, LLM.</w:t>
+      </w:r>
+    </w:p>
+    <w:p>
+      <w:pPr>
+        <w:pStyle w:val="a"/>
+      </w:pPr>
+      <w:r>
+        <w:t xml:space="preserve">Postdoctoral Researcher, KAIST, </w:t>
       </w:r>
       <w:proofErr w:type="spellStart"/>
       <w:r>
-        <w:t>Keypoint</w:t>
+        <w:t>SpaceTop</w:t>
       </w:r>
       <w:proofErr w:type="spellEnd"/>
       <w:r>
-        <w:t xml:space="preserve"> Vectorization</w:t>
-      </w:r>
-    </w:p>
-    <w:p>
-      <w:pPr>
-        <w:pStyle w:val="a"/>
-      </w:pPr>
-      <w:r>
-        <w:t>MSc in Mathematics and Computer Science, Samarkand State University, 2002</w:t>
-      </w:r>
-    </w:p>
-    <w:p>
-      <w:pPr>
-        <w:pStyle w:val="a"/>
-      </w:pPr>
-      <w:r>
-        <w:t>BSc in Mathematics and Mechanics, Samarkand State University, 2000</w:t>
-      </w:r>
-    </w:p>
-    <w:p>
-      <w:pPr>
-        <w:pStyle w:val="Heading1"/>
-      </w:pPr>
-      <w:r>
-        <w:t>Research Interests</w:t>
-      </w:r>
-    </w:p>
-    <w:p>
-      <w:pPr>
-        <w:pStyle w:val="a"/>
-      </w:pPr>
-      <w:r>
-        <w:t>Artificial Intelligence:</w:t>
-      </w:r>
-      <w:r>
-        <w:rPr>
-          <w:rFonts w:hint="eastAsia"/>
-        </w:rPr>
-        <w:t xml:space="preserve"> </w:t>
-      </w:r>
-      <w:r>
-        <w:t>Deep Learning, Machine Learning, Natural Language Processing</w:t>
-      </w:r>
-    </w:p>
-    <w:p>
-      <w:pPr>
-        <w:pStyle w:val="a"/>
-      </w:pPr>
-      <w:r>
-        <w:t>Human-Computer Interaction:</w:t>
-      </w:r>
-      <w:r>
-        <w:rPr>
-          <w:rFonts w:hint="eastAsia"/>
-        </w:rPr>
-        <w:t xml:space="preserve"> </w:t>
-      </w:r>
-      <w:r>
-        <w:t xml:space="preserve">Hand </w:t>
-      </w:r>
-      <w:r>
-        <w:rPr>
-          <w:rFonts w:hint="eastAsia"/>
-        </w:rPr>
-        <w:t>&amp; F</w:t>
-      </w:r>
-      <w:r>
-        <w:t xml:space="preserve">ingertips </w:t>
-      </w:r>
-      <w:r>
-        <w:rPr>
-          <w:rFonts w:hint="eastAsia"/>
-        </w:rPr>
-        <w:t>D</w:t>
-      </w:r>
-      <w:r>
-        <w:t xml:space="preserve">etection, </w:t>
-      </w:r>
-      <w:r>
-        <w:rPr>
-          <w:rFonts w:hint="eastAsia"/>
-        </w:rPr>
-        <w:t>T</w:t>
-      </w:r>
-      <w:r>
-        <w:t>racking, AR/VR/XR</w:t>
-      </w:r>
-    </w:p>
-    <w:p>
-      <w:pPr>
-        <w:pStyle w:val="a"/>
-      </w:pPr>
-      <w:r>
-        <w:t>Computer Vision Technologies:</w:t>
-      </w:r>
-      <w:r>
-        <w:rPr>
-          <w:rFonts w:hint="eastAsia"/>
-        </w:rPr>
-        <w:t xml:space="preserve"> </w:t>
-      </w:r>
-      <w:r>
-        <w:t xml:space="preserve">Autoencoder, CNN, GAN, Diffusion </w:t>
-      </w:r>
-      <w:r>
-        <w:rPr>
-          <w:rFonts w:hint="eastAsia"/>
-        </w:rPr>
-        <w:t>M</w:t>
-      </w:r>
-      <w:r>
-        <w:t>odels, Vision Transformers</w:t>
-      </w:r>
-    </w:p>
-    <w:p>
-      <w:pPr>
-        <w:pStyle w:val="a"/>
-      </w:pPr>
-      <w:r>
-        <w:t xml:space="preserve">Transformer-based </w:t>
-      </w:r>
-      <w:r>
-        <w:rPr>
-          <w:rFonts w:hint="eastAsia"/>
-        </w:rPr>
-        <w:t>D</w:t>
-      </w:r>
-      <w:r>
-        <w:t xml:space="preserve">eep </w:t>
-      </w:r>
-      <w:r>
-        <w:rPr>
-          <w:rFonts w:hint="eastAsia"/>
-        </w:rPr>
-        <w:t>L</w:t>
-      </w:r>
-      <w:r>
-        <w:t xml:space="preserve">earning </w:t>
-      </w:r>
-      <w:r>
-        <w:rPr>
-          <w:rFonts w:hint="eastAsia"/>
-        </w:rPr>
-        <w:t>A</w:t>
-      </w:r>
-      <w:r>
-        <w:t>pplications:</w:t>
-      </w:r>
-      <w:r>
-        <w:rPr>
-          <w:rFonts w:hint="eastAsia"/>
-        </w:rPr>
-        <w:t xml:space="preserve"> </w:t>
-      </w:r>
-      <w:r>
-        <w:t>Language Processing, Pose Estimation, Action Recognition, Privacy-preserving</w:t>
-      </w:r>
-    </w:p>
-    <w:p>
-      <w:pPr>
-        <w:pStyle w:val="a"/>
-      </w:pPr>
-      <w:r>
-        <w:t>Medical AI:</w:t>
-      </w:r>
-      <w:r>
-        <w:rPr>
-          <w:rFonts w:hint="eastAsia"/>
-        </w:rPr>
-        <w:t xml:space="preserve"> </w:t>
-      </w:r>
-      <w:r>
-        <w:t>Medical Image Processing, Smart Healthcare</w:t>
-      </w:r>
-    </w:p>
-    <w:p>
-      <w:pPr>
-        <w:pStyle w:val="Heading1"/>
-      </w:pPr>
-      <w:r>
-        <w:t>Research Experience</w:t>
-      </w:r>
-    </w:p>
-    <w:p>
-      <w:pPr>
-        <w:pStyle w:val="a"/>
-      </w:pPr>
-      <w:r>
-        <w:t>Research</w:t>
-      </w:r>
-      <w:r>
-        <w:rPr>
-          <w:rFonts w:hint="eastAsia"/>
-        </w:rPr>
-        <w:t xml:space="preserve"> Professor, Computer Engineering </w:t>
-      </w:r>
-      <w:r>
-        <w:t>Department</w:t>
-      </w:r>
-      <w:r>
-        <w:rPr>
-          <w:rFonts w:hint="eastAsia"/>
-        </w:rPr>
-        <w:t xml:space="preserve">, </w:t>
+        <w:t xml:space="preserve"> Research Center (ITRC), 2025</w:t>
+      </w:r>
+      <w:r>
+        <w:t>.03.17</w:t>
+      </w:r>
+      <w:r>
+        <w:rPr>
+          <w:rFonts w:hint="eastAsia"/>
+        </w:rPr>
+        <w:t xml:space="preserve"> -</w:t>
+      </w:r>
+      <w:r>
+        <w:t>202.10.02</w:t>
+      </w:r>
+    </w:p>
+    <w:p>
+      <w:pPr>
+        <w:pStyle w:val="-"/>
+      </w:pPr>
+      <w:r>
+        <w:t xml:space="preserve">VR </w:t>
+      </w:r>
+      <w:r>
+        <w:rPr>
+          <w:rFonts w:hint="eastAsia"/>
+        </w:rPr>
+        <w:t>k</w:t>
+      </w:r>
+      <w:r>
+        <w:t xml:space="preserve">eyboard project focused on accurately </w:t>
+      </w:r>
+      <w:r>
+        <w:rPr>
+          <w:rFonts w:hint="eastAsia"/>
+        </w:rPr>
+        <w:t xml:space="preserve">detecting and tracking </w:t>
+      </w:r>
+      <w:r>
+        <w:t>fingertips. Research</w:t>
+      </w:r>
+      <w:r>
+        <w:t xml:space="preserve"> Assistant, </w:t>
       </w:r>
       <w:proofErr w:type="spellStart"/>
       <w:r>
-        <w:rPr>
-          <w:rFonts w:hint="eastAsia"/>
-        </w:rPr>
-        <w:t>Gachon</w:t>
+        <w:t>Inha</w:t>
       </w:r>
       <w:proofErr w:type="spellEnd"/>
       <w:r>
-        <w:t xml:space="preserve"> University</w:t>
-      </w:r>
-      <w:r>
-        <w:rPr>
-          <w:rFonts w:hint="eastAsia"/>
-        </w:rPr>
-        <w:t>, 2026.03.01 - Present</w:t>
+        <w:t xml:space="preserve"> University, 2019</w:t>
+      </w:r>
+      <w:r>
+        <w:rPr>
+          <w:rFonts w:hint="eastAsia"/>
+        </w:rPr>
+        <w:t xml:space="preserve"> - </w:t>
+      </w:r>
+      <w:r>
+        <w:t>2025</w:t>
       </w:r>
     </w:p>
     <w:p>
@@ -402,169 +559,6 @@
         <w:pStyle w:val="-"/>
       </w:pPr>
       <w:r>
-        <w:t xml:space="preserve">Multimodal </w:t>
-      </w:r>
-      <w:r>
-        <w:rPr>
-          <w:rFonts w:hint="eastAsia"/>
-        </w:rPr>
-        <w:t>approaches,</w:t>
-      </w:r>
-      <w:r>
-        <w:t xml:space="preserve"> Transformers, Diffusion models, LLM</w:t>
-      </w:r>
-      <w:r>
-        <w:rPr>
-          <w:rFonts w:hint="eastAsia"/>
-        </w:rPr>
-        <w:t xml:space="preserve"> agents</w:t>
-      </w:r>
-      <w:r>
-        <w:t>.</w:t>
-      </w:r>
-    </w:p>
-    <w:p>
-      <w:pPr>
-        <w:pStyle w:val="a"/>
-      </w:pPr>
-      <w:r>
-        <w:t>S</w:t>
-      </w:r>
-      <w:r>
-        <w:rPr>
-          <w:rFonts w:hint="eastAsia"/>
-        </w:rPr>
-        <w:t xml:space="preserve">enior </w:t>
-      </w:r>
-      <w:r>
-        <w:t xml:space="preserve">Researcher, </w:t>
-      </w:r>
-      <w:r>
-        <w:t xml:space="preserve">Voice AI </w:t>
-      </w:r>
-      <w:r>
-        <w:t xml:space="preserve">Research </w:t>
-      </w:r>
-      <w:r>
-        <w:t>Institute</w:t>
-      </w:r>
-      <w:r>
-        <w:t>,</w:t>
-      </w:r>
-      <w:r>
-        <w:t xml:space="preserve"> </w:t>
-      </w:r>
-      <w:proofErr w:type="spellStart"/>
-      <w:r>
-        <w:t>Inha</w:t>
-      </w:r>
-      <w:proofErr w:type="spellEnd"/>
-      <w:r>
-        <w:t xml:space="preserve"> University,</w:t>
-      </w:r>
-      <w:r>
-        <w:t xml:space="preserve"> 2025</w:t>
-      </w:r>
-      <w:r>
-        <w:t>.10.03</w:t>
-      </w:r>
-      <w:r>
-        <w:rPr>
-          <w:rFonts w:hint="eastAsia"/>
-        </w:rPr>
-        <w:t xml:space="preserve"> - </w:t>
-      </w:r>
-      <w:r>
-        <w:t>Present</w:t>
-      </w:r>
-    </w:p>
-    <w:p>
-      <w:pPr>
-        <w:pStyle w:val="-"/>
-      </w:pPr>
-      <w:r>
-        <w:t>Multimodal sign language recognition, Vision Transformers, Diffusion models, LLM.</w:t>
-      </w:r>
-    </w:p>
-    <w:p>
-      <w:pPr>
-        <w:pStyle w:val="a"/>
-      </w:pPr>
-      <w:r>
-        <w:t xml:space="preserve">Postdoctoral Researcher, KAIST, </w:t>
-      </w:r>
-      <w:proofErr w:type="spellStart"/>
-      <w:r>
-        <w:t>SpaceTop</w:t>
-      </w:r>
-      <w:proofErr w:type="spellEnd"/>
-      <w:r>
-        <w:t xml:space="preserve"> Research Center (ITRC), 2025</w:t>
-      </w:r>
-      <w:r>
-        <w:t>.03.17</w:t>
-      </w:r>
-      <w:r>
-        <w:rPr>
-          <w:rFonts w:hint="eastAsia"/>
-        </w:rPr>
-        <w:t xml:space="preserve"> -</w:t>
-      </w:r>
-      <w:r>
-        <w:t>202.10.02</w:t>
-      </w:r>
-    </w:p>
-    <w:p>
-      <w:pPr>
-        <w:pStyle w:val="-"/>
-      </w:pPr>
-      <w:r>
-        <w:t xml:space="preserve">VR </w:t>
-      </w:r>
-      <w:r>
-        <w:rPr>
-          <w:rFonts w:hint="eastAsia"/>
-        </w:rPr>
-        <w:t>k</w:t>
-      </w:r>
-      <w:r>
-        <w:t xml:space="preserve">eyboard project focused on accurately </w:t>
-      </w:r>
-      <w:r>
-        <w:rPr>
-          <w:rFonts w:hint="eastAsia"/>
-        </w:rPr>
-        <w:t xml:space="preserve">detecting and tracking </w:t>
-      </w:r>
-      <w:r>
-        <w:t>fingertips. Research</w:t>
-      </w:r>
-      <w:r>
-        <w:t xml:space="preserve"> Assistant, </w:t>
-      </w:r>
-      <w:proofErr w:type="spellStart"/>
-      <w:r>
-        <w:t>Inha</w:t>
-      </w:r>
-      <w:proofErr w:type="spellEnd"/>
-      <w:r>
-        <w:t xml:space="preserve"> University, 2019</w:t>
-      </w:r>
-      <w:r>
-        <w:rPr>
-          <w:rFonts w:hint="eastAsia"/>
-        </w:rPr>
-        <w:t xml:space="preserve"> - </w:t>
-      </w:r>
-      <w:r>
-        <w:t>2025</w:t>
-      </w:r>
-    </w:p>
-    <w:p>
-      <w:pPr>
-        <w:pStyle w:val="-"/>
-      </w:pPr>
-      <w:r>
         <w:t xml:space="preserve">Supported AI and medical AI courses and guided </w:t>
       </w:r>
       <w:r>
@@ -579,7 +573,7 @@
     </w:p>
     <w:p>
       <w:pPr>
-        <w:pStyle w:val="Heading1"/>
+        <w:pStyle w:val="1"/>
       </w:pPr>
       <w:r>
         <w:t>Teaching Experience</w:t>
@@ -641,8 +635,13 @@
       <w:pPr>
         <w:pStyle w:val="a"/>
       </w:pPr>
-      <w:r>
-        <w:t>Karshi Irrigation and Agrotechnology Institute, 2022</w:t>
+      <w:proofErr w:type="spellStart"/>
+      <w:r>
+        <w:t>Karshi</w:t>
+      </w:r>
+      <w:proofErr w:type="spellEnd"/>
+      <w:r>
+        <w:t xml:space="preserve"> Irrigation and Agrotechnology Institute, 2022</w:t>
       </w:r>
       <w:r>
         <w:rPr>
@@ -719,7 +718,7 @@
     </w:p>
     <w:p>
       <w:pPr>
-        <w:pStyle w:val="Heading1"/>
+        <w:pStyle w:val="1"/>
       </w:pPr>
       <w:r>
         <w:t>Awards</w:t>
@@ -842,7 +841,7 @@
     </w:p>
     <w:p>
       <w:pPr>
-        <w:pStyle w:val="Heading1"/>
+        <w:pStyle w:val="1"/>
       </w:pPr>
       <w:r>
         <w:t>Publications</w:t>
@@ -850,7 +849,7 @@
     </w:p>
     <w:p>
       <w:pPr>
-        <w:pStyle w:val="Heading2"/>
+        <w:pStyle w:val="2"/>
       </w:pPr>
       <w:r>
         <w:t xml:space="preserve">Journal </w:t>
@@ -1375,7 +1374,7 @@
     </w:p>
     <w:p>
       <w:pPr>
-        <w:pStyle w:val="Heading2"/>
+        <w:pStyle w:val="2"/>
       </w:pPr>
       <w:r>
         <w:lastRenderedPageBreak/>
@@ -1584,9 +1583,9 @@
     </w:p>
     <w:p>
       <w:pPr>
-        <w:pStyle w:val="Heading1"/>
-        <w:rPr>
-          <w:rStyle w:val="Char"/>
+        <w:pStyle w:val="1"/>
+        <w:rPr>
+          <w:rStyle w:val="Char4"/>
           <w:sz w:val="24"/>
           <w:szCs w:val="24"/>
         </w:rPr>
@@ -1807,7 +1806,7 @@
     </w:p>
     <w:p>
       <w:pPr>
-        <w:pStyle w:val="Heading1"/>
+        <w:pStyle w:val="1"/>
       </w:pPr>
       <w:r>
         <w:t>Technical Skills</w:t>
@@ -1847,7 +1846,7 @@
     </w:p>
     <w:p>
       <w:pPr>
-        <w:pStyle w:val="Heading1"/>
+        <w:pStyle w:val="1"/>
       </w:pPr>
       <w:r>
         <w:t>Languages</w:t>
@@ -1899,7 +1898,7 @@
     </w:p>
     <w:p>
       <w:pPr>
-        <w:pStyle w:val="Heading1"/>
+        <w:pStyle w:val="1"/>
       </w:pPr>
       <w:r>
         <w:t>References</w:t>
@@ -1998,6 +1997,99 @@
       <w:proofErr w:type="spellEnd"/>
       <w:r>
         <w:t xml:space="preserve"> Research Center</w:t>
+      </w:r>
+    </w:p>
+    <w:p>
+      <w:pPr>
+        <w:pStyle w:val="a"/>
+      </w:pPr>
+      <w:proofErr w:type="spellStart"/>
+      <w:r>
+        <w:rPr>
+          <w:rFonts w:ascii="Arial" w:hAnsi="Arial" w:cs="Arial"/>
+          <w:color w:val="222222"/>
+          <w:shd w:val="clear" w:color="auto" w:fill="FFFFFF"/>
+        </w:rPr>
+        <w:t>Jinsu</w:t>
+      </w:r>
+      <w:proofErr w:type="spellEnd"/>
+      <w:r>
+        <w:rPr>
+          <w:rFonts w:ascii="Arial" w:hAnsi="Arial" w:cs="Arial"/>
+          <w:color w:val="222222"/>
+          <w:shd w:val="clear" w:color="auto" w:fill="FFFFFF"/>
+        </w:rPr>
+        <w:t xml:space="preserve"> Cho</w:t>
+      </w:r>
+      <w:r>
+        <w:rPr>
+          <w:rFonts w:ascii="Arial" w:hAnsi="Arial" w:cs="Arial"/>
+          <w:color w:val="222222"/>
+          <w:shd w:val="clear" w:color="auto" w:fill="FFFFFF"/>
+        </w:rPr>
+        <w:t xml:space="preserve">, Professor, </w:t>
+      </w:r>
+      <w:proofErr w:type="spellStart"/>
+      <w:r>
+        <w:rPr>
+          <w:rFonts w:ascii="Arial" w:hAnsi="Arial" w:cs="Arial"/>
+          <w:color w:val="222222"/>
+          <w:shd w:val="clear" w:color="auto" w:fill="FFFFFF"/>
+        </w:rPr>
+        <w:t>Gachon</w:t>
+      </w:r>
+      <w:proofErr w:type="spellEnd"/>
+      <w:r>
+        <w:rPr>
+          <w:rFonts w:ascii="Arial" w:hAnsi="Arial" w:cs="Arial"/>
+          <w:color w:val="222222"/>
+          <w:shd w:val="clear" w:color="auto" w:fill="FFFFFF"/>
+        </w:rPr>
+        <w:t xml:space="preserve"> University, </w:t>
+      </w:r>
+      <w:hyperlink r:id="rId7" w:history="1">
+        <w:r>
+          <w:rPr>
+            <w:rStyle w:val="ae"/>
+            <w:rFonts w:ascii="Arial" w:hAnsi="Arial" w:cs="Arial"/>
+            <w:shd w:val="clear" w:color="auto" w:fill="FFFFFF"/>
+          </w:rPr>
+          <w:t>jscho@gachon.ac.kr</w:t>
+        </w:r>
+      </w:hyperlink>
+      <w:r>
+        <w:rPr>
+          <w:rFonts w:ascii="Arial" w:hAnsi="Arial" w:cs="Arial"/>
+          <w:color w:val="222222"/>
+          <w:shd w:val="clear" w:color="auto" w:fill="FFFFFF"/>
+        </w:rPr>
+        <w:t xml:space="preserve">, </w:t>
+      </w:r>
+      <w:r>
+        <w:rPr>
+          <w:rFonts w:ascii="Arial" w:hAnsi="Arial" w:cs="Arial"/>
+          <w:color w:val="222222"/>
+          <w:shd w:val="clear" w:color="auto" w:fill="FFFFFF"/>
+        </w:rPr>
+        <w:t>Intelligent Network &amp; Embedded Systems Lab</w:t>
+      </w:r>
+      <w:r>
+        <w:rPr>
+          <w:rFonts w:ascii="Arial" w:hAnsi="Arial" w:cs="Arial"/>
+          <w:color w:val="222222"/>
+          <w:shd w:val="clear" w:color="auto" w:fill="FFFFFF"/>
+        </w:rPr>
+        <w:t xml:space="preserve">, </w:t>
+      </w:r>
+      <w:bookmarkStart w:id="0" w:name="_GoBack"/>
+      <w:bookmarkEnd w:id="0"/>
+      <w:r>
+        <w:rPr>
+          <w:rFonts w:ascii="Arial" w:hAnsi="Arial" w:cs="Arial"/>
+          <w:color w:val="222222"/>
+          <w:shd w:val="clear" w:color="auto" w:fill="FFFFFF"/>
+        </w:rPr>
+        <w:t>Department of Computer Engineering</w:t>
       </w:r>
     </w:p>
     <w:p>
@@ -2028,7 +2120,7 @@
 </file>
 
 <file path=word/endnotes.xml><?xml version="1.0" encoding="utf-8"?>
-<w:endnotes xmlns:wpc="http://schemas.microsoft.com/office/word/2010/wordprocessingCanvas" xmlns:cx="http://schemas.microsoft.com/office/drawing/2014/chartex" xmlns:cx1="http://schemas.microsoft.com/office/drawing/2015/9/8/chartex" xmlns:cx2="http://schemas.microsoft.com/office/drawing/2015/10/21/chartex" xmlns:cx3="http://schemas.microsoft.com/office/drawing/2016/5/9/chartex" xmlns:cx4="http://schemas.microsoft.com/office/drawing/2016/5/10/chartex" xmlns:cx5="http://schemas.microsoft.com/office/drawing/2016/5/11/chartex" xmlns:cx6="http://schemas.microsoft.com/office/drawing/2016/5/12/chartex" xmlns:cx7="http://schemas.microsoft.com/office/drawing/2016/5/13/chartex" xmlns:cx8="http://schemas.microsoft.com/office/drawing/2016/5/14/chartex" xmlns:mc="http://schemas.openxmlformats.org/markup-compatibility/2006" xmlns:aink="http://schemas.microsoft.com/office/drawing/2016/ink" xmlns:am3d="http://schemas.microsoft.com/office/drawing/2017/model3d" xmlns:o="urn:schemas-microsoft-com:office:office" xmlns:oel="http://schemas.microsoft.com/office/2019/extlst" xmlns:r="http://schemas.openxmlformats.org/officeDocument/2006/relationships" xmlns:m="http://schemas.openxmlformats.org/officeDocument/2006/math" xmlns:v="urn:schemas-microsoft-com:vml" xmlns:wp14="http://schemas.microsoft.com/office/word/2010/wordprocessingDrawing" xmlns:wp="http://schemas.openxmlformats.org/drawingml/2006/wordprocessingDrawing" xmlns:w10="urn:schemas-microsoft-com:office:word" xmlns:w="http://schemas.openxmlformats.org/wordprocessingml/2006/main" xmlns:w14="http://schemas.microsoft.com/office/word/2010/wordml" xmlns:w15="http://schemas.microsoft.com/office/word/2012/wordml" xmlns:w16cex="http://schemas.microsoft.com/office/word/2018/wordml/cex" xmlns:w16cid="http://schemas.microsoft.com/office/word/2016/wordml/cid" xmlns:w16="http://schemas.microsoft.com/office/word/2018/wordml" xmlns:w16sdtdh="http://schemas.microsoft.com/office/word/2020/wordml/sdtdatahash" xmlns:w16se="http://schemas.microsoft.com/office/word/2015/wordml/symex" xmlns:wpg="http://schemas.microsoft.com/office/word/2010/wordprocessingGroup" xmlns:wpi="http://schemas.microsoft.com/office/word/2010/wordprocessingInk" xmlns:wne="http://schemas.microsoft.com/office/word/2006/wordml" xmlns:wps="http://schemas.microsoft.com/office/word/2010/wordprocessingShape" mc:Ignorable="w14 w15 w16se w16cid w16 w16cex w16sdtdh wp14">
+<w:endnotes xmlns:wpc="http://schemas.microsoft.com/office/word/2010/wordprocessingCanvas" xmlns:cx="http://schemas.microsoft.com/office/drawing/2014/chartex" xmlns:cx1="http://schemas.microsoft.com/office/drawing/2015/9/8/chartex" xmlns:cx2="http://schemas.microsoft.com/office/drawing/2015/10/21/chartex" xmlns:cx3="http://schemas.microsoft.com/office/drawing/2016/5/9/chartex" xmlns:cx4="http://schemas.microsoft.com/office/drawing/2016/5/10/chartex" xmlns:cx5="http://schemas.microsoft.com/office/drawing/2016/5/11/chartex" xmlns:cx6="http://schemas.microsoft.com/office/drawing/2016/5/12/chartex" xmlns:cx7="http://schemas.microsoft.com/office/drawing/2016/5/13/chartex" xmlns:cx8="http://schemas.microsoft.com/office/drawing/2016/5/14/chartex" xmlns:mc="http://schemas.openxmlformats.org/markup-compatibility/2006" xmlns:aink="http://schemas.microsoft.com/office/drawing/2016/ink" xmlns:am3d="http://schemas.microsoft.com/office/drawing/2017/model3d" xmlns:o="urn:schemas-microsoft-com:office:office" xmlns:r="http://schemas.openxmlformats.org/officeDocument/2006/relationships" xmlns:m="http://schemas.openxmlformats.org/officeDocument/2006/math" xmlns:v="urn:schemas-microsoft-com:vml" xmlns:wp14="http://schemas.microsoft.com/office/word/2010/wordprocessingDrawing" xmlns:wp="http://schemas.openxmlformats.org/drawingml/2006/wordprocessingDrawing" xmlns:w10="urn:schemas-microsoft-com:office:word" xmlns:w="http://schemas.openxmlformats.org/wordprocessingml/2006/main" xmlns:w14="http://schemas.microsoft.com/office/word/2010/wordml" xmlns:w15="http://schemas.microsoft.com/office/word/2012/wordml" xmlns:w16cid="http://schemas.microsoft.com/office/word/2016/wordml/cid" xmlns:w16se="http://schemas.microsoft.com/office/word/2015/wordml/symex" xmlns:wpg="http://schemas.microsoft.com/office/word/2010/wordprocessingGroup" xmlns:wpi="http://schemas.microsoft.com/office/word/2010/wordprocessingInk" xmlns:wne="http://schemas.microsoft.com/office/word/2006/wordml" xmlns:wps="http://schemas.microsoft.com/office/word/2010/wordprocessingShape" mc:Ignorable="w14 w15 w16se w16cid wp14">
   <w:endnote w:type="separator" w:id="-1">
     <w:p>
       <w:pPr>
@@ -2053,7 +2145,7 @@
 </file>
 
 <file path=word/footnotes.xml><?xml version="1.0" encoding="utf-8"?>
-<w:footnotes xmlns:wpc="http://schemas.microsoft.com/office/word/2010/wordprocessingCanvas" xmlns:cx="http://schemas.microsoft.com/office/drawing/2014/chartex" xmlns:cx1="http://schemas.microsoft.com/office/drawing/2015/9/8/chartex" xmlns:cx2="http://schemas.microsoft.com/office/drawing/2015/10/21/chartex" xmlns:cx3="http://schemas.microsoft.com/office/drawing/2016/5/9/chartex" xmlns:cx4="http://schemas.microsoft.com/office/drawing/2016/5/10/chartex" xmlns:cx5="http://schemas.microsoft.com/office/drawing/2016/5/11/chartex" xmlns:cx6="http://schemas.microsoft.com/office/drawing/2016/5/12/chartex" xmlns:cx7="http://schemas.microsoft.com/office/drawing/2016/5/13/chartex" xmlns:cx8="http://schemas.microsoft.com/office/drawing/2016/5/14/chartex" xmlns:mc="http://schemas.openxmlformats.org/markup-compatibility/2006" xmlns:aink="http://schemas.microsoft.com/office/drawing/2016/ink" xmlns:am3d="http://schemas.microsoft.com/office/drawing/2017/model3d" xmlns:o="urn:schemas-microsoft-com:office:office" xmlns:oel="http://schemas.microsoft.com/office/2019/extlst" xmlns:r="http://schemas.openxmlformats.org/officeDocument/2006/relationships" xmlns:m="http://schemas.openxmlformats.org/officeDocument/2006/math" xmlns:v="urn:schemas-microsoft-com:vml" xmlns:wp14="http://schemas.microsoft.com/office/word/2010/wordprocessingDrawing" xmlns:wp="http://schemas.openxmlformats.org/drawingml/2006/wordprocessingDrawing" xmlns:w10="urn:schemas-microsoft-com:office:word" xmlns:w="http://schemas.openxmlformats.org/wordprocessingml/2006/main" xmlns:w14="http://schemas.microsoft.com/office/word/2010/wordml" xmlns:w15="http://schemas.microsoft.com/office/word/2012/wordml" xmlns:w16cex="http://schemas.microsoft.com/office/word/2018/wordml/cex" xmlns:w16cid="http://schemas.microsoft.com/office/word/2016/wordml/cid" xmlns:w16="http://schemas.microsoft.com/office/word/2018/wordml" xmlns:w16sdtdh="http://schemas.microsoft.com/office/word/2020/wordml/sdtdatahash" xmlns:w16se="http://schemas.microsoft.com/office/word/2015/wordml/symex" xmlns:wpg="http://schemas.microsoft.com/office/word/2010/wordprocessingGroup" xmlns:wpi="http://schemas.microsoft.com/office/word/2010/wordprocessingInk" xmlns:wne="http://schemas.microsoft.com/office/word/2006/wordml" xmlns:wps="http://schemas.microsoft.com/office/word/2010/wordprocessingShape" mc:Ignorable="w14 w15 w16se w16cid w16 w16cex w16sdtdh wp14">
+<w:footnotes xmlns:wpc="http://schemas.microsoft.com/office/word/2010/wordprocessingCanvas" xmlns:cx="http://schemas.microsoft.com/office/drawing/2014/chartex" xmlns:cx1="http://schemas.microsoft.com/office/drawing/2015/9/8/chartex" xmlns:cx2="http://schemas.microsoft.com/office/drawing/2015/10/21/chartex" xmlns:cx3="http://schemas.microsoft.com/office/drawing/2016/5/9/chartex" xmlns:cx4="http://schemas.microsoft.com/office/drawing/2016/5/10/chartex" xmlns:cx5="http://schemas.microsoft.com/office/drawing/2016/5/11/chartex" xmlns:cx6="http://schemas.microsoft.com/office/drawing/2016/5/12/chartex" xmlns:cx7="http://schemas.microsoft.com/office/drawing/2016/5/13/chartex" xmlns:cx8="http://schemas.microsoft.com/office/drawing/2016/5/14/chartex" xmlns:mc="http://schemas.openxmlformats.org/markup-compatibility/2006" xmlns:aink="http://schemas.microsoft.com/office/drawing/2016/ink" xmlns:am3d="http://schemas.microsoft.com/office/drawing/2017/model3d" xmlns:o="urn:schemas-microsoft-com:office:office" xmlns:r="http://schemas.openxmlformats.org/officeDocument/2006/relationships" xmlns:m="http://schemas.openxmlformats.org/officeDocument/2006/math" xmlns:v="urn:schemas-microsoft-com:vml" xmlns:wp14="http://schemas.microsoft.com/office/word/2010/wordprocessingDrawing" xmlns:wp="http://schemas.openxmlformats.org/drawingml/2006/wordprocessingDrawing" xmlns:w10="urn:schemas-microsoft-com:office:word" xmlns:w="http://schemas.openxmlformats.org/wordprocessingml/2006/main" xmlns:w14="http://schemas.microsoft.com/office/word/2010/wordml" xmlns:w15="http://schemas.microsoft.com/office/word/2012/wordml" xmlns:w16cid="http://schemas.microsoft.com/office/word/2016/wordml/cid" xmlns:w16se="http://schemas.microsoft.com/office/word/2015/wordml/symex" xmlns:wpg="http://schemas.microsoft.com/office/word/2010/wordprocessingGroup" xmlns:wpi="http://schemas.microsoft.com/office/word/2010/wordprocessingInk" xmlns:wne="http://schemas.microsoft.com/office/word/2006/wordml" xmlns:wps="http://schemas.microsoft.com/office/word/2010/wordprocessingShape" mc:Ignorable="w14 w15 w16se w16cid wp14">
   <w:footnote w:type="separator" w:id="-1">
     <w:p>
       <w:pPr>
@@ -2078,7 +2170,7 @@
 </file>
 
 <file path=word/numbering.xml><?xml version="1.0" encoding="utf-8"?>
-<w:numbering xmlns:wpc="http://schemas.microsoft.com/office/word/2010/wordprocessingCanvas" xmlns:cx="http://schemas.microsoft.com/office/drawing/2014/chartex" xmlns:cx1="http://schemas.microsoft.com/office/drawing/2015/9/8/chartex" xmlns:cx2="http://schemas.microsoft.com/office/drawing/2015/10/21/chartex" xmlns:cx3="http://schemas.microsoft.com/office/drawing/2016/5/9/chartex" xmlns:cx4="http://schemas.microsoft.com/office/drawing/2016/5/10/chartex" xmlns:cx5="http://schemas.microsoft.com/office/drawing/2016/5/11/chartex" xmlns:cx6="http://schemas.microsoft.com/office/drawing/2016/5/12/chartex" xmlns:cx7="http://schemas.microsoft.com/office/drawing/2016/5/13/chartex" xmlns:cx8="http://schemas.microsoft.com/office/drawing/2016/5/14/chartex" xmlns:mc="http://schemas.openxmlformats.org/markup-compatibility/2006" xmlns:aink="http://schemas.microsoft.com/office/drawing/2016/ink" xmlns:am3d="http://schemas.microsoft.com/office/drawing/2017/model3d" xmlns:o="urn:schemas-microsoft-com:office:office" xmlns:oel="http://schemas.microsoft.com/office/2019/extlst" xmlns:r="http://schemas.openxmlformats.org/officeDocument/2006/relationships" xmlns:m="http://schemas.openxmlformats.org/officeDocument/2006/math" xmlns:v="urn:schemas-microsoft-com:vml" xmlns:wp14="http://schemas.microsoft.com/office/word/2010/wordprocessingDrawing" xmlns:wp="http://schemas.openxmlformats.org/drawingml/2006/wordprocessingDrawing" xmlns:w10="urn:schemas-microsoft-com:office:word" xmlns:w="http://schemas.openxmlformats.org/wordprocessingml/2006/main" xmlns:w14="http://schemas.microsoft.com/office/word/2010/wordml" xmlns:w15="http://schemas.microsoft.com/office/word/2012/wordml" xmlns:w16cex="http://schemas.microsoft.com/office/word/2018/wordml/cex" xmlns:w16cid="http://schemas.microsoft.com/office/word/2016/wordml/cid" xmlns:w16="http://schemas.microsoft.com/office/word/2018/wordml" xmlns:w16sdtdh="http://schemas.microsoft.com/office/word/2020/wordml/sdtdatahash" xmlns:w16se="http://schemas.microsoft.com/office/word/2015/wordml/symex" xmlns:wpg="http://schemas.microsoft.com/office/word/2010/wordprocessingGroup" xmlns:wpi="http://schemas.microsoft.com/office/word/2010/wordprocessingInk" xmlns:wne="http://schemas.microsoft.com/office/word/2006/wordml" xmlns:wps="http://schemas.microsoft.com/office/word/2010/wordprocessingShape" mc:Ignorable="w14 w15 w16se w16cid w16 w16cex w16sdtdh wp14">
+<w:numbering xmlns:wpc="http://schemas.microsoft.com/office/word/2010/wordprocessingCanvas" xmlns:cx="http://schemas.microsoft.com/office/drawing/2014/chartex" xmlns:cx1="http://schemas.microsoft.com/office/drawing/2015/9/8/chartex" xmlns:cx2="http://schemas.microsoft.com/office/drawing/2015/10/21/chartex" xmlns:cx3="http://schemas.microsoft.com/office/drawing/2016/5/9/chartex" xmlns:cx4="http://schemas.microsoft.com/office/drawing/2016/5/10/chartex" xmlns:cx5="http://schemas.microsoft.com/office/drawing/2016/5/11/chartex" xmlns:cx6="http://schemas.microsoft.com/office/drawing/2016/5/12/chartex" xmlns:cx7="http://schemas.microsoft.com/office/drawing/2016/5/13/chartex" xmlns:cx8="http://schemas.microsoft.com/office/drawing/2016/5/14/chartex" xmlns:mc="http://schemas.openxmlformats.org/markup-compatibility/2006" xmlns:aink="http://schemas.microsoft.com/office/drawing/2016/ink" xmlns:am3d="http://schemas.microsoft.com/office/drawing/2017/model3d" xmlns:o="urn:schemas-microsoft-com:office:office" xmlns:r="http://schemas.openxmlformats.org/officeDocument/2006/relationships" xmlns:m="http://schemas.openxmlformats.org/officeDocument/2006/math" xmlns:v="urn:schemas-microsoft-com:vml" xmlns:wp14="http://schemas.microsoft.com/office/word/2010/wordprocessingDrawing" xmlns:wp="http://schemas.openxmlformats.org/drawingml/2006/wordprocessingDrawing" xmlns:w10="urn:schemas-microsoft-com:office:word" xmlns:w="http://schemas.openxmlformats.org/wordprocessingml/2006/main" xmlns:w14="http://schemas.microsoft.com/office/word/2010/wordml" xmlns:w15="http://schemas.microsoft.com/office/word/2012/wordml" xmlns:w16cid="http://schemas.microsoft.com/office/word/2016/wordml/cid" xmlns:w16se="http://schemas.microsoft.com/office/word/2015/wordml/symex" xmlns:wpg="http://schemas.microsoft.com/office/word/2010/wordprocessingGroup" xmlns:wpi="http://schemas.microsoft.com/office/word/2010/wordprocessingInk" xmlns:wne="http://schemas.microsoft.com/office/word/2006/wordml" xmlns:wps="http://schemas.microsoft.com/office/word/2010/wordprocessingShape" mc:Ignorable="w14 w15 w16se w16cid wp14">
   <w:abstractNum w:abstractNumId="0" w15:restartNumberingAfterBreak="0">
     <w:nsid w:val="00126E14"/>
     <w:multiLevelType w:val="hybridMultilevel"/>
@@ -2307,17 +2399,17 @@
       </w:rPr>
     </w:lvl>
   </w:abstractNum>
-  <w:num w:numId="1" w16cid:durableId="446583054">
+  <w:num w:numId="1">
     <w:abstractNumId w:val="0"/>
   </w:num>
-  <w:num w:numId="2" w16cid:durableId="2023626001">
+  <w:num w:numId="2">
     <w:abstractNumId w:val="1"/>
   </w:num>
 </w:numbering>
 </file>
 
 <file path=word/styles.xml><?xml version="1.0" encoding="utf-8"?>
-<w:styles xmlns:mc="http://schemas.openxmlformats.org/markup-compatibility/2006" xmlns:r="http://schemas.openxmlformats.org/officeDocument/2006/relationships" xmlns:w="http://schemas.openxmlformats.org/wordprocessingml/2006/main" xmlns:w14="http://schemas.microsoft.com/office/word/2010/wordml" xmlns:w15="http://schemas.microsoft.com/office/word/2012/wordml" xmlns:w16cex="http://schemas.microsoft.com/office/word/2018/wordml/cex" xmlns:w16cid="http://schemas.microsoft.com/office/word/2016/wordml/cid" xmlns:w16="http://schemas.microsoft.com/office/word/2018/wordml" xmlns:w16sdtdh="http://schemas.microsoft.com/office/word/2020/wordml/sdtdatahash" xmlns:w16se="http://schemas.microsoft.com/office/word/2015/wordml/symex" mc:Ignorable="w14 w15 w16se w16cid w16 w16cex w16sdtdh">
+<w:styles xmlns:mc="http://schemas.openxmlformats.org/markup-compatibility/2006" xmlns:r="http://schemas.openxmlformats.org/officeDocument/2006/relationships" xmlns:w="http://schemas.openxmlformats.org/wordprocessingml/2006/main" xmlns:w14="http://schemas.microsoft.com/office/word/2010/wordml" xmlns:w15="http://schemas.microsoft.com/office/word/2012/wordml" xmlns:w16cid="http://schemas.microsoft.com/office/word/2016/wordml/cid" xmlns:w16se="http://schemas.microsoft.com/office/word/2015/wordml/symex" mc:Ignorable="w14 w15 w16se w16cid">
   <w:docDefaults>
     <w:rPrDefault>
       <w:rPr>
@@ -2335,7 +2427,7 @@
       </w:pPr>
     </w:pPrDefault>
   </w:docDefaults>
-  <w:latentStyles w:defLockedState="0" w:defUIPriority="99" w:defSemiHidden="0" w:defUnhideWhenUsed="0" w:defQFormat="0" w:count="376">
+  <w:latentStyles w:defLockedState="0" w:defUIPriority="99" w:defSemiHidden="0" w:defUnhideWhenUsed="0" w:defQFormat="0" w:count="375">
     <w:lsdException w:name="Normal" w:uiPriority="0" w:qFormat="1"/>
     <w:lsdException w:name="heading 1" w:uiPriority="9" w:qFormat="1"/>
     <w:lsdException w:name="heading 2" w:semiHidden="1" w:uiPriority="9" w:unhideWhenUsed="1" w:qFormat="1"/>
@@ -2711,9 +2803,8 @@
     <w:lsdException w:name="Smart Hyperlink" w:semiHidden="1" w:unhideWhenUsed="1"/>
     <w:lsdException w:name="Hashtag" w:semiHidden="1" w:unhideWhenUsed="1"/>
     <w:lsdException w:name="Unresolved Mention" w:semiHidden="1" w:unhideWhenUsed="1"/>
-    <w:lsdException w:name="Smart Link" w:semiHidden="1" w:unhideWhenUsed="1"/>
   </w:latentStyles>
-  <w:style w:type="paragraph" w:default="1" w:styleId="Normal">
+  <w:style w:type="paragraph" w:default="1" w:styleId="a0">
     <w:name w:val="Normal"/>
     <w:qFormat/>
     <w:rsid w:val="009856A6"/>
@@ -2723,11 +2814,11 @@
       <w:szCs w:val="20"/>
     </w:rPr>
   </w:style>
-  <w:style w:type="paragraph" w:styleId="Heading1">
+  <w:style w:type="paragraph" w:styleId="1">
     <w:name w:val="heading 1"/>
-    <w:basedOn w:val="Normal"/>
-    <w:next w:val="Normal"/>
-    <w:link w:val="Heading1Char"/>
+    <w:basedOn w:val="a0"/>
+    <w:next w:val="a0"/>
+    <w:link w:val="1Char"/>
     <w:uiPriority w:val="9"/>
     <w:qFormat/>
     <w:rsid w:val="009856A6"/>
@@ -2742,11 +2833,11 @@
       <w:szCs w:val="24"/>
     </w:rPr>
   </w:style>
-  <w:style w:type="paragraph" w:styleId="Heading2">
+  <w:style w:type="paragraph" w:styleId="2">
     <w:name w:val="heading 2"/>
-    <w:basedOn w:val="Normal"/>
-    <w:next w:val="Normal"/>
-    <w:link w:val="Heading2Char"/>
+    <w:basedOn w:val="a0"/>
+    <w:next w:val="a0"/>
+    <w:link w:val="2Char"/>
     <w:uiPriority w:val="9"/>
     <w:unhideWhenUsed/>
     <w:qFormat/>
@@ -2761,11 +2852,11 @@
       <w:szCs w:val="22"/>
     </w:rPr>
   </w:style>
-  <w:style w:type="paragraph" w:styleId="Heading3">
+  <w:style w:type="paragraph" w:styleId="3">
     <w:name w:val="heading 3"/>
-    <w:basedOn w:val="Normal"/>
-    <w:next w:val="Normal"/>
-    <w:link w:val="Heading3Char"/>
+    <w:basedOn w:val="a0"/>
+    <w:next w:val="a0"/>
+    <w:link w:val="3Char"/>
     <w:uiPriority w:val="9"/>
     <w:semiHidden/>
     <w:unhideWhenUsed/>
@@ -2784,11 +2875,11 @@
       <w:szCs w:val="28"/>
     </w:rPr>
   </w:style>
-  <w:style w:type="paragraph" w:styleId="Heading4">
+  <w:style w:type="paragraph" w:styleId="4">
     <w:name w:val="heading 4"/>
-    <w:basedOn w:val="Normal"/>
-    <w:next w:val="Normal"/>
-    <w:link w:val="Heading4Char"/>
+    <w:basedOn w:val="a0"/>
+    <w:next w:val="a0"/>
+    <w:link w:val="4Char"/>
     <w:uiPriority w:val="9"/>
     <w:semiHidden/>
     <w:unhideWhenUsed/>
@@ -2807,11 +2898,11 @@
       <w:color w:val="0F4761" w:themeColor="accent1" w:themeShade="BF"/>
     </w:rPr>
   </w:style>
-  <w:style w:type="paragraph" w:styleId="Heading5">
+  <w:style w:type="paragraph" w:styleId="5">
     <w:name w:val="heading 5"/>
-    <w:basedOn w:val="Normal"/>
-    <w:next w:val="Normal"/>
-    <w:link w:val="Heading5Char"/>
+    <w:basedOn w:val="a0"/>
+    <w:next w:val="a0"/>
+    <w:link w:val="5Char"/>
     <w:uiPriority w:val="9"/>
     <w:semiHidden/>
     <w:unhideWhenUsed/>
@@ -2828,11 +2919,11 @@
       <w:color w:val="0F4761" w:themeColor="accent1" w:themeShade="BF"/>
     </w:rPr>
   </w:style>
-  <w:style w:type="paragraph" w:styleId="Heading6">
+  <w:style w:type="paragraph" w:styleId="6">
     <w:name w:val="heading 6"/>
-    <w:basedOn w:val="Normal"/>
-    <w:next w:val="Normal"/>
-    <w:link w:val="Heading6Char"/>
+    <w:basedOn w:val="a0"/>
+    <w:next w:val="a0"/>
+    <w:link w:val="6Char"/>
     <w:uiPriority w:val="9"/>
     <w:semiHidden/>
     <w:unhideWhenUsed/>
@@ -2851,11 +2942,11 @@
       <w:color w:val="595959" w:themeColor="text1" w:themeTint="A6"/>
     </w:rPr>
   </w:style>
-  <w:style w:type="paragraph" w:styleId="Heading7">
+  <w:style w:type="paragraph" w:styleId="7">
     <w:name w:val="heading 7"/>
-    <w:basedOn w:val="Normal"/>
-    <w:next w:val="Normal"/>
-    <w:link w:val="Heading7Char"/>
+    <w:basedOn w:val="a0"/>
+    <w:next w:val="a0"/>
+    <w:link w:val="7Char"/>
     <w:uiPriority w:val="9"/>
     <w:semiHidden/>
     <w:unhideWhenUsed/>
@@ -2872,11 +2963,11 @@
       <w:color w:val="595959" w:themeColor="text1" w:themeTint="A6"/>
     </w:rPr>
   </w:style>
-  <w:style w:type="paragraph" w:styleId="Heading8">
+  <w:style w:type="paragraph" w:styleId="8">
     <w:name w:val="heading 8"/>
-    <w:basedOn w:val="Normal"/>
-    <w:next w:val="Normal"/>
-    <w:link w:val="Heading8Char"/>
+    <w:basedOn w:val="a0"/>
+    <w:next w:val="a0"/>
+    <w:link w:val="8Char"/>
     <w:uiPriority w:val="9"/>
     <w:semiHidden/>
     <w:unhideWhenUsed/>
@@ -2895,11 +2986,11 @@
       <w:color w:val="272727" w:themeColor="text1" w:themeTint="D8"/>
     </w:rPr>
   </w:style>
-  <w:style w:type="paragraph" w:styleId="Heading9">
+  <w:style w:type="paragraph" w:styleId="9">
     <w:name w:val="heading 9"/>
-    <w:basedOn w:val="Normal"/>
-    <w:next w:val="Normal"/>
-    <w:link w:val="Heading9Char"/>
+    <w:basedOn w:val="a0"/>
+    <w:next w:val="a0"/>
+    <w:link w:val="9Char"/>
     <w:uiPriority w:val="9"/>
     <w:semiHidden/>
     <w:unhideWhenUsed/>
@@ -2916,13 +3007,13 @@
       <w:color w:val="272727" w:themeColor="text1" w:themeTint="D8"/>
     </w:rPr>
   </w:style>
-  <w:style w:type="character" w:default="1" w:styleId="DefaultParagraphFont">
+  <w:style w:type="character" w:default="1" w:styleId="a1">
     <w:name w:val="Default Paragraph Font"/>
     <w:uiPriority w:val="1"/>
     <w:semiHidden/>
     <w:unhideWhenUsed/>
   </w:style>
-  <w:style w:type="table" w:default="1" w:styleId="TableNormal">
+  <w:style w:type="table" w:default="1" w:styleId="a2">
     <w:name w:val="Normal Table"/>
     <w:uiPriority w:val="99"/>
     <w:semiHidden/>
@@ -2937,16 +3028,16 @@
       </w:tblCellMar>
     </w:tblPr>
   </w:style>
-  <w:style w:type="numbering" w:default="1" w:styleId="NoList">
+  <w:style w:type="numbering" w:default="1" w:styleId="a3">
     <w:name w:val="No List"/>
     <w:uiPriority w:val="99"/>
     <w:semiHidden/>
     <w:unhideWhenUsed/>
   </w:style>
-  <w:style w:type="character" w:customStyle="1" w:styleId="Heading1Char">
-    <w:name w:val="Heading 1 Char"/>
-    <w:basedOn w:val="DefaultParagraphFont"/>
-    <w:link w:val="Heading1"/>
+  <w:style w:type="character" w:customStyle="1" w:styleId="1Char">
+    <w:name w:val="제목 1 Char"/>
+    <w:basedOn w:val="a1"/>
+    <w:link w:val="1"/>
     <w:uiPriority w:val="9"/>
     <w:rsid w:val="009856A6"/>
     <w:rPr>
@@ -2955,10 +3046,10 @@
       <w:bCs/>
     </w:rPr>
   </w:style>
-  <w:style w:type="character" w:customStyle="1" w:styleId="Heading2Char">
-    <w:name w:val="Heading 2 Char"/>
-    <w:basedOn w:val="DefaultParagraphFont"/>
-    <w:link w:val="Heading2"/>
+  <w:style w:type="character" w:customStyle="1" w:styleId="2Char">
+    <w:name w:val="제목 2 Char"/>
+    <w:basedOn w:val="a1"/>
+    <w:link w:val="2"/>
     <w:uiPriority w:val="9"/>
     <w:rsid w:val="00607207"/>
     <w:rPr>
@@ -2969,10 +3060,10 @@
       <w:szCs w:val="22"/>
     </w:rPr>
   </w:style>
-  <w:style w:type="character" w:customStyle="1" w:styleId="Heading3Char">
-    <w:name w:val="Heading 3 Char"/>
-    <w:basedOn w:val="DefaultParagraphFont"/>
-    <w:link w:val="Heading3"/>
+  <w:style w:type="character" w:customStyle="1" w:styleId="3Char">
+    <w:name w:val="제목 3 Char"/>
+    <w:basedOn w:val="a1"/>
+    <w:link w:val="3"/>
     <w:uiPriority w:val="9"/>
     <w:semiHidden/>
     <w:rsid w:val="009856A6"/>
@@ -2983,10 +3074,10 @@
       <w:szCs w:val="28"/>
     </w:rPr>
   </w:style>
-  <w:style w:type="character" w:customStyle="1" w:styleId="Heading4Char">
-    <w:name w:val="Heading 4 Char"/>
-    <w:basedOn w:val="DefaultParagraphFont"/>
-    <w:link w:val="Heading4"/>
+  <w:style w:type="character" w:customStyle="1" w:styleId="4Char">
+    <w:name w:val="제목 4 Char"/>
+    <w:basedOn w:val="a1"/>
+    <w:link w:val="4"/>
     <w:uiPriority w:val="9"/>
     <w:semiHidden/>
     <w:rsid w:val="009856A6"/>
@@ -2997,10 +3088,10 @@
       <w:color w:val="0F4761" w:themeColor="accent1" w:themeShade="BF"/>
     </w:rPr>
   </w:style>
-  <w:style w:type="character" w:customStyle="1" w:styleId="Heading5Char">
-    <w:name w:val="Heading 5 Char"/>
-    <w:basedOn w:val="DefaultParagraphFont"/>
-    <w:link w:val="Heading5"/>
+  <w:style w:type="character" w:customStyle="1" w:styleId="5Char">
+    <w:name w:val="제목 5 Char"/>
+    <w:basedOn w:val="a1"/>
+    <w:link w:val="5"/>
     <w:uiPriority w:val="9"/>
     <w:semiHidden/>
     <w:rsid w:val="009856A6"/>
@@ -3009,10 +3100,10 @@
       <w:color w:val="0F4761" w:themeColor="accent1" w:themeShade="BF"/>
     </w:rPr>
   </w:style>
-  <w:style w:type="character" w:customStyle="1" w:styleId="Heading6Char">
-    <w:name w:val="Heading 6 Char"/>
-    <w:basedOn w:val="DefaultParagraphFont"/>
-    <w:link w:val="Heading6"/>
+  <w:style w:type="character" w:customStyle="1" w:styleId="6Char">
+    <w:name w:val="제목 6 Char"/>
+    <w:basedOn w:val="a1"/>
+    <w:link w:val="6"/>
     <w:uiPriority w:val="9"/>
     <w:semiHidden/>
     <w:rsid w:val="009856A6"/>
@@ -3023,10 +3114,10 @@
       <w:color w:val="595959" w:themeColor="text1" w:themeTint="A6"/>
     </w:rPr>
   </w:style>
-  <w:style w:type="character" w:customStyle="1" w:styleId="Heading7Char">
-    <w:name w:val="Heading 7 Char"/>
-    <w:basedOn w:val="DefaultParagraphFont"/>
-    <w:link w:val="Heading7"/>
+  <w:style w:type="character" w:customStyle="1" w:styleId="7Char">
+    <w:name w:val="제목 7 Char"/>
+    <w:basedOn w:val="a1"/>
+    <w:link w:val="7"/>
     <w:uiPriority w:val="9"/>
     <w:semiHidden/>
     <w:rsid w:val="009856A6"/>
@@ -3035,10 +3126,10 @@
       <w:color w:val="595959" w:themeColor="text1" w:themeTint="A6"/>
     </w:rPr>
   </w:style>
-  <w:style w:type="character" w:customStyle="1" w:styleId="Heading8Char">
-    <w:name w:val="Heading 8 Char"/>
-    <w:basedOn w:val="DefaultParagraphFont"/>
-    <w:link w:val="Heading8"/>
+  <w:style w:type="character" w:customStyle="1" w:styleId="8Char">
+    <w:name w:val="제목 8 Char"/>
+    <w:basedOn w:val="a1"/>
+    <w:link w:val="8"/>
     <w:uiPriority w:val="9"/>
     <w:semiHidden/>
     <w:rsid w:val="009856A6"/>
@@ -3049,10 +3140,10 @@
       <w:color w:val="272727" w:themeColor="text1" w:themeTint="D8"/>
     </w:rPr>
   </w:style>
-  <w:style w:type="character" w:customStyle="1" w:styleId="Heading9Char">
-    <w:name w:val="Heading 9 Char"/>
-    <w:basedOn w:val="DefaultParagraphFont"/>
-    <w:link w:val="Heading9"/>
+  <w:style w:type="character" w:customStyle="1" w:styleId="9Char">
+    <w:name w:val="제목 9 Char"/>
+    <w:basedOn w:val="a1"/>
+    <w:link w:val="9"/>
     <w:uiPriority w:val="9"/>
     <w:semiHidden/>
     <w:rsid w:val="009856A6"/>
@@ -3061,11 +3152,11 @@
       <w:color w:val="272727" w:themeColor="text1" w:themeTint="D8"/>
     </w:rPr>
   </w:style>
-  <w:style w:type="paragraph" w:styleId="Title">
+  <w:style w:type="paragraph" w:styleId="a4">
     <w:name w:val="Title"/>
-    <w:basedOn w:val="Normal"/>
-    <w:next w:val="Normal"/>
-    <w:link w:val="TitleChar"/>
+    <w:basedOn w:val="a0"/>
+    <w:next w:val="a0"/>
+    <w:link w:val="Char"/>
     <w:uiPriority w:val="10"/>
     <w:qFormat/>
     <w:rsid w:val="009856A6"/>
@@ -3077,10 +3168,10 @@
       <w:szCs w:val="28"/>
     </w:rPr>
   </w:style>
-  <w:style w:type="character" w:customStyle="1" w:styleId="TitleChar">
-    <w:name w:val="Title Char"/>
-    <w:basedOn w:val="DefaultParagraphFont"/>
-    <w:link w:val="Title"/>
+  <w:style w:type="character" w:customStyle="1" w:styleId="Char">
+    <w:name w:val="제목 Char"/>
+    <w:basedOn w:val="a1"/>
+    <w:link w:val="a4"/>
     <w:uiPriority w:val="10"/>
     <w:rsid w:val="009856A6"/>
     <w:rPr>
@@ -3089,11 +3180,11 @@
       <w:szCs w:val="28"/>
     </w:rPr>
   </w:style>
-  <w:style w:type="paragraph" w:styleId="Subtitle">
+  <w:style w:type="paragraph" w:styleId="a5">
     <w:name w:val="Subtitle"/>
-    <w:basedOn w:val="Normal"/>
-    <w:next w:val="Normal"/>
-    <w:link w:val="SubtitleChar"/>
+    <w:basedOn w:val="a0"/>
+    <w:next w:val="a0"/>
+    <w:link w:val="Char0"/>
     <w:uiPriority w:val="11"/>
     <w:qFormat/>
     <w:rsid w:val="009856A6"/>
@@ -3110,10 +3201,10 @@
       <w:szCs w:val="28"/>
     </w:rPr>
   </w:style>
-  <w:style w:type="character" w:customStyle="1" w:styleId="SubtitleChar">
-    <w:name w:val="Subtitle Char"/>
-    <w:basedOn w:val="DefaultParagraphFont"/>
-    <w:link w:val="Subtitle"/>
+  <w:style w:type="character" w:customStyle="1" w:styleId="Char0">
+    <w:name w:val="부제 Char"/>
+    <w:basedOn w:val="a1"/>
+    <w:link w:val="a5"/>
     <w:uiPriority w:val="11"/>
     <w:rsid w:val="009856A6"/>
     <w:rPr>
@@ -3124,11 +3215,11 @@
       <w:szCs w:val="28"/>
     </w:rPr>
   </w:style>
-  <w:style w:type="paragraph" w:styleId="Quote">
+  <w:style w:type="paragraph" w:styleId="a6">
     <w:name w:val="Quote"/>
-    <w:basedOn w:val="Normal"/>
-    <w:next w:val="Normal"/>
-    <w:link w:val="QuoteChar"/>
+    <w:basedOn w:val="a0"/>
+    <w:next w:val="a0"/>
+    <w:link w:val="Char1"/>
     <w:uiPriority w:val="29"/>
     <w:qFormat/>
     <w:rsid w:val="009856A6"/>
@@ -3142,10 +3233,10 @@
       <w:color w:val="404040" w:themeColor="text1" w:themeTint="BF"/>
     </w:rPr>
   </w:style>
-  <w:style w:type="character" w:customStyle="1" w:styleId="QuoteChar">
-    <w:name w:val="Quote Char"/>
-    <w:basedOn w:val="DefaultParagraphFont"/>
-    <w:link w:val="Quote"/>
+  <w:style w:type="character" w:customStyle="1" w:styleId="Char1">
+    <w:name w:val="인용 Char"/>
+    <w:basedOn w:val="a1"/>
+    <w:link w:val="a6"/>
     <w:uiPriority w:val="29"/>
     <w:rsid w:val="009856A6"/>
     <w:rPr>
@@ -3154,10 +3245,10 @@
       <w:color w:val="404040" w:themeColor="text1" w:themeTint="BF"/>
     </w:rPr>
   </w:style>
-  <w:style w:type="paragraph" w:styleId="ListParagraph">
+  <w:style w:type="paragraph" w:styleId="a7">
     <w:name w:val="List Paragraph"/>
-    <w:basedOn w:val="Normal"/>
-    <w:link w:val="ListParagraphChar"/>
+    <w:basedOn w:val="a0"/>
+    <w:link w:val="Char2"/>
     <w:uiPriority w:val="34"/>
     <w:qFormat/>
     <w:rsid w:val="009856A6"/>
@@ -3166,9 +3257,9 @@
       <w:contextualSpacing/>
     </w:pPr>
   </w:style>
-  <w:style w:type="character" w:styleId="IntenseEmphasis">
+  <w:style w:type="character" w:styleId="a8">
     <w:name w:val="Intense Emphasis"/>
-    <w:basedOn w:val="DefaultParagraphFont"/>
+    <w:basedOn w:val="a1"/>
     <w:uiPriority w:val="21"/>
     <w:qFormat/>
     <w:rsid w:val="009856A6"/>
@@ -3178,11 +3269,11 @@
       <w:color w:val="0F4761" w:themeColor="accent1" w:themeShade="BF"/>
     </w:rPr>
   </w:style>
-  <w:style w:type="paragraph" w:styleId="IntenseQuote">
+  <w:style w:type="paragraph" w:styleId="a9">
     <w:name w:val="Intense Quote"/>
-    <w:basedOn w:val="Normal"/>
-    <w:next w:val="Normal"/>
-    <w:link w:val="IntenseQuoteChar"/>
+    <w:basedOn w:val="a0"/>
+    <w:next w:val="a0"/>
+    <w:link w:val="Char3"/>
     <w:uiPriority w:val="30"/>
     <w:qFormat/>
     <w:rsid w:val="009856A6"/>
@@ -3201,10 +3292,10 @@
       <w:color w:val="0F4761" w:themeColor="accent1" w:themeShade="BF"/>
     </w:rPr>
   </w:style>
-  <w:style w:type="character" w:customStyle="1" w:styleId="IntenseQuoteChar">
-    <w:name w:val="Intense Quote Char"/>
-    <w:basedOn w:val="DefaultParagraphFont"/>
-    <w:link w:val="IntenseQuote"/>
+  <w:style w:type="character" w:customStyle="1" w:styleId="Char3">
+    <w:name w:val="강한 인용 Char"/>
+    <w:basedOn w:val="a1"/>
+    <w:link w:val="a9"/>
     <w:uiPriority w:val="30"/>
     <w:rsid w:val="009856A6"/>
     <w:rPr>
@@ -3213,9 +3304,9 @@
       <w:color w:val="0F4761" w:themeColor="accent1" w:themeShade="BF"/>
     </w:rPr>
   </w:style>
-  <w:style w:type="character" w:styleId="IntenseReference">
+  <w:style w:type="character" w:styleId="aa">
     <w:name w:val="Intense Reference"/>
-    <w:basedOn w:val="DefaultParagraphFont"/>
+    <w:basedOn w:val="a1"/>
     <w:uiPriority w:val="32"/>
     <w:qFormat/>
     <w:rsid w:val="009856A6"/>
@@ -3229,8 +3320,8 @@
   </w:style>
   <w:style w:type="paragraph" w:customStyle="1" w:styleId="a">
     <w:name w:val="*"/>
-    <w:basedOn w:val="ListParagraph"/>
-    <w:link w:val="Char"/>
+    <w:basedOn w:val="a7"/>
+    <w:link w:val="Char4"/>
     <w:qFormat/>
     <w:rsid w:val="009856A6"/>
     <w:pPr>
@@ -3241,10 +3332,10 @@
       <w:contextualSpacing w:val="0"/>
     </w:pPr>
   </w:style>
-  <w:style w:type="character" w:customStyle="1" w:styleId="ListParagraphChar">
-    <w:name w:val="List Paragraph Char"/>
-    <w:basedOn w:val="DefaultParagraphFont"/>
-    <w:link w:val="ListParagraph"/>
+  <w:style w:type="character" w:customStyle="1" w:styleId="Char2">
+    <w:name w:val="목록 단락 Char"/>
+    <w:basedOn w:val="a1"/>
+    <w:link w:val="a7"/>
     <w:uiPriority w:val="34"/>
     <w:rsid w:val="009856A6"/>
     <w:rPr>
@@ -3253,9 +3344,9 @@
       <w:szCs w:val="20"/>
     </w:rPr>
   </w:style>
-  <w:style w:type="character" w:customStyle="1" w:styleId="Char">
+  <w:style w:type="character" w:customStyle="1" w:styleId="Char4">
     <w:name w:val="* Char"/>
-    <w:basedOn w:val="ListParagraphChar"/>
+    <w:basedOn w:val="Char2"/>
     <w:link w:val="a"/>
     <w:rsid w:val="009856A6"/>
     <w:rPr>
@@ -3280,7 +3371,7 @@
   </w:style>
   <w:style w:type="character" w:customStyle="1" w:styleId="-Char">
     <w:name w:val="- Char"/>
-    <w:basedOn w:val="Char"/>
+    <w:basedOn w:val="Char4"/>
     <w:link w:val="-"/>
     <w:rsid w:val="009856A6"/>
     <w:rPr>
@@ -3289,9 +3380,9 @@
       <w:szCs w:val="20"/>
     </w:rPr>
   </w:style>
-  <w:style w:type="character" w:styleId="CommentReference">
+  <w:style w:type="character" w:styleId="ab">
     <w:name w:val="annotation reference"/>
-    <w:basedOn w:val="DefaultParagraphFont"/>
+    <w:basedOn w:val="a1"/>
     <w:uiPriority w:val="99"/>
     <w:semiHidden/>
     <w:unhideWhenUsed/>
@@ -3301,10 +3392,10 @@
       <w:szCs w:val="16"/>
     </w:rPr>
   </w:style>
-  <w:style w:type="paragraph" w:styleId="CommentText">
+  <w:style w:type="paragraph" w:styleId="ac">
     <w:name w:val="annotation text"/>
-    <w:basedOn w:val="Normal"/>
-    <w:link w:val="CommentTextChar"/>
+    <w:basedOn w:val="a0"/>
+    <w:link w:val="Char5"/>
     <w:uiPriority w:val="99"/>
     <w:semiHidden/>
     <w:unhideWhenUsed/>
@@ -3313,10 +3404,10 @@
       <w:spacing w:line="240" w:lineRule="auto"/>
     </w:pPr>
   </w:style>
-  <w:style w:type="character" w:customStyle="1" w:styleId="CommentTextChar">
-    <w:name w:val="Comment Text Char"/>
-    <w:basedOn w:val="DefaultParagraphFont"/>
-    <w:link w:val="CommentText"/>
+  <w:style w:type="character" w:customStyle="1" w:styleId="Char5">
+    <w:name w:val="메모 텍스트 Char"/>
+    <w:basedOn w:val="a1"/>
+    <w:link w:val="ac"/>
     <w:uiPriority w:val="99"/>
     <w:semiHidden/>
     <w:rsid w:val="004940E1"/>
@@ -3326,11 +3417,11 @@
       <w:szCs w:val="20"/>
     </w:rPr>
   </w:style>
-  <w:style w:type="paragraph" w:styleId="CommentSubject">
+  <w:style w:type="paragraph" w:styleId="ad">
     <w:name w:val="annotation subject"/>
-    <w:basedOn w:val="CommentText"/>
-    <w:next w:val="CommentText"/>
-    <w:link w:val="CommentSubjectChar"/>
+    <w:basedOn w:val="ac"/>
+    <w:next w:val="ac"/>
+    <w:link w:val="Char6"/>
     <w:uiPriority w:val="99"/>
     <w:semiHidden/>
     <w:unhideWhenUsed/>
@@ -3340,10 +3431,10 @@
       <w:bCs/>
     </w:rPr>
   </w:style>
-  <w:style w:type="character" w:customStyle="1" w:styleId="CommentSubjectChar">
-    <w:name w:val="Comment Subject Char"/>
-    <w:basedOn w:val="CommentTextChar"/>
-    <w:link w:val="CommentSubject"/>
+  <w:style w:type="character" w:customStyle="1" w:styleId="Char6">
+    <w:name w:val="메모 주제 Char"/>
+    <w:basedOn w:val="Char5"/>
+    <w:link w:val="ad"/>
     <w:uiPriority w:val="99"/>
     <w:semiHidden/>
     <w:rsid w:val="004940E1"/>
@@ -3355,9 +3446,9 @@
       <w:szCs w:val="20"/>
     </w:rPr>
   </w:style>
-  <w:style w:type="character" w:styleId="Hyperlink">
+  <w:style w:type="character" w:styleId="ae">
     <w:name w:val="Hyperlink"/>
-    <w:basedOn w:val="DefaultParagraphFont"/>
+    <w:basedOn w:val="a1"/>
     <w:uiPriority w:val="99"/>
     <w:unhideWhenUsed/>
     <w:rsid w:val="004940E1"/>
@@ -3366,9 +3457,9 @@
       <w:u w:val="single"/>
     </w:rPr>
   </w:style>
-  <w:style w:type="character" w:styleId="UnresolvedMention">
+  <w:style w:type="character" w:styleId="af">
     <w:name w:val="Unresolved Mention"/>
-    <w:basedOn w:val="DefaultParagraphFont"/>
+    <w:basedOn w:val="a1"/>
     <w:uiPriority w:val="99"/>
     <w:semiHidden/>
     <w:unhideWhenUsed/>
@@ -3378,10 +3469,10 @@
       <w:shd w:val="clear" w:color="auto" w:fill="E1DFDD"/>
     </w:rPr>
   </w:style>
-  <w:style w:type="paragraph" w:styleId="BalloonText">
+  <w:style w:type="paragraph" w:styleId="af0">
     <w:name w:val="Balloon Text"/>
-    <w:basedOn w:val="Normal"/>
-    <w:link w:val="BalloonTextChar"/>
+    <w:basedOn w:val="a0"/>
+    <w:link w:val="Char7"/>
     <w:uiPriority w:val="99"/>
     <w:semiHidden/>
     <w:unhideWhenUsed/>
@@ -3395,10 +3486,10 @@
       <w:szCs w:val="18"/>
     </w:rPr>
   </w:style>
-  <w:style w:type="character" w:customStyle="1" w:styleId="BalloonTextChar">
-    <w:name w:val="Balloon Text Char"/>
-    <w:basedOn w:val="DefaultParagraphFont"/>
-    <w:link w:val="BalloonText"/>
+  <w:style w:type="character" w:customStyle="1" w:styleId="Char7">
+    <w:name w:val="풍선 도움말 텍스트 Char"/>
+    <w:basedOn w:val="a1"/>
+    <w:link w:val="af0"/>
     <w:uiPriority w:val="99"/>
     <w:semiHidden/>
     <w:rsid w:val="00CB069D"/>
@@ -3408,10 +3499,10 @@
       <w:szCs w:val="18"/>
     </w:rPr>
   </w:style>
-  <w:style w:type="paragraph" w:styleId="Header">
+  <w:style w:type="paragraph" w:styleId="af1">
     <w:name w:val="header"/>
-    <w:basedOn w:val="Normal"/>
-    <w:link w:val="HeaderChar"/>
+    <w:basedOn w:val="a0"/>
+    <w:link w:val="Char8"/>
     <w:uiPriority w:val="99"/>
     <w:unhideWhenUsed/>
     <w:rsid w:val="00C252C7"/>
@@ -3423,10 +3514,10 @@
       <w:snapToGrid w:val="0"/>
     </w:pPr>
   </w:style>
-  <w:style w:type="character" w:customStyle="1" w:styleId="HeaderChar">
-    <w:name w:val="Header Char"/>
-    <w:basedOn w:val="DefaultParagraphFont"/>
-    <w:link w:val="Header"/>
+  <w:style w:type="character" w:customStyle="1" w:styleId="Char8">
+    <w:name w:val="머리글 Char"/>
+    <w:basedOn w:val="a1"/>
+    <w:link w:val="af1"/>
     <w:uiPriority w:val="99"/>
     <w:rsid w:val="00C252C7"/>
     <w:rPr>
@@ -3435,10 +3526,10 @@
       <w:szCs w:val="20"/>
     </w:rPr>
   </w:style>
-  <w:style w:type="paragraph" w:styleId="Footer">
+  <w:style w:type="paragraph" w:styleId="af2">
     <w:name w:val="footer"/>
-    <w:basedOn w:val="Normal"/>
-    <w:link w:val="FooterChar"/>
+    <w:basedOn w:val="a0"/>
+    <w:link w:val="Char9"/>
     <w:uiPriority w:val="99"/>
     <w:unhideWhenUsed/>
     <w:rsid w:val="00C252C7"/>
@@ -3450,10 +3541,10 @@
       <w:snapToGrid w:val="0"/>
     </w:pPr>
   </w:style>
-  <w:style w:type="character" w:customStyle="1" w:styleId="FooterChar">
-    <w:name w:val="Footer Char"/>
-    <w:basedOn w:val="DefaultParagraphFont"/>
-    <w:link w:val="Footer"/>
+  <w:style w:type="character" w:customStyle="1" w:styleId="Char9">
+    <w:name w:val="바닥글 Char"/>
+    <w:basedOn w:val="a1"/>
+    <w:link w:val="af2"/>
     <w:uiPriority w:val="99"/>
     <w:rsid w:val="00C252C7"/>
     <w:rPr>

--- a/assets/CV_Mukhiddin_Toshpulatov.docx
+++ b/assets/CV_Mukhiddin_Toshpulatov.docx
@@ -164,7 +164,12 @@
       </w:r>
       <w:proofErr w:type="spellStart"/>
       <w:r>
-        <w:t>Keypoint</w:t>
+        <w:t>Ke</w:t>
+      </w:r>
+      <w:bookmarkStart w:id="0" w:name="_GoBack"/>
+      <w:bookmarkEnd w:id="0"/>
+      <w:r>
+        <w:t>ypoint</w:t>
       </w:r>
       <w:proofErr w:type="spellEnd"/>
       <w:r>
@@ -630,6 +635,9 @@
       <w:r>
         <w:t xml:space="preserve"> in Computer Vision</w:t>
       </w:r>
+      <w:r>
+        <w:t>, Cybersecurity.</w:t>
+      </w:r>
     </w:p>
     <w:p>
       <w:pPr>
@@ -749,7 +757,7 @@
       </w:r>
       <w:proofErr w:type="spellStart"/>
       <w:r>
-        <w:t>BigDas</w:t>
+        <w:t>BigData</w:t>
       </w:r>
       <w:proofErr w:type="spellEnd"/>
       <w:r>
@@ -878,6 +886,9 @@
         <w:t>Safarov</w:t>
       </w:r>
       <w:r>
+        <w:t>,</w:t>
+      </w:r>
+      <w:r>
         <w:rPr>
           <w:rFonts w:hint="eastAsia"/>
         </w:rPr>
@@ -896,7 +907,13 @@
         <w:t xml:space="preserve"> </w:t>
       </w:r>
       <w:r>
-        <w:t>et al (202</w:t>
+        <w:t>et al</w:t>
+      </w:r>
+      <w:r>
+        <w:t>.</w:t>
+      </w:r>
+      <w:r>
+        <w:t xml:space="preserve"> (202</w:t>
       </w:r>
       <w:r>
         <w:rPr>
@@ -967,7 +984,13 @@
         <w:t xml:space="preserve"> </w:t>
       </w:r>
       <w:r>
-        <w:t>Toshpulatov, M., et al (202</w:t>
+        <w:t>Toshpulatov, M., et al</w:t>
+      </w:r>
+      <w:r>
+        <w:t>.</w:t>
+      </w:r>
+      <w:r>
+        <w:t xml:space="preserve"> (202</w:t>
       </w:r>
       <w:r>
         <w:t>5</w:t>
@@ -1379,6 +1402,173 @@
       <w:r>
         <w:lastRenderedPageBreak/>
         <w:t>Conference Papers</w:t>
+      </w:r>
+    </w:p>
+    <w:p>
+      <w:pPr>
+        <w:pStyle w:val="a"/>
+        <w:rPr>
+          <w:color w:val="FF0000"/>
+        </w:rPr>
+      </w:pPr>
+      <w:r>
+        <w:t>Toshpulatov, M., Lee, W., Lee, S.</w:t>
+      </w:r>
+      <w:r>
+        <w:t xml:space="preserve">, </w:t>
+      </w:r>
+      <w:r>
+        <w:t xml:space="preserve">&amp; </w:t>
+      </w:r>
+      <w:r>
+        <w:t>Lee G.</w:t>
+      </w:r>
+      <w:r>
+        <w:t xml:space="preserve"> (2024). </w:t>
+      </w:r>
+      <w:r>
+        <w:t>Real-Time Multimodal Fingertip Contact Detection via Depth and Motion Fusion for Vision-Based Human-Computer Interaction</w:t>
+      </w:r>
+      <w:r>
+        <w:t xml:space="preserve">, </w:t>
+      </w:r>
+      <w:r>
+        <w:t xml:space="preserve">in Proceedings </w:t>
+      </w:r>
+      <w:r>
+        <w:t>CVPR</w:t>
+      </w:r>
+      <w:r>
+        <w:t xml:space="preserve"> </w:t>
+      </w:r>
+      <w:r>
+        <w:t>202</w:t>
+      </w:r>
+      <w:r>
+        <w:t>6</w:t>
+      </w:r>
+      <w:r>
+        <w:t xml:space="preserve">, </w:t>
+      </w:r>
+      <w:r>
+        <w:rPr>
+          <w:color w:val="FF0000"/>
+        </w:rPr>
+        <w:t>185-187 (Best Paper Award).</w:t>
+      </w:r>
+    </w:p>
+    <w:p>
+      <w:pPr>
+        <w:pStyle w:val="a"/>
+      </w:pPr>
+      <w:r>
+        <w:t>Toshpulatov, M., Lee, W.</w:t>
+      </w:r>
+      <w:r>
+        <w:t xml:space="preserve">, </w:t>
+      </w:r>
+      <w:r>
+        <w:t>Lee</w:t>
+      </w:r>
+      <w:r>
+        <w:t xml:space="preserve">, S., </w:t>
+      </w:r>
+      <w:proofErr w:type="spellStart"/>
+      <w:r>
+        <w:t>Kuvandikov</w:t>
+      </w:r>
+      <w:proofErr w:type="spellEnd"/>
+      <w:r>
+        <w:t>, J., &amp; Oh,</w:t>
+      </w:r>
+      <w:r>
+        <w:t xml:space="preserve"> </w:t>
+      </w:r>
+      <w:r>
+        <w:t xml:space="preserve">S. </w:t>
+      </w:r>
+      <w:r>
+        <w:t xml:space="preserve">(2024). </w:t>
+      </w:r>
+      <w:proofErr w:type="spellStart"/>
+      <w:r>
+        <w:t>Sentimentogram</w:t>
+      </w:r>
+      <w:proofErr w:type="spellEnd"/>
+      <w:r>
+        <w:t>: Learning Personalized Emotion Visualizations from User Preferences</w:t>
+      </w:r>
+      <w:r>
+        <w:t xml:space="preserve">, in Proceedings </w:t>
+      </w:r>
+      <w:r>
+        <w:t>ACL Findings</w:t>
+      </w:r>
+      <w:r>
+        <w:t>, 2026</w:t>
+      </w:r>
+      <w:r>
+        <w:t>.</w:t>
+      </w:r>
+    </w:p>
+    <w:p>
+      <w:pPr>
+        <w:pStyle w:val="a"/>
+      </w:pPr>
+      <w:r>
+        <w:t xml:space="preserve">Toshpulatov, M., </w:t>
+      </w:r>
+      <w:r>
+        <w:t xml:space="preserve">&amp; </w:t>
+      </w:r>
+      <w:r>
+        <w:t xml:space="preserve">Lee, W. (2024). </w:t>
+      </w:r>
+      <w:hyperlink r:id="rId7" w:history="1">
+        <w:r>
+          <w:rPr>
+            <w:rStyle w:val="ae"/>
+            <w:rFonts w:ascii="Arial" w:hAnsi="Arial" w:cs="Arial"/>
+            <w:color w:val="1A0DAB"/>
+            <w:shd w:val="clear" w:color="auto" w:fill="FFFFFF"/>
+          </w:rPr>
+          <w:t>Enhancing Sign Language Recognition: A Computationally Efficient and Interpretable Multi-Modal Approach</w:t>
+        </w:r>
+      </w:hyperlink>
+      <w:r>
+        <w:t xml:space="preserve">, in Proceedings </w:t>
+      </w:r>
+      <w:r>
+        <w:t xml:space="preserve">Big Data </w:t>
+      </w:r>
+      <w:r>
+        <w:t>and Smart Computing (BigComp</w:t>
+      </w:r>
+      <w:r>
+        <w:t>202</w:t>
+      </w:r>
+      <w:r>
+        <w:t>6</w:t>
+      </w:r>
+      <w:r>
+        <w:t>)</w:t>
+      </w:r>
+      <w:proofErr w:type="gramStart"/>
+      <w:r>
+        <w:t xml:space="preserve">, </w:t>
+      </w:r>
+      <w:r>
+        <w:t>.</w:t>
+      </w:r>
+      <w:proofErr w:type="gramEnd"/>
+      <w:r>
+        <w:t>pp.</w:t>
+      </w:r>
+      <w:r>
+        <w:t>390-393</w:t>
+      </w:r>
+      <w:r>
+        <w:t>.</w:t>
       </w:r>
     </w:p>
     <w:p>
@@ -1809,6 +1999,7 @@
         <w:pStyle w:val="1"/>
       </w:pPr>
       <w:r>
+        <w:lastRenderedPageBreak/>
         <w:t>Technical Skills</w:t>
       </w:r>
     </w:p>
@@ -1910,7 +2101,6 @@
       </w:pPr>
       <w:proofErr w:type="spellStart"/>
       <w:r>
-        <w:lastRenderedPageBreak/>
         <w:t>Wookey</w:t>
       </w:r>
       <w:proofErr w:type="spellEnd"/>
@@ -2019,35 +2209,27 @@
           <w:color w:val="222222"/>
           <w:shd w:val="clear" w:color="auto" w:fill="FFFFFF"/>
         </w:rPr>
-        <w:t xml:space="preserve"> Cho</w:t>
-      </w:r>
+        <w:t xml:space="preserve"> Cho, Professor, </w:t>
+      </w:r>
+      <w:proofErr w:type="spellStart"/>
       <w:r>
         <w:rPr>
           <w:rFonts w:ascii="Arial" w:hAnsi="Arial" w:cs="Arial"/>
           <w:color w:val="222222"/>
           <w:shd w:val="clear" w:color="auto" w:fill="FFFFFF"/>
         </w:rPr>
-        <w:t xml:space="preserve">, Professor, </w:t>
-      </w:r>
-      <w:proofErr w:type="spellStart"/>
+        <w:t>Gachon</w:t>
+      </w:r>
+      <w:proofErr w:type="spellEnd"/>
       <w:r>
         <w:rPr>
           <w:rFonts w:ascii="Arial" w:hAnsi="Arial" w:cs="Arial"/>
           <w:color w:val="222222"/>
           <w:shd w:val="clear" w:color="auto" w:fill="FFFFFF"/>
         </w:rPr>
-        <w:t>Gachon</w:t>
-      </w:r>
-      <w:proofErr w:type="spellEnd"/>
-      <w:r>
-        <w:rPr>
-          <w:rFonts w:ascii="Arial" w:hAnsi="Arial" w:cs="Arial"/>
-          <w:color w:val="222222"/>
-          <w:shd w:val="clear" w:color="auto" w:fill="FFFFFF"/>
-        </w:rPr>
         <w:t xml:space="preserve"> University, </w:t>
       </w:r>
-      <w:hyperlink r:id="rId7" w:history="1">
+      <w:hyperlink r:id="rId8" w:history="1">
         <w:r>
           <w:rPr>
             <w:rStyle w:val="ae"/>
@@ -2071,25 +2253,7 @@
           <w:color w:val="222222"/>
           <w:shd w:val="clear" w:color="auto" w:fill="FFFFFF"/>
         </w:rPr>
-        <w:t>Intelligent Network &amp; Embedded Systems Lab</w:t>
-      </w:r>
-      <w:r>
-        <w:rPr>
-          <w:rFonts w:ascii="Arial" w:hAnsi="Arial" w:cs="Arial"/>
-          <w:color w:val="222222"/>
-          <w:shd w:val="clear" w:color="auto" w:fill="FFFFFF"/>
-        </w:rPr>
-        <w:t xml:space="preserve">, </w:t>
-      </w:r>
-      <w:bookmarkStart w:id="0" w:name="_GoBack"/>
-      <w:bookmarkEnd w:id="0"/>
-      <w:r>
-        <w:rPr>
-          <w:rFonts w:ascii="Arial" w:hAnsi="Arial" w:cs="Arial"/>
-          <w:color w:val="222222"/>
-          <w:shd w:val="clear" w:color="auto" w:fill="FFFFFF"/>
-        </w:rPr>
-        <w:t>Department of Computer Engineering</w:t>
+        <w:t>Intelligent Network &amp; Embedded Systems Lab, Department of Computer Engineering</w:t>
       </w:r>
     </w:p>
     <w:p>

--- a/assets/CV_Mukhiddin_Toshpulatov.docx
+++ b/assets/CV_Mukhiddin_Toshpulatov.docx
@@ -1,10 +1,10 @@
 
 <file path=word/document.xml><?xml version="1.0" encoding="utf-8"?>
-<w:document xmlns:wpc="http://schemas.microsoft.com/office/word/2010/wordprocessingCanvas" xmlns:cx="http://schemas.microsoft.com/office/drawing/2014/chartex" xmlns:cx1="http://schemas.microsoft.com/office/drawing/2015/9/8/chartex" xmlns:cx2="http://schemas.microsoft.com/office/drawing/2015/10/21/chartex" xmlns:cx3="http://schemas.microsoft.com/office/drawing/2016/5/9/chartex" xmlns:cx4="http://schemas.microsoft.com/office/drawing/2016/5/10/chartex" xmlns:cx5="http://schemas.microsoft.com/office/drawing/2016/5/11/chartex" xmlns:cx6="http://schemas.microsoft.com/office/drawing/2016/5/12/chartex" xmlns:cx7="http://schemas.microsoft.com/office/drawing/2016/5/13/chartex" xmlns:cx8="http://schemas.microsoft.com/office/drawing/2016/5/14/chartex" xmlns:mc="http://schemas.openxmlformats.org/markup-compatibility/2006" xmlns:aink="http://schemas.microsoft.com/office/drawing/2016/ink" xmlns:am3d="http://schemas.microsoft.com/office/drawing/2017/model3d" xmlns:o="urn:schemas-microsoft-com:office:office" xmlns:r="http://schemas.openxmlformats.org/officeDocument/2006/relationships" xmlns:m="http://schemas.openxmlformats.org/officeDocument/2006/math" xmlns:v="urn:schemas-microsoft-com:vml" xmlns:wp14="http://schemas.microsoft.com/office/word/2010/wordprocessingDrawing" xmlns:wp="http://schemas.openxmlformats.org/drawingml/2006/wordprocessingDrawing" xmlns:w10="urn:schemas-microsoft-com:office:word" xmlns:w="http://schemas.openxmlformats.org/wordprocessingml/2006/main" xmlns:w14="http://schemas.microsoft.com/office/word/2010/wordml" xmlns:w15="http://schemas.microsoft.com/office/word/2012/wordml" xmlns:w16cid="http://schemas.microsoft.com/office/word/2016/wordml/cid" xmlns:w16se="http://schemas.microsoft.com/office/word/2015/wordml/symex" xmlns:wpg="http://schemas.microsoft.com/office/word/2010/wordprocessingGroup" xmlns:wpi="http://schemas.microsoft.com/office/word/2010/wordprocessingInk" xmlns:wne="http://schemas.microsoft.com/office/word/2006/wordml" xmlns:wps="http://schemas.microsoft.com/office/word/2010/wordprocessingShape" mc:Ignorable="w14 w15 w16se w16cid wp14">
+<w:document xmlns:wpc="http://schemas.microsoft.com/office/word/2010/wordprocessingCanvas" xmlns:cx="http://schemas.microsoft.com/office/drawing/2014/chartex" xmlns:cx1="http://schemas.microsoft.com/office/drawing/2015/9/8/chartex" xmlns:cx2="http://schemas.microsoft.com/office/drawing/2015/10/21/chartex" xmlns:cx3="http://schemas.microsoft.com/office/drawing/2016/5/9/chartex" xmlns:cx4="http://schemas.microsoft.com/office/drawing/2016/5/10/chartex" xmlns:cx5="http://schemas.microsoft.com/office/drawing/2016/5/11/chartex" xmlns:cx6="http://schemas.microsoft.com/office/drawing/2016/5/12/chartex" xmlns:cx7="http://schemas.microsoft.com/office/drawing/2016/5/13/chartex" xmlns:cx8="http://schemas.microsoft.com/office/drawing/2016/5/14/chartex" xmlns:mc="http://schemas.openxmlformats.org/markup-compatibility/2006" xmlns:aink="http://schemas.microsoft.com/office/drawing/2016/ink" xmlns:am3d="http://schemas.microsoft.com/office/drawing/2017/model3d" xmlns:o="urn:schemas-microsoft-com:office:office" xmlns:oel="http://schemas.microsoft.com/office/2019/extlst" xmlns:r="http://schemas.openxmlformats.org/officeDocument/2006/relationships" xmlns:m="http://schemas.openxmlformats.org/officeDocument/2006/math" xmlns:v="urn:schemas-microsoft-com:vml" xmlns:wp14="http://schemas.microsoft.com/office/word/2010/wordprocessingDrawing" xmlns:wp="http://schemas.openxmlformats.org/drawingml/2006/wordprocessingDrawing" xmlns:w10="urn:schemas-microsoft-com:office:word" xmlns:w="http://schemas.openxmlformats.org/wordprocessingml/2006/main" xmlns:w14="http://schemas.microsoft.com/office/word/2010/wordml" xmlns:w15="http://schemas.microsoft.com/office/word/2012/wordml" xmlns:w16cex="http://schemas.microsoft.com/office/word/2018/wordml/cex" xmlns:w16cid="http://schemas.microsoft.com/office/word/2016/wordml/cid" xmlns:w16="http://schemas.microsoft.com/office/word/2018/wordml" xmlns:w16sdtdh="http://schemas.microsoft.com/office/word/2020/wordml/sdtdatahash" xmlns:w16se="http://schemas.microsoft.com/office/word/2015/wordml/symex" xmlns:wpg="http://schemas.microsoft.com/office/word/2010/wordprocessingGroup" xmlns:wpi="http://schemas.microsoft.com/office/word/2010/wordprocessingInk" xmlns:wne="http://schemas.microsoft.com/office/word/2006/wordml" xmlns:wps="http://schemas.microsoft.com/office/word/2010/wordprocessingShape" mc:Ignorable="w14 w15 w16se w16cid w16 w16cex w16sdtdh wp14">
   <w:body>
     <w:p>
       <w:pPr>
-        <w:pStyle w:val="a4"/>
+        <w:pStyle w:val="Title"/>
         <w:rPr>
           <w:b/>
           <w:bCs/>
@@ -67,14 +67,12 @@
         </w:rPr>
         <w:t xml:space="preserve">, </w:t>
       </w:r>
-      <w:proofErr w:type="spellStart"/>
       <w:r>
         <w:rPr>
           <w:rFonts w:hint="eastAsia"/>
         </w:rPr>
         <w:t>Gachon</w:t>
       </w:r>
-      <w:proofErr w:type="spellEnd"/>
       <w:r>
         <w:t xml:space="preserve"> University</w:t>
       </w:r>
@@ -127,7 +125,7 @@
     </w:p>
     <w:p>
       <w:pPr>
-        <w:pStyle w:val="1"/>
+        <w:pStyle w:val="Heading1"/>
       </w:pPr>
       <w:r>
         <w:t>Education</w:t>
@@ -138,15 +136,7 @@
         <w:pStyle w:val="a"/>
       </w:pPr>
       <w:r>
-        <w:t xml:space="preserve">PhD in Smart Engineering, Biomedical Science &amp; Engineering, </w:t>
-      </w:r>
-      <w:proofErr w:type="spellStart"/>
-      <w:r>
-        <w:t>Inha</w:t>
-      </w:r>
-      <w:proofErr w:type="spellEnd"/>
-      <w:r>
-        <w:t xml:space="preserve"> University, 2025</w:t>
+        <w:t>PhD in Smart Engineering, Biomedical Science &amp; Engineering, Inha University, 2025</w:t>
       </w:r>
     </w:p>
     <w:p>
@@ -160,52 +150,56 @@
         <w:t>Thesis: Advancing Sign Language Recognition: A Multimodal Deep Learning Framework with</w:t>
       </w:r>
       <w:r>
+        <w:t xml:space="preserve"> Keypoint Vectorization</w:t>
+      </w:r>
+    </w:p>
+    <w:p>
+      <w:pPr>
+        <w:pStyle w:val="a"/>
+      </w:pPr>
+      <w:r>
+        <w:t>MSc in Mathematics and Computer Science, Samarkand State University, 2002</w:t>
+      </w:r>
+    </w:p>
+    <w:p>
+      <w:pPr>
+        <w:pStyle w:val="a"/>
+      </w:pPr>
+      <w:r>
+        <w:t>BSc in Mathematics and Mechanics, Samarkand State University, 2000</w:t>
+      </w:r>
+    </w:p>
+    <w:p>
+      <w:pPr>
+        <w:pStyle w:val="Heading1"/>
+      </w:pPr>
+      <w:r>
+        <w:t>Research Interests</w:t>
+      </w:r>
+    </w:p>
+    <w:p>
+      <w:pPr>
+        <w:pStyle w:val="a"/>
+      </w:pPr>
+      <w:r>
+        <w:t>Artificial Intelligence:</w:t>
+      </w:r>
+      <w:r>
+        <w:rPr>
+          <w:rFonts w:hint="eastAsia"/>
+        </w:rPr>
         <w:t xml:space="preserve"> </w:t>
       </w:r>
-      <w:proofErr w:type="spellStart"/>
-      <w:r>
-        <w:t>Ke</w:t>
-      </w:r>
-      <w:bookmarkStart w:id="0" w:name="_GoBack"/>
-      <w:bookmarkEnd w:id="0"/>
-      <w:r>
-        <w:t>ypoint</w:t>
-      </w:r>
-      <w:proofErr w:type="spellEnd"/>
-      <w:r>
-        <w:t xml:space="preserve"> Vectorization</w:t>
-      </w:r>
-    </w:p>
-    <w:p>
-      <w:pPr>
-        <w:pStyle w:val="a"/>
-      </w:pPr>
-      <w:r>
-        <w:t>MSc in Mathematics and Computer Science, Samarkand State University, 2002</w:t>
-      </w:r>
-    </w:p>
-    <w:p>
-      <w:pPr>
-        <w:pStyle w:val="a"/>
-      </w:pPr>
-      <w:r>
-        <w:t>BSc in Mathematics and Mechanics, Samarkand State University, 2000</w:t>
-      </w:r>
-    </w:p>
-    <w:p>
-      <w:pPr>
-        <w:pStyle w:val="1"/>
-      </w:pPr>
-      <w:r>
-        <w:t>Research Interests</w:t>
-      </w:r>
-    </w:p>
-    <w:p>
-      <w:pPr>
-        <w:pStyle w:val="a"/>
-      </w:pPr>
-      <w:r>
-        <w:t>Artificial Intelligence:</w:t>
+      <w:r>
+        <w:t>Deep Learning, Machine Learning, Natural Language Processing</w:t>
+      </w:r>
+    </w:p>
+    <w:p>
+      <w:pPr>
+        <w:pStyle w:val="a"/>
+      </w:pPr>
+      <w:r>
+        <w:t>Human-Computer Interaction:</w:t>
       </w:r>
       <w:r>
         <w:rPr>
@@ -214,15 +208,42 @@
         <w:t xml:space="preserve"> </w:t>
       </w:r>
       <w:r>
-        <w:t>Deep Learning, Machine Learning, Natural Language Processing</w:t>
-      </w:r>
-    </w:p>
-    <w:p>
-      <w:pPr>
-        <w:pStyle w:val="a"/>
-      </w:pPr>
-      <w:r>
-        <w:t>Human-Computer Interaction:</w:t>
+        <w:t xml:space="preserve">Hand </w:t>
+      </w:r>
+      <w:r>
+        <w:rPr>
+          <w:rFonts w:hint="eastAsia"/>
+        </w:rPr>
+        <w:t>&amp; F</w:t>
+      </w:r>
+      <w:r>
+        <w:t xml:space="preserve">ingertips </w:t>
+      </w:r>
+      <w:r>
+        <w:rPr>
+          <w:rFonts w:hint="eastAsia"/>
+        </w:rPr>
+        <w:t>D</w:t>
+      </w:r>
+      <w:r>
+        <w:t xml:space="preserve">etection, </w:t>
+      </w:r>
+      <w:r>
+        <w:rPr>
+          <w:rFonts w:hint="eastAsia"/>
+        </w:rPr>
+        <w:t>T</w:t>
+      </w:r>
+      <w:r>
+        <w:t>racking, AR/VR/XR</w:t>
+      </w:r>
+    </w:p>
+    <w:p>
+      <w:pPr>
+        <w:pStyle w:val="a"/>
+      </w:pPr>
+      <w:r>
+        <w:t>Computer Vision Technologies:</w:t>
       </w:r>
       <w:r>
         <w:rPr>
@@ -231,16 +252,24 @@
         <w:t xml:space="preserve"> </w:t>
       </w:r>
       <w:r>
-        <w:t xml:space="preserve">Hand </w:t>
-      </w:r>
-      <w:r>
-        <w:rPr>
-          <w:rFonts w:hint="eastAsia"/>
-        </w:rPr>
-        <w:t>&amp; F</w:t>
-      </w:r>
-      <w:r>
-        <w:t xml:space="preserve">ingertips </w:t>
+        <w:t xml:space="preserve">Autoencoder, CNN, GAN, Diffusion </w:t>
+      </w:r>
+      <w:r>
+        <w:rPr>
+          <w:rFonts w:hint="eastAsia"/>
+        </w:rPr>
+        <w:t>M</w:t>
+      </w:r>
+      <w:r>
+        <w:t>odels, Vision Transformers</w:t>
+      </w:r>
+    </w:p>
+    <w:p>
+      <w:pPr>
+        <w:pStyle w:val="a"/>
+      </w:pPr>
+      <w:r>
+        <w:t xml:space="preserve">Transformer-based </w:t>
       </w:r>
       <w:r>
         <w:rPr>
@@ -249,24 +278,25 @@
         <w:t>D</w:t>
       </w:r>
       <w:r>
-        <w:t xml:space="preserve">etection, </w:t>
-      </w:r>
-      <w:r>
-        <w:rPr>
-          <w:rFonts w:hint="eastAsia"/>
-        </w:rPr>
-        <w:t>T</w:t>
-      </w:r>
-      <w:r>
-        <w:t>racking, AR/VR/XR</w:t>
-      </w:r>
-    </w:p>
-    <w:p>
-      <w:pPr>
-        <w:pStyle w:val="a"/>
-      </w:pPr>
-      <w:r>
-        <w:t>Computer Vision Technologies:</w:t>
+        <w:t xml:space="preserve">eep </w:t>
+      </w:r>
+      <w:r>
+        <w:rPr>
+          <w:rFonts w:hint="eastAsia"/>
+        </w:rPr>
+        <w:t>L</w:t>
+      </w:r>
+      <w:r>
+        <w:t xml:space="preserve">earning </w:t>
+      </w:r>
+      <w:r>
+        <w:rPr>
+          <w:rFonts w:hint="eastAsia"/>
+        </w:rPr>
+        <w:t>A</w:t>
+      </w:r>
+      <w:r>
+        <w:t>pplications:</w:t>
       </w:r>
       <w:r>
         <w:rPr>
@@ -275,51 +305,15 @@
         <w:t xml:space="preserve"> </w:t>
       </w:r>
       <w:r>
-        <w:t xml:space="preserve">Autoencoder, CNN, GAN, Diffusion </w:t>
-      </w:r>
-      <w:r>
-        <w:rPr>
-          <w:rFonts w:hint="eastAsia"/>
-        </w:rPr>
-        <w:t>M</w:t>
-      </w:r>
-      <w:r>
-        <w:t>odels, Vision Transformers</w:t>
-      </w:r>
-    </w:p>
-    <w:p>
-      <w:pPr>
-        <w:pStyle w:val="a"/>
-      </w:pPr>
-      <w:r>
-        <w:t xml:space="preserve">Transformer-based </w:t>
-      </w:r>
-      <w:r>
-        <w:rPr>
-          <w:rFonts w:hint="eastAsia"/>
-        </w:rPr>
-        <w:t>D</w:t>
-      </w:r>
-      <w:r>
-        <w:t xml:space="preserve">eep </w:t>
-      </w:r>
-      <w:r>
-        <w:rPr>
-          <w:rFonts w:hint="eastAsia"/>
-        </w:rPr>
-        <w:t>L</w:t>
-      </w:r>
-      <w:r>
-        <w:t xml:space="preserve">earning </w:t>
-      </w:r>
-      <w:r>
-        <w:rPr>
-          <w:rFonts w:hint="eastAsia"/>
-        </w:rPr>
-        <w:t>A</w:t>
-      </w:r>
-      <w:r>
-        <w:t>pplications:</w:t>
+        <w:t>Language Processing, Pose Estimation, Action Recognition, Privacy-preserving</w:t>
+      </w:r>
+    </w:p>
+    <w:p>
+      <w:pPr>
+        <w:pStyle w:val="a"/>
+      </w:pPr>
+      <w:r>
+        <w:t>Medical AI:</w:t>
       </w:r>
       <w:r>
         <w:rPr>
@@ -328,29 +322,12 @@
         <w:t xml:space="preserve"> </w:t>
       </w:r>
       <w:r>
-        <w:t>Language Processing, Pose Estimation, Action Recognition, Privacy-preserving</w:t>
-      </w:r>
-    </w:p>
-    <w:p>
-      <w:pPr>
-        <w:pStyle w:val="a"/>
-      </w:pPr>
-      <w:r>
-        <w:t>Medical AI:</w:t>
-      </w:r>
-      <w:r>
-        <w:rPr>
-          <w:rFonts w:hint="eastAsia"/>
-        </w:rPr>
-        <w:t xml:space="preserve"> </w:t>
-      </w:r>
-      <w:r>
         <w:t>Medical Image Processing, Smart Healthcare</w:t>
       </w:r>
     </w:p>
     <w:p>
       <w:pPr>
-        <w:pStyle w:val="1"/>
+        <w:pStyle w:val="Heading1"/>
       </w:pPr>
       <w:r>
         <w:t>Research Experience</w:t>
@@ -376,16 +353,8 @@
         <w:rPr>
           <w:rFonts w:hint="eastAsia"/>
         </w:rPr>
-        <w:t xml:space="preserve">, </w:t>
-      </w:r>
-      <w:proofErr w:type="spellStart"/>
-      <w:r>
-        <w:rPr>
-          <w:rFonts w:hint="eastAsia"/>
-        </w:rPr>
-        <w:t>Gachon</w:t>
-      </w:r>
-      <w:proofErr w:type="spellEnd"/>
+        <w:t>, Gachon</w:t>
+      </w:r>
       <w:r>
         <w:t xml:space="preserve"> University</w:t>
       </w:r>
@@ -451,15 +420,7 @@
         <w:t>,</w:t>
       </w:r>
       <w:r>
-        <w:t xml:space="preserve"> </w:t>
-      </w:r>
-      <w:proofErr w:type="spellStart"/>
-      <w:r>
-        <w:t>Inha</w:t>
-      </w:r>
-      <w:proofErr w:type="spellEnd"/>
-      <w:r>
-        <w:t xml:space="preserve"> University,</w:t>
+        <w:t xml:space="preserve"> Inha University,</w:t>
       </w:r>
       <w:r>
         <w:t xml:space="preserve"> 2025</w:t>
@@ -490,15 +451,7 @@
         <w:pStyle w:val="a"/>
       </w:pPr>
       <w:r>
-        <w:t xml:space="preserve">Postdoctoral Researcher, KAIST, </w:t>
-      </w:r>
-      <w:proofErr w:type="spellStart"/>
-      <w:r>
-        <w:t>SpaceTop</w:t>
-      </w:r>
-      <w:proofErr w:type="spellEnd"/>
-      <w:r>
-        <w:t xml:space="preserve"> Research Center (ITRC), 2025</w:t>
+        <w:t>Postdoctoral Researcher, KAIST, SpaceTop Research Center (ITRC), 2025</w:t>
       </w:r>
       <w:r>
         <w:t>.03.17</w:t>
@@ -539,15 +492,7 @@
         <w:t>fingertips. Research</w:t>
       </w:r>
       <w:r>
-        <w:t xml:space="preserve"> Assistant, </w:t>
-      </w:r>
-      <w:proofErr w:type="spellStart"/>
-      <w:r>
-        <w:t>Inha</w:t>
-      </w:r>
-      <w:proofErr w:type="spellEnd"/>
-      <w:r>
-        <w:t xml:space="preserve"> University, 2019</w:t>
+        <w:t xml:space="preserve"> Assistant, Inha University, 2019</w:t>
       </w:r>
       <w:r>
         <w:rPr>
@@ -578,7 +523,7 @@
     </w:p>
     <w:p>
       <w:pPr>
-        <w:pStyle w:val="1"/>
+        <w:pStyle w:val="Heading1"/>
       </w:pPr>
       <w:r>
         <w:t>Teaching Experience</w:t>
@@ -598,16 +543,11 @@
       <w:r>
         <w:t xml:space="preserve">ational University of Uzbekistan, </w:t>
       </w:r>
-      <w:proofErr w:type="spellStart"/>
       <w:r>
         <w:t>Dj</w:t>
       </w:r>
       <w:r>
-        <w:t>izakh</w:t>
-      </w:r>
-      <w:proofErr w:type="spellEnd"/>
-      <w:r>
-        <w:t xml:space="preserve"> </w:t>
+        <w:t xml:space="preserve">izakh </w:t>
       </w:r>
       <w:r>
         <w:t>Branch</w:t>
@@ -643,13 +583,8 @@
       <w:pPr>
         <w:pStyle w:val="a"/>
       </w:pPr>
-      <w:proofErr w:type="spellStart"/>
-      <w:r>
-        <w:t>Karshi</w:t>
-      </w:r>
-      <w:proofErr w:type="spellEnd"/>
-      <w:r>
-        <w:t xml:space="preserve"> Irrigation and Agrotechnology Institute, 2022</w:t>
+      <w:r>
+        <w:t>Karshi Irrigation and Agrotechnology Institute, 2022</w:t>
       </w:r>
       <w:r>
         <w:rPr>
@@ -698,13 +633,8 @@
       <w:pPr>
         <w:pStyle w:val="a"/>
       </w:pPr>
-      <w:proofErr w:type="spellStart"/>
-      <w:r>
-        <w:t>Jizzakh</w:t>
-      </w:r>
-      <w:proofErr w:type="spellEnd"/>
-      <w:r>
-        <w:t xml:space="preserve"> Polytechnical Institute, 2010</w:t>
+      <w:r>
+        <w:t>Jizzakh Polytechnical Institute, 2010</w:t>
       </w:r>
       <w:r>
         <w:rPr>
@@ -726,7 +656,7 @@
     </w:p>
     <w:p>
       <w:pPr>
-        <w:pStyle w:val="1"/>
+        <w:pStyle w:val="Heading1"/>
       </w:pPr>
       <w:r>
         <w:t>Awards</w:t>
@@ -737,15 +667,7 @@
         <w:pStyle w:val="a"/>
       </w:pPr>
       <w:r>
-        <w:t xml:space="preserve">Outstanding Researcher, Best Researcher, </w:t>
-      </w:r>
-      <w:proofErr w:type="spellStart"/>
-      <w:r>
-        <w:t>Inha</w:t>
-      </w:r>
-      <w:proofErr w:type="spellEnd"/>
-      <w:r>
-        <w:t xml:space="preserve"> University, 2025</w:t>
+        <w:t>Outstanding Researcher, Best Researcher, Inha University, 2025</w:t>
       </w:r>
     </w:p>
     <w:p>
@@ -755,11 +677,9 @@
       <w:r>
         <w:t xml:space="preserve">Best Paper Awards, </w:t>
       </w:r>
-      <w:proofErr w:type="spellStart"/>
       <w:r>
         <w:t>BigData</w:t>
       </w:r>
-      <w:proofErr w:type="spellEnd"/>
       <w:r>
         <w:t>,</w:t>
       </w:r>
@@ -772,15 +692,7 @@
         <w:pStyle w:val="a"/>
       </w:pPr>
       <w:r>
-        <w:t xml:space="preserve">Excellent Paper Awards, BK21, BMSE Research Fair, </w:t>
-      </w:r>
-      <w:proofErr w:type="spellStart"/>
-      <w:r>
-        <w:t>Inha</w:t>
-      </w:r>
-      <w:proofErr w:type="spellEnd"/>
-      <w:r>
-        <w:t xml:space="preserve"> University, 2020</w:t>
+        <w:t>Excellent Paper Awards, BK21, BMSE Research Fair, Inha University, 2020</w:t>
       </w:r>
       <w:r>
         <w:rPr>
@@ -849,7 +761,7 @@
     </w:p>
     <w:p>
       <w:pPr>
-        <w:pStyle w:val="1"/>
+        <w:pStyle w:val="Heading1"/>
       </w:pPr>
       <w:r>
         <w:t>Publications</w:t>
@@ -857,7 +769,7 @@
     </w:p>
     <w:p>
       <w:pPr>
-        <w:pStyle w:val="2"/>
+        <w:pStyle w:val="Heading2"/>
       </w:pPr>
       <w:r>
         <w:t xml:space="preserve">Journal </w:t>
@@ -1397,7 +1309,7 @@
     </w:p>
     <w:p>
       <w:pPr>
-        <w:pStyle w:val="2"/>
+        <w:pStyle w:val="Heading2"/>
       </w:pPr>
       <w:r>
         <w:lastRenderedPageBreak/>
@@ -1424,7 +1336,16 @@
         <w:t>Lee G.</w:t>
       </w:r>
       <w:r>
-        <w:t xml:space="preserve"> (2024). </w:t>
+        <w:t xml:space="preserve"> (202</w:t>
+      </w:r>
+      <w:r>
+        <w:rPr>
+          <w:rFonts w:hint="eastAsia"/>
+        </w:rPr>
+        <w:t>6</w:t>
+      </w:r>
+      <w:r>
+        <w:t xml:space="preserve">). </w:t>
       </w:r>
       <w:r>
         <w:t>Real-Time Multimodal Fingertip Contact Detection via Depth and Motion Fusion for Vision-Based Human-Computer Interaction</w:t>
@@ -1433,70 +1354,60 @@
         <w:t xml:space="preserve">, </w:t>
       </w:r>
       <w:r>
-        <w:t xml:space="preserve">in Proceedings </w:t>
-      </w:r>
-      <w:r>
-        <w:t>CVPR</w:t>
+        <w:t xml:space="preserve">in Proceedings CVPR </w:t>
+      </w:r>
+      <w:r>
+        <w:t>202</w:t>
+      </w:r>
+      <w:r>
+        <w:t>6</w:t>
+      </w:r>
+      <w:r>
+        <w:t xml:space="preserve">, </w:t>
+      </w:r>
+      <w:r>
+        <w:rPr>
+          <w:color w:val="FF0000"/>
+        </w:rPr>
+        <w:t>185-187 (Best Paper Award).</w:t>
+      </w:r>
+    </w:p>
+    <w:p>
+      <w:pPr>
+        <w:pStyle w:val="a"/>
+      </w:pPr>
+      <w:r>
+        <w:t>Toshpulatov, M., Lee, W.</w:t>
+      </w:r>
+      <w:r>
+        <w:t xml:space="preserve">, </w:t>
+      </w:r>
+      <w:r>
+        <w:t>Lee</w:t>
+      </w:r>
+      <w:r>
+        <w:t>, S., Kuvandikov, J., &amp; Oh,</w:t>
       </w:r>
       <w:r>
         <w:t xml:space="preserve"> </w:t>
       </w:r>
       <w:r>
-        <w:t>202</w:t>
-      </w:r>
-      <w:r>
+        <w:t xml:space="preserve">S. </w:t>
+      </w:r>
+      <w:r>
+        <w:t>(202</w:t>
+      </w:r>
+      <w:r>
+        <w:rPr>
+          <w:rFonts w:hint="eastAsia"/>
+        </w:rPr>
         <w:t>6</w:t>
       </w:r>
       <w:r>
-        <w:t xml:space="preserve">, </w:t>
-      </w:r>
-      <w:r>
-        <w:rPr>
-          <w:color w:val="FF0000"/>
-        </w:rPr>
-        <w:t>185-187 (Best Paper Award).</w:t>
-      </w:r>
-    </w:p>
-    <w:p>
-      <w:pPr>
-        <w:pStyle w:val="a"/>
-      </w:pPr>
-      <w:r>
-        <w:t>Toshpulatov, M., Lee, W.</w:t>
-      </w:r>
-      <w:r>
-        <w:t xml:space="preserve">, </w:t>
-      </w:r>
-      <w:r>
-        <w:t>Lee</w:t>
-      </w:r>
-      <w:r>
-        <w:t xml:space="preserve">, S., </w:t>
-      </w:r>
-      <w:proofErr w:type="spellStart"/>
-      <w:r>
-        <w:t>Kuvandikov</w:t>
-      </w:r>
-      <w:proofErr w:type="spellEnd"/>
-      <w:r>
-        <w:t>, J., &amp; Oh,</w:t>
-      </w:r>
-      <w:r>
-        <w:t xml:space="preserve"> </w:t>
-      </w:r>
-      <w:r>
-        <w:t xml:space="preserve">S. </w:t>
-      </w:r>
-      <w:r>
-        <w:t xml:space="preserve">(2024). </w:t>
-      </w:r>
-      <w:proofErr w:type="spellStart"/>
-      <w:r>
-        <w:t>Sentimentogram</w:t>
-      </w:r>
-      <w:proofErr w:type="spellEnd"/>
-      <w:r>
-        <w:t>: Learning Personalized Emotion Visualizations from User Preferences</w:t>
+        <w:t xml:space="preserve">). </w:t>
+      </w:r>
+      <w:r>
+        <w:t>Sentimentogram: Learning Personalized Emotion Visualizations from User Preferences</w:t>
       </w:r>
       <w:r>
         <w:t xml:space="preserve">, in Proceedings </w:t>
@@ -1522,12 +1433,21 @@
         <w:t xml:space="preserve">&amp; </w:t>
       </w:r>
       <w:r>
-        <w:t xml:space="preserve">Lee, W. (2024). </w:t>
+        <w:t>Lee, W. (202</w:t>
+      </w:r>
+      <w:r>
+        <w:rPr>
+          <w:rFonts w:hint="eastAsia"/>
+        </w:rPr>
+        <w:t>6</w:t>
+      </w:r>
+      <w:r>
+        <w:t xml:space="preserve">). </w:t>
       </w:r>
       <w:hyperlink r:id="rId7" w:history="1">
         <w:r>
           <w:rPr>
-            <w:rStyle w:val="ae"/>
+            <w:rStyle w:val="Hyperlink"/>
             <w:rFonts w:ascii="Arial" w:hAnsi="Arial" w:cs="Arial"/>
             <w:color w:val="1A0DAB"/>
             <w:shd w:val="clear" w:color="auto" w:fill="FFFFFF"/>
@@ -1553,19 +1473,196 @@
       <w:r>
         <w:t>)</w:t>
       </w:r>
-      <w:proofErr w:type="gramStart"/>
-      <w:r>
-        <w:t xml:space="preserve">, </w:t>
+      <w:r>
+        <w:t>, pp</w:t>
+      </w:r>
+      <w:r>
+        <w:t xml:space="preserve"> </w:t>
+      </w:r>
+      <w:r>
+        <w:t>390-393.</w:t>
+      </w:r>
+    </w:p>
+    <w:p>
+      <w:pPr>
+        <w:pStyle w:val="a"/>
+      </w:pPr>
+      <w:r>
+        <w:t xml:space="preserve">Toshpulatov, M., Lee, W., &amp; Lee, S. (2024). The language of silence: a deep dive into interpretable sign language recognition, </w:t>
+      </w:r>
+      <w:r>
+        <w:t xml:space="preserve">in Proceedings </w:t>
+      </w:r>
+      <w:r>
+        <w:t>K</w:t>
+      </w:r>
+      <w:r>
+        <w:t xml:space="preserve">orean </w:t>
+      </w:r>
+      <w:r>
+        <w:t>S</w:t>
+      </w:r>
+      <w:r>
+        <w:t xml:space="preserve">oftware </w:t>
+      </w:r>
+      <w:r>
+        <w:t>C</w:t>
+      </w:r>
+      <w:r>
+        <w:t xml:space="preserve">ongress </w:t>
+      </w:r>
+      <w:r>
+        <w:t>2024, 185-187 (Best Paper Award).</w:t>
+      </w:r>
+    </w:p>
+    <w:p>
+      <w:pPr>
+        <w:pStyle w:val="a"/>
+      </w:pPr>
+      <w:r>
+        <w:t xml:space="preserve">Toshpulatov, M., </w:t>
+      </w:r>
+      <w:r>
+        <w:t xml:space="preserve">&amp; </w:t>
+      </w:r>
+      <w:r>
+        <w:t xml:space="preserve">Lee, W. (2024). </w:t>
+      </w:r>
+      <w:r>
+        <w:t>A Novel Scholarly Approach to Action Recognition: A CNN Architecture Enhanced with Innovative Preprocessing Techniques</w:t>
+      </w:r>
+      <w:r>
+        <w:t>, i</w:t>
+      </w:r>
+      <w:r>
+        <w:t xml:space="preserve">n Proceedings </w:t>
+      </w:r>
+      <w:r>
+        <w:t>Big Data Applications and Services (BIGDAS2024)</w:t>
+      </w:r>
+      <w:r>
+        <w:t xml:space="preserve"> </w:t>
+      </w:r>
+      <w:r>
+        <w:t>(Best Paper Award).</w:t>
+      </w:r>
+    </w:p>
+    <w:p>
+      <w:pPr>
+        <w:pStyle w:val="a"/>
+      </w:pPr>
+      <w:r>
+        <w:t xml:space="preserve">Toshpulatov, M., &amp; Lee, W. (2024). Human action recognition utilizing Doppler-enhanced convolutional 3D networks, </w:t>
+      </w:r>
+      <w:r>
+        <w:t xml:space="preserve">in Proceedings </w:t>
+      </w:r>
+      <w:r>
+        <w:t>of the International Conference on Big Data and Smart Computing (BigComp</w:t>
+      </w:r>
+      <w:r>
+        <w:t>).</w:t>
+      </w:r>
+    </w:p>
+    <w:p>
+      <w:pPr>
+        <w:pStyle w:val="a"/>
+      </w:pPr>
+      <w:r>
+        <w:t>Toshpulatov, M., &amp; Lee, W. (2024).</w:t>
+      </w:r>
+      <w:r>
+        <w:rPr>
+          <w:rFonts w:hint="eastAsia"/>
+        </w:rPr>
+        <w:t xml:space="preserve"> </w:t>
+      </w:r>
+      <w:r>
+        <w:t>Streamlining Computational Complexity: A Novel Data Processing Approach for Enhanced 3DCNN Performance in Human Action Recognition</w:t>
+      </w:r>
+      <w:r>
+        <w:t xml:space="preserve">, in Proceedings Korean </w:t>
+      </w:r>
+      <w:r>
+        <w:t xml:space="preserve">Computer </w:t>
+      </w:r>
+      <w:r>
+        <w:t>Congress 2024,</w:t>
+      </w:r>
+      <w:r>
+        <w:t xml:space="preserve"> 107-109.</w:t>
+      </w:r>
+    </w:p>
+    <w:p>
+      <w:pPr>
+        <w:pStyle w:val="a"/>
+      </w:pPr>
+      <w:r>
+        <w:t>Toshpulatov, M., &amp; Lee, W. (202</w:t>
+      </w:r>
+      <w:r>
+        <w:t>3</w:t>
+      </w:r>
+      <w:r>
+        <w:t>). Athletes' action recognition through skeleton-based human pose estimation and 3D convolutional networks</w:t>
+      </w:r>
+      <w:r>
+        <w:t xml:space="preserve">, in Proceedings </w:t>
+      </w:r>
+      <w:r>
+        <w:t xml:space="preserve">System Engineering Conference, </w:t>
+      </w:r>
+      <w:r>
+        <w:t>57-59.</w:t>
+      </w:r>
+    </w:p>
+    <w:p>
+      <w:pPr>
+        <w:pStyle w:val="a"/>
+      </w:pPr>
+      <w:r>
+        <w:t xml:space="preserve">Toshpulatov, M., Lee, W., &amp; Lee, S. (2022). Privacy-preserving of human identification in CCTV data using a novel deep learning-based method, in Proceedings </w:t>
+      </w:r>
+      <w:r>
+        <w:t>International Conference on Big Data and Smart Computing (BigCom</w:t>
+      </w:r>
+      <w:r>
+        <w:t>p</w:t>
+      </w:r>
+      <w:r>
+        <w:t>)</w:t>
       </w:r>
       <w:r>
         <w:t>.</w:t>
       </w:r>
-      <w:proofErr w:type="gramEnd"/>
-      <w:r>
-        <w:t>pp.</w:t>
-      </w:r>
-      <w:r>
-        <w:t>390-393</w:t>
+    </w:p>
+    <w:p>
+      <w:pPr>
+        <w:pStyle w:val="a"/>
+      </w:pPr>
+      <w:r>
+        <w:t>Toshpulatov, M., Lee, W., &amp; Lee, S. (202</w:t>
+      </w:r>
+      <w:r>
+        <w:t>0</w:t>
+      </w:r>
+      <w:r>
+        <w:t xml:space="preserve">). </w:t>
+      </w:r>
+      <w:r>
+        <w:t>Research Issues on Generative Adversarial Networks and Applications</w:t>
+      </w:r>
+      <w:r>
+        <w:t xml:space="preserve">, in Proceedings </w:t>
+      </w:r>
+      <w:r>
+        <w:t>International Conference on Big Data and Smart Computing (BigCom</w:t>
+      </w:r>
+      <w:r>
+        <w:t>p</w:t>
+      </w:r>
+      <w:r>
+        <w:t>)</w:t>
       </w:r>
       <w:r>
         <w:t>.</w:t>
@@ -1573,209 +1670,9 @@
     </w:p>
     <w:p>
       <w:pPr>
-        <w:pStyle w:val="a"/>
-      </w:pPr>
-      <w:r>
-        <w:t xml:space="preserve">Toshpulatov, M., Lee, W., &amp; Lee, S. (2024). The language of silence: a deep dive into interpretable sign language recognition, </w:t>
-      </w:r>
-      <w:r>
-        <w:t xml:space="preserve">in Proceedings </w:t>
-      </w:r>
-      <w:r>
-        <w:t>K</w:t>
-      </w:r>
-      <w:r>
-        <w:t xml:space="preserve">orean </w:t>
-      </w:r>
-      <w:r>
-        <w:t>S</w:t>
-      </w:r>
-      <w:r>
-        <w:t xml:space="preserve">oftware </w:t>
-      </w:r>
-      <w:r>
-        <w:t>C</w:t>
-      </w:r>
-      <w:r>
-        <w:t xml:space="preserve">ongress </w:t>
-      </w:r>
-      <w:r>
-        <w:t>2024, 185-187 (Best Paper Award).</w:t>
-      </w:r>
-    </w:p>
-    <w:p>
-      <w:pPr>
-        <w:pStyle w:val="a"/>
-      </w:pPr>
-      <w:r>
-        <w:t xml:space="preserve">Toshpulatov, M., </w:t>
-      </w:r>
-      <w:r>
-        <w:t xml:space="preserve">&amp; </w:t>
-      </w:r>
-      <w:r>
-        <w:t xml:space="preserve">Lee, W. (2024). </w:t>
-      </w:r>
-      <w:r>
-        <w:t>A Novel Scholarly Approach to Action Recognition: A CNN Architecture Enhanced with Innovative Preprocessing Techniques</w:t>
-      </w:r>
-      <w:r>
-        <w:t>, i</w:t>
-      </w:r>
-      <w:r>
-        <w:t xml:space="preserve">n Proceedings </w:t>
-      </w:r>
-      <w:r>
-        <w:t>Big Data Applications and Services (BIGDAS2024)</w:t>
-      </w:r>
-      <w:r>
-        <w:t xml:space="preserve"> </w:t>
-      </w:r>
-      <w:r>
-        <w:t>(Best Paper Award).</w:t>
-      </w:r>
-    </w:p>
-    <w:p>
-      <w:pPr>
-        <w:pStyle w:val="a"/>
-      </w:pPr>
-      <w:r>
-        <w:t xml:space="preserve">Toshpulatov, M., &amp; Lee, W. (2024). Human action recognition utilizing Doppler-enhanced convolutional 3D networks, </w:t>
-      </w:r>
-      <w:r>
-        <w:t xml:space="preserve">in Proceedings </w:t>
-      </w:r>
-      <w:r>
-        <w:t>of the International Conference on Big Data and Smart Computing (</w:t>
-      </w:r>
-      <w:proofErr w:type="spellStart"/>
-      <w:r>
-        <w:t>BigComp</w:t>
-      </w:r>
-      <w:proofErr w:type="spellEnd"/>
-      <w:r>
-        <w:t>).</w:t>
-      </w:r>
-    </w:p>
-    <w:p>
-      <w:pPr>
-        <w:pStyle w:val="a"/>
-      </w:pPr>
-      <w:r>
-        <w:t>Toshpulatov, M., &amp; Lee, W. (2024).</w:t>
-      </w:r>
-      <w:r>
-        <w:rPr>
-          <w:rFonts w:hint="eastAsia"/>
-        </w:rPr>
-        <w:t xml:space="preserve"> </w:t>
-      </w:r>
-      <w:r>
-        <w:t>Streamlining Computational Complexity: A Novel Data Processing Approach for Enhanced 3DCNN Performance in Human Action Recognition</w:t>
-      </w:r>
-      <w:r>
-        <w:t xml:space="preserve">, in Proceedings Korean </w:t>
-      </w:r>
-      <w:r>
-        <w:t xml:space="preserve">Computer </w:t>
-      </w:r>
-      <w:r>
-        <w:t>Congress 2024,</w:t>
-      </w:r>
-      <w:r>
-        <w:t xml:space="preserve"> 107-109.</w:t>
-      </w:r>
-    </w:p>
-    <w:p>
-      <w:pPr>
-        <w:pStyle w:val="a"/>
-      </w:pPr>
-      <w:r>
-        <w:t>Toshpulatov, M., &amp; Lee, W. (202</w:t>
-      </w:r>
-      <w:r>
-        <w:t>3</w:t>
-      </w:r>
-      <w:r>
-        <w:t>). Athletes' action recognition through skeleton-based human pose estimation and 3D convolutional networks</w:t>
-      </w:r>
-      <w:r>
-        <w:t xml:space="preserve">, in Proceedings </w:t>
-      </w:r>
-      <w:r>
-        <w:t xml:space="preserve">System Engineering Conference, </w:t>
-      </w:r>
-      <w:r>
-        <w:t>57-59.</w:t>
-      </w:r>
-    </w:p>
-    <w:p>
-      <w:pPr>
-        <w:pStyle w:val="a"/>
-      </w:pPr>
-      <w:r>
-        <w:t xml:space="preserve">Toshpulatov, M., Lee, W., &amp; Lee, S. (2022). Privacy-preserving of human identification in CCTV data using a novel deep learning-based method, in Proceedings </w:t>
-      </w:r>
-      <w:r>
-        <w:t>International Conference on Big Data and Smart Computing (</w:t>
-      </w:r>
-      <w:proofErr w:type="spellStart"/>
-      <w:r>
-        <w:t>BigCom</w:t>
-      </w:r>
-      <w:r>
-        <w:t>p</w:t>
-      </w:r>
-      <w:proofErr w:type="spellEnd"/>
-      <w:r>
-        <w:t>)</w:t>
-      </w:r>
-      <w:r>
-        <w:t>.</w:t>
-      </w:r>
-    </w:p>
-    <w:p>
-      <w:pPr>
-        <w:pStyle w:val="a"/>
-      </w:pPr>
-      <w:r>
-        <w:t>Toshpulatov, M., Lee, W., &amp; Lee, S. (202</w:t>
-      </w:r>
-      <w:r>
-        <w:t>0</w:t>
-      </w:r>
-      <w:r>
-        <w:t xml:space="preserve">). </w:t>
-      </w:r>
-      <w:r>
-        <w:t>Research Issues on Generative Adversarial Networks and Applications</w:t>
-      </w:r>
-      <w:r>
-        <w:t xml:space="preserve">, in Proceedings </w:t>
-      </w:r>
-      <w:r>
-        <w:t>International Conference on Big Data and Smart Computing (</w:t>
-      </w:r>
-      <w:proofErr w:type="spellStart"/>
-      <w:r>
-        <w:t>BigCom</w:t>
-      </w:r>
-      <w:r>
-        <w:t>p</w:t>
-      </w:r>
-      <w:proofErr w:type="spellEnd"/>
-      <w:r>
-        <w:t>)</w:t>
-      </w:r>
-      <w:r>
-        <w:t>.</w:t>
-      </w:r>
-    </w:p>
-    <w:p>
-      <w:pPr>
-        <w:pStyle w:val="1"/>
-        <w:rPr>
-          <w:rStyle w:val="Char4"/>
+        <w:pStyle w:val="Heading1"/>
+        <w:rPr>
+          <w:rStyle w:val="Char"/>
           <w:sz w:val="24"/>
           <w:szCs w:val="24"/>
         </w:rPr>
@@ -1807,15 +1704,7 @@
         <w:t xml:space="preserve">, </w:t>
       </w:r>
       <w:r>
-        <w:t xml:space="preserve">AI &amp; Big Data Workshop, </w:t>
-      </w:r>
-      <w:proofErr w:type="spellStart"/>
-      <w:r>
-        <w:t>Inha</w:t>
-      </w:r>
-      <w:proofErr w:type="spellEnd"/>
-      <w:r>
-        <w:t xml:space="preserve"> University</w:t>
+        <w:t>AI &amp; Big Data Workshop, Inha University</w:t>
       </w:r>
       <w:r>
         <w:t xml:space="preserve">, </w:t>
@@ -1899,21 +1788,8 @@
         </w:rPr>
         <w:t xml:space="preserve">, </w:t>
       </w:r>
-      <w:proofErr w:type="spellStart"/>
-      <w:r>
-        <w:t>Djizakh</w:t>
-      </w:r>
-      <w:proofErr w:type="spellEnd"/>
-      <w:r>
-        <w:t xml:space="preserve"> Polytechnical Institute, 21-22 February 2025, </w:t>
-      </w:r>
-      <w:proofErr w:type="spellStart"/>
-      <w:r>
-        <w:t>Djizakh</w:t>
-      </w:r>
-      <w:proofErr w:type="spellEnd"/>
-      <w:r>
-        <w:t xml:space="preserve">, Uzbekistan. </w:t>
+      <w:r>
+        <w:t xml:space="preserve">Djizakh Polytechnical Institute, 21-22 February 2025, Djizakh, Uzbekistan. </w:t>
       </w:r>
     </w:p>
     <w:p>
@@ -1938,21 +1814,8 @@
         </w:rPr>
         <w:t xml:space="preserve">, </w:t>
       </w:r>
-      <w:proofErr w:type="spellStart"/>
-      <w:r>
-        <w:t>Djizakh</w:t>
-      </w:r>
-      <w:proofErr w:type="spellEnd"/>
-      <w:r>
-        <w:t xml:space="preserve"> Polytechnical Institute, 11-12 Mart, 2024, </w:t>
-      </w:r>
-      <w:proofErr w:type="spellStart"/>
-      <w:r>
-        <w:t>Djizakh</w:t>
-      </w:r>
-      <w:proofErr w:type="spellEnd"/>
-      <w:r>
-        <w:t xml:space="preserve">, Uzbekistan. </w:t>
+      <w:r>
+        <w:t xml:space="preserve">Djizakh Polytechnical Institute, 11-12 Mart, 2024, Djizakh, Uzbekistan. </w:t>
       </w:r>
     </w:p>
     <w:p>
@@ -1977,26 +1840,13 @@
         </w:rPr>
         <w:t xml:space="preserve">, </w:t>
       </w:r>
-      <w:proofErr w:type="spellStart"/>
-      <w:r>
-        <w:t>Sambhram</w:t>
-      </w:r>
-      <w:proofErr w:type="spellEnd"/>
-      <w:r>
-        <w:t xml:space="preserve"> University, 26-27 July 2022, </w:t>
-      </w:r>
-      <w:proofErr w:type="spellStart"/>
-      <w:r>
-        <w:t>Djizakh</w:t>
-      </w:r>
-      <w:proofErr w:type="spellEnd"/>
-      <w:r>
-        <w:t>, Uzbekistan.</w:t>
-      </w:r>
-    </w:p>
-    <w:p>
-      <w:pPr>
-        <w:pStyle w:val="1"/>
+      <w:r>
+        <w:t>Sambhram University, 26-27 July 2022, Djizakh, Uzbekistan.</w:t>
+      </w:r>
+    </w:p>
+    <w:p>
+      <w:pPr>
+        <w:pStyle w:val="Heading1"/>
       </w:pPr>
       <w:r>
         <w:lastRenderedPageBreak/>
@@ -2008,36 +1858,12 @@
         <w:pStyle w:val="a"/>
       </w:pPr>
       <w:r>
-        <w:t xml:space="preserve">Python, </w:t>
-      </w:r>
-      <w:proofErr w:type="spellStart"/>
-      <w:r>
-        <w:t>PyTorch</w:t>
-      </w:r>
-      <w:proofErr w:type="spellEnd"/>
-      <w:r>
-        <w:t xml:space="preserve">, TensorFlow, </w:t>
-      </w:r>
-      <w:proofErr w:type="spellStart"/>
-      <w:r>
-        <w:t>Keras</w:t>
-      </w:r>
-      <w:proofErr w:type="spellEnd"/>
-      <w:r>
-        <w:t xml:space="preserve">, </w:t>
-      </w:r>
-      <w:proofErr w:type="spellStart"/>
-      <w:r>
-        <w:t>Matlab</w:t>
-      </w:r>
-      <w:proofErr w:type="spellEnd"/>
-      <w:r>
-        <w:t>, Pandas</w:t>
-      </w:r>
-    </w:p>
-    <w:p>
-      <w:pPr>
-        <w:pStyle w:val="1"/>
+        <w:t>Python, PyTorch, TensorFlow, Keras, Matlab, Pandas</w:t>
+      </w:r>
+    </w:p>
+    <w:p>
+      <w:pPr>
+        <w:pStyle w:val="Heading1"/>
       </w:pPr>
       <w:r>
         <w:t>Languages</w:t>
@@ -2089,7 +1915,7 @@
     </w:p>
     <w:p>
       <w:pPr>
-        <w:pStyle w:val="1"/>
+        <w:pStyle w:val="Heading1"/>
       </w:pPr>
       <w:r>
         <w:t>References</w:t>
@@ -2099,13 +1925,8 @@
       <w:pPr>
         <w:pStyle w:val="a"/>
       </w:pPr>
-      <w:proofErr w:type="spellStart"/>
-      <w:r>
-        <w:t>Wookey</w:t>
-      </w:r>
-      <w:proofErr w:type="spellEnd"/>
-      <w:r>
-        <w:t xml:space="preserve"> Lee, Professor, INHA University, trinity@inha.ac.kr</w:t>
+      <w:r>
+        <w:t>Wookey Lee, Professor, INHA University, trinity@inha.ac.kr</w:t>
       </w:r>
       <w:r>
         <w:rPr>
@@ -2127,21 +1948,8 @@
       <w:pPr>
         <w:pStyle w:val="a"/>
       </w:pPr>
-      <w:proofErr w:type="spellStart"/>
-      <w:r>
-        <w:t>Suan</w:t>
-      </w:r>
-      <w:proofErr w:type="spellEnd"/>
-      <w:r>
-        <w:t xml:space="preserve"> Lee, Assistant Professor, </w:t>
-      </w:r>
-      <w:proofErr w:type="spellStart"/>
-      <w:r>
-        <w:t>Semyung</w:t>
-      </w:r>
-      <w:proofErr w:type="spellEnd"/>
-      <w:r>
-        <w:t xml:space="preserve"> University, suanlee@semyung.ac.kr</w:t>
+      <w:r>
+        <w:t>Suan Lee, Assistant Professor, Semyung University, suanlee@semyung.ac.kr</w:t>
       </w:r>
       <w:r>
         <w:rPr>
@@ -2172,67 +1980,26 @@
       <w:pPr>
         <w:pStyle w:val="a"/>
       </w:pPr>
-      <w:proofErr w:type="spellStart"/>
-      <w:r>
-        <w:t>Geehyuk</w:t>
-      </w:r>
-      <w:proofErr w:type="spellEnd"/>
-      <w:r>
-        <w:t xml:space="preserve"> Lee, Professor, KAIST, geehyuk@kaist.ac.kr, Director, the KAIST </w:t>
-      </w:r>
-      <w:proofErr w:type="spellStart"/>
-      <w:r>
-        <w:t>SpaceTop</w:t>
-      </w:r>
-      <w:proofErr w:type="spellEnd"/>
-      <w:r>
-        <w:t xml:space="preserve"> Research Center</w:t>
-      </w:r>
-    </w:p>
-    <w:p>
-      <w:pPr>
-        <w:pStyle w:val="a"/>
-      </w:pPr>
-      <w:proofErr w:type="spellStart"/>
+      <w:r>
+        <w:t>Geehyuk Lee, Professor, KAIST, geehyuk@kaist.ac.kr, Director, the KAIST SpaceTop Research Center</w:t>
+      </w:r>
+    </w:p>
+    <w:p>
+      <w:pPr>
+        <w:pStyle w:val="a"/>
+      </w:pPr>
       <w:r>
         <w:rPr>
           <w:rFonts w:ascii="Arial" w:hAnsi="Arial" w:cs="Arial"/>
           <w:color w:val="222222"/>
           <w:shd w:val="clear" w:color="auto" w:fill="FFFFFF"/>
         </w:rPr>
-        <w:t>Jinsu</w:t>
-      </w:r>
-      <w:proofErr w:type="spellEnd"/>
-      <w:r>
-        <w:rPr>
-          <w:rFonts w:ascii="Arial" w:hAnsi="Arial" w:cs="Arial"/>
-          <w:color w:val="222222"/>
-          <w:shd w:val="clear" w:color="auto" w:fill="FFFFFF"/>
-        </w:rPr>
-        <w:t xml:space="preserve"> Cho, Professor, </w:t>
-      </w:r>
-      <w:proofErr w:type="spellStart"/>
-      <w:r>
-        <w:rPr>
-          <w:rFonts w:ascii="Arial" w:hAnsi="Arial" w:cs="Arial"/>
-          <w:color w:val="222222"/>
-          <w:shd w:val="clear" w:color="auto" w:fill="FFFFFF"/>
-        </w:rPr>
-        <w:t>Gachon</w:t>
-      </w:r>
-      <w:proofErr w:type="spellEnd"/>
-      <w:r>
-        <w:rPr>
-          <w:rFonts w:ascii="Arial" w:hAnsi="Arial" w:cs="Arial"/>
-          <w:color w:val="222222"/>
-          <w:shd w:val="clear" w:color="auto" w:fill="FFFFFF"/>
-        </w:rPr>
-        <w:t xml:space="preserve"> University, </w:t>
+        <w:t xml:space="preserve">Jinsu Cho, Professor, Gachon University, </w:t>
       </w:r>
       <w:hyperlink r:id="rId8" w:history="1">
         <w:r>
           <w:rPr>
-            <w:rStyle w:val="ae"/>
+            <w:rStyle w:val="Hyperlink"/>
             <w:rFonts w:ascii="Arial" w:hAnsi="Arial" w:cs="Arial"/>
             <w:shd w:val="clear" w:color="auto" w:fill="FFFFFF"/>
           </w:rPr>
@@ -2284,7 +2051,7 @@
 </file>
 
 <file path=word/endnotes.xml><?xml version="1.0" encoding="utf-8"?>
-<w:endnotes xmlns:wpc="http://schemas.microsoft.com/office/word/2010/wordprocessingCanvas" xmlns:cx="http://schemas.microsoft.com/office/drawing/2014/chartex" xmlns:cx1="http://schemas.microsoft.com/office/drawing/2015/9/8/chartex" xmlns:cx2="http://schemas.microsoft.com/office/drawing/2015/10/21/chartex" xmlns:cx3="http://schemas.microsoft.com/office/drawing/2016/5/9/chartex" xmlns:cx4="http://schemas.microsoft.com/office/drawing/2016/5/10/chartex" xmlns:cx5="http://schemas.microsoft.com/office/drawing/2016/5/11/chartex" xmlns:cx6="http://schemas.microsoft.com/office/drawing/2016/5/12/chartex" xmlns:cx7="http://schemas.microsoft.com/office/drawing/2016/5/13/chartex" xmlns:cx8="http://schemas.microsoft.com/office/drawing/2016/5/14/chartex" xmlns:mc="http://schemas.openxmlformats.org/markup-compatibility/2006" xmlns:aink="http://schemas.microsoft.com/office/drawing/2016/ink" xmlns:am3d="http://schemas.microsoft.com/office/drawing/2017/model3d" xmlns:o="urn:schemas-microsoft-com:office:office" xmlns:r="http://schemas.openxmlformats.org/officeDocument/2006/relationships" xmlns:m="http://schemas.openxmlformats.org/officeDocument/2006/math" xmlns:v="urn:schemas-microsoft-com:vml" xmlns:wp14="http://schemas.microsoft.com/office/word/2010/wordprocessingDrawing" xmlns:wp="http://schemas.openxmlformats.org/drawingml/2006/wordprocessingDrawing" xmlns:w10="urn:schemas-microsoft-com:office:word" xmlns:w="http://schemas.openxmlformats.org/wordprocessingml/2006/main" xmlns:w14="http://schemas.microsoft.com/office/word/2010/wordml" xmlns:w15="http://schemas.microsoft.com/office/word/2012/wordml" xmlns:w16cid="http://schemas.microsoft.com/office/word/2016/wordml/cid" xmlns:w16se="http://schemas.microsoft.com/office/word/2015/wordml/symex" xmlns:wpg="http://schemas.microsoft.com/office/word/2010/wordprocessingGroup" xmlns:wpi="http://schemas.microsoft.com/office/word/2010/wordprocessingInk" xmlns:wne="http://schemas.microsoft.com/office/word/2006/wordml" xmlns:wps="http://schemas.microsoft.com/office/word/2010/wordprocessingShape" mc:Ignorable="w14 w15 w16se w16cid wp14">
+<w:endnotes xmlns:wpc="http://schemas.microsoft.com/office/word/2010/wordprocessingCanvas" xmlns:cx="http://schemas.microsoft.com/office/drawing/2014/chartex" xmlns:cx1="http://schemas.microsoft.com/office/drawing/2015/9/8/chartex" xmlns:cx2="http://schemas.microsoft.com/office/drawing/2015/10/21/chartex" xmlns:cx3="http://schemas.microsoft.com/office/drawing/2016/5/9/chartex" xmlns:cx4="http://schemas.microsoft.com/office/drawing/2016/5/10/chartex" xmlns:cx5="http://schemas.microsoft.com/office/drawing/2016/5/11/chartex" xmlns:cx6="http://schemas.microsoft.com/office/drawing/2016/5/12/chartex" xmlns:cx7="http://schemas.microsoft.com/office/drawing/2016/5/13/chartex" xmlns:cx8="http://schemas.microsoft.com/office/drawing/2016/5/14/chartex" xmlns:mc="http://schemas.openxmlformats.org/markup-compatibility/2006" xmlns:aink="http://schemas.microsoft.com/office/drawing/2016/ink" xmlns:am3d="http://schemas.microsoft.com/office/drawing/2017/model3d" xmlns:o="urn:schemas-microsoft-com:office:office" xmlns:oel="http://schemas.microsoft.com/office/2019/extlst" xmlns:r="http://schemas.openxmlformats.org/officeDocument/2006/relationships" xmlns:m="http://schemas.openxmlformats.org/officeDocument/2006/math" xmlns:v="urn:schemas-microsoft-com:vml" xmlns:wp14="http://schemas.microsoft.com/office/word/2010/wordprocessingDrawing" xmlns:wp="http://schemas.openxmlformats.org/drawingml/2006/wordprocessingDrawing" xmlns:w10="urn:schemas-microsoft-com:office:word" xmlns:w="http://schemas.openxmlformats.org/wordprocessingml/2006/main" xmlns:w14="http://schemas.microsoft.com/office/word/2010/wordml" xmlns:w15="http://schemas.microsoft.com/office/word/2012/wordml" xmlns:w16cex="http://schemas.microsoft.com/office/word/2018/wordml/cex" xmlns:w16cid="http://schemas.microsoft.com/office/word/2016/wordml/cid" xmlns:w16="http://schemas.microsoft.com/office/word/2018/wordml" xmlns:w16sdtdh="http://schemas.microsoft.com/office/word/2020/wordml/sdtdatahash" xmlns:w16se="http://schemas.microsoft.com/office/word/2015/wordml/symex" xmlns:wpg="http://schemas.microsoft.com/office/word/2010/wordprocessingGroup" xmlns:wpi="http://schemas.microsoft.com/office/word/2010/wordprocessingInk" xmlns:wne="http://schemas.microsoft.com/office/word/2006/wordml" xmlns:wps="http://schemas.microsoft.com/office/word/2010/wordprocessingShape" mc:Ignorable="w14 w15 w16se w16cid w16 w16cex w16sdtdh wp14">
   <w:endnote w:type="separator" w:id="-1">
     <w:p>
       <w:pPr>
@@ -2309,7 +2076,7 @@
 </file>
 
 <file path=word/footnotes.xml><?xml version="1.0" encoding="utf-8"?>
-<w:footnotes xmlns:wpc="http://schemas.microsoft.com/office/word/2010/wordprocessingCanvas" xmlns:cx="http://schemas.microsoft.com/office/drawing/2014/chartex" xmlns:cx1="http://schemas.microsoft.com/office/drawing/2015/9/8/chartex" xmlns:cx2="http://schemas.microsoft.com/office/drawing/2015/10/21/chartex" xmlns:cx3="http://schemas.microsoft.com/office/drawing/2016/5/9/chartex" xmlns:cx4="http://schemas.microsoft.com/office/drawing/2016/5/10/chartex" xmlns:cx5="http://schemas.microsoft.com/office/drawing/2016/5/11/chartex" xmlns:cx6="http://schemas.microsoft.com/office/drawing/2016/5/12/chartex" xmlns:cx7="http://schemas.microsoft.com/office/drawing/2016/5/13/chartex" xmlns:cx8="http://schemas.microsoft.com/office/drawing/2016/5/14/chartex" xmlns:mc="http://schemas.openxmlformats.org/markup-compatibility/2006" xmlns:aink="http://schemas.microsoft.com/office/drawing/2016/ink" xmlns:am3d="http://schemas.microsoft.com/office/drawing/2017/model3d" xmlns:o="urn:schemas-microsoft-com:office:office" xmlns:r="http://schemas.openxmlformats.org/officeDocument/2006/relationships" xmlns:m="http://schemas.openxmlformats.org/officeDocument/2006/math" xmlns:v="urn:schemas-microsoft-com:vml" xmlns:wp14="http://schemas.microsoft.com/office/word/2010/wordprocessingDrawing" xmlns:wp="http://schemas.openxmlformats.org/drawingml/2006/wordprocessingDrawing" xmlns:w10="urn:schemas-microsoft-com:office:word" xmlns:w="http://schemas.openxmlformats.org/wordprocessingml/2006/main" xmlns:w14="http://schemas.microsoft.com/office/word/2010/wordml" xmlns:w15="http://schemas.microsoft.com/office/word/2012/wordml" xmlns:w16cid="http://schemas.microsoft.com/office/word/2016/wordml/cid" xmlns:w16se="http://schemas.microsoft.com/office/word/2015/wordml/symex" xmlns:wpg="http://schemas.microsoft.com/office/word/2010/wordprocessingGroup" xmlns:wpi="http://schemas.microsoft.com/office/word/2010/wordprocessingInk" xmlns:wne="http://schemas.microsoft.com/office/word/2006/wordml" xmlns:wps="http://schemas.microsoft.com/office/word/2010/wordprocessingShape" mc:Ignorable="w14 w15 w16se w16cid wp14">
+<w:footnotes xmlns:wpc="http://schemas.microsoft.com/office/word/2010/wordprocessingCanvas" xmlns:cx="http://schemas.microsoft.com/office/drawing/2014/chartex" xmlns:cx1="http://schemas.microsoft.com/office/drawing/2015/9/8/chartex" xmlns:cx2="http://schemas.microsoft.com/office/drawing/2015/10/21/chartex" xmlns:cx3="http://schemas.microsoft.com/office/drawing/2016/5/9/chartex" xmlns:cx4="http://schemas.microsoft.com/office/drawing/2016/5/10/chartex" xmlns:cx5="http://schemas.microsoft.com/office/drawing/2016/5/11/chartex" xmlns:cx6="http://schemas.microsoft.com/office/drawing/2016/5/12/chartex" xmlns:cx7="http://schemas.microsoft.com/office/drawing/2016/5/13/chartex" xmlns:cx8="http://schemas.microsoft.com/office/drawing/2016/5/14/chartex" xmlns:mc="http://schemas.openxmlformats.org/markup-compatibility/2006" xmlns:aink="http://schemas.microsoft.com/office/drawing/2016/ink" xmlns:am3d="http://schemas.microsoft.com/office/drawing/2017/model3d" xmlns:o="urn:schemas-microsoft-com:office:office" xmlns:oel="http://schemas.microsoft.com/office/2019/extlst" xmlns:r="http://schemas.openxmlformats.org/officeDocument/2006/relationships" xmlns:m="http://schemas.openxmlformats.org/officeDocument/2006/math" xmlns:v="urn:schemas-microsoft-com:vml" xmlns:wp14="http://schemas.microsoft.com/office/word/2010/wordprocessingDrawing" xmlns:wp="http://schemas.openxmlformats.org/drawingml/2006/wordprocessingDrawing" xmlns:w10="urn:schemas-microsoft-com:office:word" xmlns:w="http://schemas.openxmlformats.org/wordprocessingml/2006/main" xmlns:w14="http://schemas.microsoft.com/office/word/2010/wordml" xmlns:w15="http://schemas.microsoft.com/office/word/2012/wordml" xmlns:w16cex="http://schemas.microsoft.com/office/word/2018/wordml/cex" xmlns:w16cid="http://schemas.microsoft.com/office/word/2016/wordml/cid" xmlns:w16="http://schemas.microsoft.com/office/word/2018/wordml" xmlns:w16sdtdh="http://schemas.microsoft.com/office/word/2020/wordml/sdtdatahash" xmlns:w16se="http://schemas.microsoft.com/office/word/2015/wordml/symex" xmlns:wpg="http://schemas.microsoft.com/office/word/2010/wordprocessingGroup" xmlns:wpi="http://schemas.microsoft.com/office/word/2010/wordprocessingInk" xmlns:wne="http://schemas.microsoft.com/office/word/2006/wordml" xmlns:wps="http://schemas.microsoft.com/office/word/2010/wordprocessingShape" mc:Ignorable="w14 w15 w16se w16cid w16 w16cex w16sdtdh wp14">
   <w:footnote w:type="separator" w:id="-1">
     <w:p>
       <w:pPr>
@@ -2334,7 +2101,7 @@
 </file>
 
 <file path=word/numbering.xml><?xml version="1.0" encoding="utf-8"?>
-<w:numbering xmlns:wpc="http://schemas.microsoft.com/office/word/2010/wordprocessingCanvas" xmlns:cx="http://schemas.microsoft.com/office/drawing/2014/chartex" xmlns:cx1="http://schemas.microsoft.com/office/drawing/2015/9/8/chartex" xmlns:cx2="http://schemas.microsoft.com/office/drawing/2015/10/21/chartex" xmlns:cx3="http://schemas.microsoft.com/office/drawing/2016/5/9/chartex" xmlns:cx4="http://schemas.microsoft.com/office/drawing/2016/5/10/chartex" xmlns:cx5="http://schemas.microsoft.com/office/drawing/2016/5/11/chartex" xmlns:cx6="http://schemas.microsoft.com/office/drawing/2016/5/12/chartex" xmlns:cx7="http://schemas.microsoft.com/office/drawing/2016/5/13/chartex" xmlns:cx8="http://schemas.microsoft.com/office/drawing/2016/5/14/chartex" xmlns:mc="http://schemas.openxmlformats.org/markup-compatibility/2006" xmlns:aink="http://schemas.microsoft.com/office/drawing/2016/ink" xmlns:am3d="http://schemas.microsoft.com/office/drawing/2017/model3d" xmlns:o="urn:schemas-microsoft-com:office:office" xmlns:r="http://schemas.openxmlformats.org/officeDocument/2006/relationships" xmlns:m="http://schemas.openxmlformats.org/officeDocument/2006/math" xmlns:v="urn:schemas-microsoft-com:vml" xmlns:wp14="http://schemas.microsoft.com/office/word/2010/wordprocessingDrawing" xmlns:wp="http://schemas.openxmlformats.org/drawingml/2006/wordprocessingDrawing" xmlns:w10="urn:schemas-microsoft-com:office:word" xmlns:w="http://schemas.openxmlformats.org/wordprocessingml/2006/main" xmlns:w14="http://schemas.microsoft.com/office/word/2010/wordml" xmlns:w15="http://schemas.microsoft.com/office/word/2012/wordml" xmlns:w16cid="http://schemas.microsoft.com/office/word/2016/wordml/cid" xmlns:w16se="http://schemas.microsoft.com/office/word/2015/wordml/symex" xmlns:wpg="http://schemas.microsoft.com/office/word/2010/wordprocessingGroup" xmlns:wpi="http://schemas.microsoft.com/office/word/2010/wordprocessingInk" xmlns:wne="http://schemas.microsoft.com/office/word/2006/wordml" xmlns:wps="http://schemas.microsoft.com/office/word/2010/wordprocessingShape" mc:Ignorable="w14 w15 w16se w16cid wp14">
+<w:numbering xmlns:wpc="http://schemas.microsoft.com/office/word/2010/wordprocessingCanvas" xmlns:cx="http://schemas.microsoft.com/office/drawing/2014/chartex" xmlns:cx1="http://schemas.microsoft.com/office/drawing/2015/9/8/chartex" xmlns:cx2="http://schemas.microsoft.com/office/drawing/2015/10/21/chartex" xmlns:cx3="http://schemas.microsoft.com/office/drawing/2016/5/9/chartex" xmlns:cx4="http://schemas.microsoft.com/office/drawing/2016/5/10/chartex" xmlns:cx5="http://schemas.microsoft.com/office/drawing/2016/5/11/chartex" xmlns:cx6="http://schemas.microsoft.com/office/drawing/2016/5/12/chartex" xmlns:cx7="http://schemas.microsoft.com/office/drawing/2016/5/13/chartex" xmlns:cx8="http://schemas.microsoft.com/office/drawing/2016/5/14/chartex" xmlns:mc="http://schemas.openxmlformats.org/markup-compatibility/2006" xmlns:aink="http://schemas.microsoft.com/office/drawing/2016/ink" xmlns:am3d="http://schemas.microsoft.com/office/drawing/2017/model3d" xmlns:o="urn:schemas-microsoft-com:office:office" xmlns:oel="http://schemas.microsoft.com/office/2019/extlst" xmlns:r="http://schemas.openxmlformats.org/officeDocument/2006/relationships" xmlns:m="http://schemas.openxmlformats.org/officeDocument/2006/math" xmlns:v="urn:schemas-microsoft-com:vml" xmlns:wp14="http://schemas.microsoft.com/office/word/2010/wordprocessingDrawing" xmlns:wp="http://schemas.openxmlformats.org/drawingml/2006/wordprocessingDrawing" xmlns:w10="urn:schemas-microsoft-com:office:word" xmlns:w="http://schemas.openxmlformats.org/wordprocessingml/2006/main" xmlns:w14="http://schemas.microsoft.com/office/word/2010/wordml" xmlns:w15="http://schemas.microsoft.com/office/word/2012/wordml" xmlns:w16cex="http://schemas.microsoft.com/office/word/2018/wordml/cex" xmlns:w16cid="http://schemas.microsoft.com/office/word/2016/wordml/cid" xmlns:w16="http://schemas.microsoft.com/office/word/2018/wordml" xmlns:w16sdtdh="http://schemas.microsoft.com/office/word/2020/wordml/sdtdatahash" xmlns:w16se="http://schemas.microsoft.com/office/word/2015/wordml/symex" xmlns:wpg="http://schemas.microsoft.com/office/word/2010/wordprocessingGroup" xmlns:wpi="http://schemas.microsoft.com/office/word/2010/wordprocessingInk" xmlns:wne="http://schemas.microsoft.com/office/word/2006/wordml" xmlns:wps="http://schemas.microsoft.com/office/word/2010/wordprocessingShape" mc:Ignorable="w14 w15 w16se w16cid w16 w16cex w16sdtdh wp14">
   <w:abstractNum w:abstractNumId="0" w15:restartNumberingAfterBreak="0">
     <w:nsid w:val="00126E14"/>
     <w:multiLevelType w:val="hybridMultilevel"/>
@@ -2563,17 +2330,17 @@
       </w:rPr>
     </w:lvl>
   </w:abstractNum>
-  <w:num w:numId="1">
+  <w:num w:numId="1" w16cid:durableId="337004735">
     <w:abstractNumId w:val="0"/>
   </w:num>
-  <w:num w:numId="2">
+  <w:num w:numId="2" w16cid:durableId="793014167">
     <w:abstractNumId w:val="1"/>
   </w:num>
 </w:numbering>
 </file>
 
 <file path=word/styles.xml><?xml version="1.0" encoding="utf-8"?>
-<w:styles xmlns:mc="http://schemas.openxmlformats.org/markup-compatibility/2006" xmlns:r="http://schemas.openxmlformats.org/officeDocument/2006/relationships" xmlns:w="http://schemas.openxmlformats.org/wordprocessingml/2006/main" xmlns:w14="http://schemas.microsoft.com/office/word/2010/wordml" xmlns:w15="http://schemas.microsoft.com/office/word/2012/wordml" xmlns:w16cid="http://schemas.microsoft.com/office/word/2016/wordml/cid" xmlns:w16se="http://schemas.microsoft.com/office/word/2015/wordml/symex" mc:Ignorable="w14 w15 w16se w16cid">
+<w:styles xmlns:mc="http://schemas.openxmlformats.org/markup-compatibility/2006" xmlns:r="http://schemas.openxmlformats.org/officeDocument/2006/relationships" xmlns:w="http://schemas.openxmlformats.org/wordprocessingml/2006/main" xmlns:w14="http://schemas.microsoft.com/office/word/2010/wordml" xmlns:w15="http://schemas.microsoft.com/office/word/2012/wordml" xmlns:w16cex="http://schemas.microsoft.com/office/word/2018/wordml/cex" xmlns:w16cid="http://schemas.microsoft.com/office/word/2016/wordml/cid" xmlns:w16="http://schemas.microsoft.com/office/word/2018/wordml" xmlns:w16sdtdh="http://schemas.microsoft.com/office/word/2020/wordml/sdtdatahash" xmlns:w16se="http://schemas.microsoft.com/office/word/2015/wordml/symex" mc:Ignorable="w14 w15 w16se w16cid w16 w16cex w16sdtdh">
   <w:docDefaults>
     <w:rPrDefault>
       <w:rPr>
@@ -2591,7 +2358,7 @@
       </w:pPr>
     </w:pPrDefault>
   </w:docDefaults>
-  <w:latentStyles w:defLockedState="0" w:defUIPriority="99" w:defSemiHidden="0" w:defUnhideWhenUsed="0" w:defQFormat="0" w:count="375">
+  <w:latentStyles w:defLockedState="0" w:defUIPriority="99" w:defSemiHidden="0" w:defUnhideWhenUsed="0" w:defQFormat="0" w:count="376">
     <w:lsdException w:name="Normal" w:uiPriority="0" w:qFormat="1"/>
     <w:lsdException w:name="heading 1" w:uiPriority="9" w:qFormat="1"/>
     <w:lsdException w:name="heading 2" w:semiHidden="1" w:uiPriority="9" w:unhideWhenUsed="1" w:qFormat="1"/>
@@ -2967,8 +2734,9 @@
     <w:lsdException w:name="Smart Hyperlink" w:semiHidden="1" w:unhideWhenUsed="1"/>
     <w:lsdException w:name="Hashtag" w:semiHidden="1" w:unhideWhenUsed="1"/>
     <w:lsdException w:name="Unresolved Mention" w:semiHidden="1" w:unhideWhenUsed="1"/>
+    <w:lsdException w:name="Smart Link" w:semiHidden="1" w:unhideWhenUsed="1"/>
   </w:latentStyles>
-  <w:style w:type="paragraph" w:default="1" w:styleId="a0">
+  <w:style w:type="paragraph" w:default="1" w:styleId="Normal">
     <w:name w:val="Normal"/>
     <w:qFormat/>
     <w:rsid w:val="009856A6"/>
@@ -2978,11 +2746,11 @@
       <w:szCs w:val="20"/>
     </w:rPr>
   </w:style>
-  <w:style w:type="paragraph" w:styleId="1">
+  <w:style w:type="paragraph" w:styleId="Heading1">
     <w:name w:val="heading 1"/>
-    <w:basedOn w:val="a0"/>
-    <w:next w:val="a0"/>
-    <w:link w:val="1Char"/>
+    <w:basedOn w:val="Normal"/>
+    <w:next w:val="Normal"/>
+    <w:link w:val="Heading1Char"/>
     <w:uiPriority w:val="9"/>
     <w:qFormat/>
     <w:rsid w:val="009856A6"/>
@@ -2997,11 +2765,11 @@
       <w:szCs w:val="24"/>
     </w:rPr>
   </w:style>
-  <w:style w:type="paragraph" w:styleId="2">
+  <w:style w:type="paragraph" w:styleId="Heading2">
     <w:name w:val="heading 2"/>
-    <w:basedOn w:val="a0"/>
-    <w:next w:val="a0"/>
-    <w:link w:val="2Char"/>
+    <w:basedOn w:val="Normal"/>
+    <w:next w:val="Normal"/>
+    <w:link w:val="Heading2Char"/>
     <w:uiPriority w:val="9"/>
     <w:unhideWhenUsed/>
     <w:qFormat/>
@@ -3016,11 +2784,11 @@
       <w:szCs w:val="22"/>
     </w:rPr>
   </w:style>
-  <w:style w:type="paragraph" w:styleId="3">
+  <w:style w:type="paragraph" w:styleId="Heading3">
     <w:name w:val="heading 3"/>
-    <w:basedOn w:val="a0"/>
-    <w:next w:val="a0"/>
-    <w:link w:val="3Char"/>
+    <w:basedOn w:val="Normal"/>
+    <w:next w:val="Normal"/>
+    <w:link w:val="Heading3Char"/>
     <w:uiPriority w:val="9"/>
     <w:semiHidden/>
     <w:unhideWhenUsed/>
@@ -3039,11 +2807,11 @@
       <w:szCs w:val="28"/>
     </w:rPr>
   </w:style>
-  <w:style w:type="paragraph" w:styleId="4">
+  <w:style w:type="paragraph" w:styleId="Heading4">
     <w:name w:val="heading 4"/>
-    <w:basedOn w:val="a0"/>
-    <w:next w:val="a0"/>
-    <w:link w:val="4Char"/>
+    <w:basedOn w:val="Normal"/>
+    <w:next w:val="Normal"/>
+    <w:link w:val="Heading4Char"/>
     <w:uiPriority w:val="9"/>
     <w:semiHidden/>
     <w:unhideWhenUsed/>
@@ -3062,11 +2830,11 @@
       <w:color w:val="0F4761" w:themeColor="accent1" w:themeShade="BF"/>
     </w:rPr>
   </w:style>
-  <w:style w:type="paragraph" w:styleId="5">
+  <w:style w:type="paragraph" w:styleId="Heading5">
     <w:name w:val="heading 5"/>
-    <w:basedOn w:val="a0"/>
-    <w:next w:val="a0"/>
-    <w:link w:val="5Char"/>
+    <w:basedOn w:val="Normal"/>
+    <w:next w:val="Normal"/>
+    <w:link w:val="Heading5Char"/>
     <w:uiPriority w:val="9"/>
     <w:semiHidden/>
     <w:unhideWhenUsed/>
@@ -3083,11 +2851,11 @@
       <w:color w:val="0F4761" w:themeColor="accent1" w:themeShade="BF"/>
     </w:rPr>
   </w:style>
-  <w:style w:type="paragraph" w:styleId="6">
+  <w:style w:type="paragraph" w:styleId="Heading6">
     <w:name w:val="heading 6"/>
-    <w:basedOn w:val="a0"/>
-    <w:next w:val="a0"/>
-    <w:link w:val="6Char"/>
+    <w:basedOn w:val="Normal"/>
+    <w:next w:val="Normal"/>
+    <w:link w:val="Heading6Char"/>
     <w:uiPriority w:val="9"/>
     <w:semiHidden/>
     <w:unhideWhenUsed/>
@@ -3106,11 +2874,11 @@
       <w:color w:val="595959" w:themeColor="text1" w:themeTint="A6"/>
     </w:rPr>
   </w:style>
-  <w:style w:type="paragraph" w:styleId="7">
+  <w:style w:type="paragraph" w:styleId="Heading7">
     <w:name w:val="heading 7"/>
-    <w:basedOn w:val="a0"/>
-    <w:next w:val="a0"/>
-    <w:link w:val="7Char"/>
+    <w:basedOn w:val="Normal"/>
+    <w:next w:val="Normal"/>
+    <w:link w:val="Heading7Char"/>
     <w:uiPriority w:val="9"/>
     <w:semiHidden/>
     <w:unhideWhenUsed/>
@@ -3127,11 +2895,11 @@
       <w:color w:val="595959" w:themeColor="text1" w:themeTint="A6"/>
     </w:rPr>
   </w:style>
-  <w:style w:type="paragraph" w:styleId="8">
+  <w:style w:type="paragraph" w:styleId="Heading8">
     <w:name w:val="heading 8"/>
-    <w:basedOn w:val="a0"/>
-    <w:next w:val="a0"/>
-    <w:link w:val="8Char"/>
+    <w:basedOn w:val="Normal"/>
+    <w:next w:val="Normal"/>
+    <w:link w:val="Heading8Char"/>
     <w:uiPriority w:val="9"/>
     <w:semiHidden/>
     <w:unhideWhenUsed/>
@@ -3150,11 +2918,11 @@
       <w:color w:val="272727" w:themeColor="text1" w:themeTint="D8"/>
     </w:rPr>
   </w:style>
-  <w:style w:type="paragraph" w:styleId="9">
+  <w:style w:type="paragraph" w:styleId="Heading9">
     <w:name w:val="heading 9"/>
-    <w:basedOn w:val="a0"/>
-    <w:next w:val="a0"/>
-    <w:link w:val="9Char"/>
+    <w:basedOn w:val="Normal"/>
+    <w:next w:val="Normal"/>
+    <w:link w:val="Heading9Char"/>
     <w:uiPriority w:val="9"/>
     <w:semiHidden/>
     <w:unhideWhenUsed/>
@@ -3171,13 +2939,13 @@
       <w:color w:val="272727" w:themeColor="text1" w:themeTint="D8"/>
     </w:rPr>
   </w:style>
-  <w:style w:type="character" w:default="1" w:styleId="a1">
+  <w:style w:type="character" w:default="1" w:styleId="DefaultParagraphFont">
     <w:name w:val="Default Paragraph Font"/>
     <w:uiPriority w:val="1"/>
     <w:semiHidden/>
     <w:unhideWhenUsed/>
   </w:style>
-  <w:style w:type="table" w:default="1" w:styleId="a2">
+  <w:style w:type="table" w:default="1" w:styleId="TableNormal">
     <w:name w:val="Normal Table"/>
     <w:uiPriority w:val="99"/>
     <w:semiHidden/>
@@ -3192,16 +2960,16 @@
       </w:tblCellMar>
     </w:tblPr>
   </w:style>
-  <w:style w:type="numbering" w:default="1" w:styleId="a3">
+  <w:style w:type="numbering" w:default="1" w:styleId="NoList">
     <w:name w:val="No List"/>
     <w:uiPriority w:val="99"/>
     <w:semiHidden/>
     <w:unhideWhenUsed/>
   </w:style>
-  <w:style w:type="character" w:customStyle="1" w:styleId="1Char">
-    <w:name w:val="제목 1 Char"/>
-    <w:basedOn w:val="a1"/>
-    <w:link w:val="1"/>
+  <w:style w:type="character" w:customStyle="1" w:styleId="Heading1Char">
+    <w:name w:val="Heading 1 Char"/>
+    <w:basedOn w:val="DefaultParagraphFont"/>
+    <w:link w:val="Heading1"/>
     <w:uiPriority w:val="9"/>
     <w:rsid w:val="009856A6"/>
     <w:rPr>
@@ -3210,10 +2978,10 @@
       <w:bCs/>
     </w:rPr>
   </w:style>
-  <w:style w:type="character" w:customStyle="1" w:styleId="2Char">
-    <w:name w:val="제목 2 Char"/>
-    <w:basedOn w:val="a1"/>
-    <w:link w:val="2"/>
+  <w:style w:type="character" w:customStyle="1" w:styleId="Heading2Char">
+    <w:name w:val="Heading 2 Char"/>
+    <w:basedOn w:val="DefaultParagraphFont"/>
+    <w:link w:val="Heading2"/>
     <w:uiPriority w:val="9"/>
     <w:rsid w:val="00607207"/>
     <w:rPr>
@@ -3224,10 +2992,10 @@
       <w:szCs w:val="22"/>
     </w:rPr>
   </w:style>
-  <w:style w:type="character" w:customStyle="1" w:styleId="3Char">
-    <w:name w:val="제목 3 Char"/>
-    <w:basedOn w:val="a1"/>
-    <w:link w:val="3"/>
+  <w:style w:type="character" w:customStyle="1" w:styleId="Heading3Char">
+    <w:name w:val="Heading 3 Char"/>
+    <w:basedOn w:val="DefaultParagraphFont"/>
+    <w:link w:val="Heading3"/>
     <w:uiPriority w:val="9"/>
     <w:semiHidden/>
     <w:rsid w:val="009856A6"/>
@@ -3238,10 +3006,10 @@
       <w:szCs w:val="28"/>
     </w:rPr>
   </w:style>
-  <w:style w:type="character" w:customStyle="1" w:styleId="4Char">
-    <w:name w:val="제목 4 Char"/>
-    <w:basedOn w:val="a1"/>
-    <w:link w:val="4"/>
+  <w:style w:type="character" w:customStyle="1" w:styleId="Heading4Char">
+    <w:name w:val="Heading 4 Char"/>
+    <w:basedOn w:val="DefaultParagraphFont"/>
+    <w:link w:val="Heading4"/>
     <w:uiPriority w:val="9"/>
     <w:semiHidden/>
     <w:rsid w:val="009856A6"/>
@@ -3252,10 +3020,10 @@
       <w:color w:val="0F4761" w:themeColor="accent1" w:themeShade="BF"/>
     </w:rPr>
   </w:style>
-  <w:style w:type="character" w:customStyle="1" w:styleId="5Char">
-    <w:name w:val="제목 5 Char"/>
-    <w:basedOn w:val="a1"/>
-    <w:link w:val="5"/>
+  <w:style w:type="character" w:customStyle="1" w:styleId="Heading5Char">
+    <w:name w:val="Heading 5 Char"/>
+    <w:basedOn w:val="DefaultParagraphFont"/>
+    <w:link w:val="Heading5"/>
     <w:uiPriority w:val="9"/>
     <w:semiHidden/>
     <w:rsid w:val="009856A6"/>
@@ -3264,10 +3032,10 @@
       <w:color w:val="0F4761" w:themeColor="accent1" w:themeShade="BF"/>
     </w:rPr>
   </w:style>
-  <w:style w:type="character" w:customStyle="1" w:styleId="6Char">
-    <w:name w:val="제목 6 Char"/>
-    <w:basedOn w:val="a1"/>
-    <w:link w:val="6"/>
+  <w:style w:type="character" w:customStyle="1" w:styleId="Heading6Char">
+    <w:name w:val="Heading 6 Char"/>
+    <w:basedOn w:val="DefaultParagraphFont"/>
+    <w:link w:val="Heading6"/>
     <w:uiPriority w:val="9"/>
     <w:semiHidden/>
     <w:rsid w:val="009856A6"/>
@@ -3278,10 +3046,10 @@
       <w:color w:val="595959" w:themeColor="text1" w:themeTint="A6"/>
     </w:rPr>
   </w:style>
-  <w:style w:type="character" w:customStyle="1" w:styleId="7Char">
-    <w:name w:val="제목 7 Char"/>
-    <w:basedOn w:val="a1"/>
-    <w:link w:val="7"/>
+  <w:style w:type="character" w:customStyle="1" w:styleId="Heading7Char">
+    <w:name w:val="Heading 7 Char"/>
+    <w:basedOn w:val="DefaultParagraphFont"/>
+    <w:link w:val="Heading7"/>
     <w:uiPriority w:val="9"/>
     <w:semiHidden/>
     <w:rsid w:val="009856A6"/>
@@ -3290,10 +3058,10 @@
       <w:color w:val="595959" w:themeColor="text1" w:themeTint="A6"/>
     </w:rPr>
   </w:style>
-  <w:style w:type="character" w:customStyle="1" w:styleId="8Char">
-    <w:name w:val="제목 8 Char"/>
-    <w:basedOn w:val="a1"/>
-    <w:link w:val="8"/>
+  <w:style w:type="character" w:customStyle="1" w:styleId="Heading8Char">
+    <w:name w:val="Heading 8 Char"/>
+    <w:basedOn w:val="DefaultParagraphFont"/>
+    <w:link w:val="Heading8"/>
     <w:uiPriority w:val="9"/>
     <w:semiHidden/>
     <w:rsid w:val="009856A6"/>
@@ -3304,10 +3072,10 @@
       <w:color w:val="272727" w:themeColor="text1" w:themeTint="D8"/>
     </w:rPr>
   </w:style>
-  <w:style w:type="character" w:customStyle="1" w:styleId="9Char">
-    <w:name w:val="제목 9 Char"/>
-    <w:basedOn w:val="a1"/>
-    <w:link w:val="9"/>
+  <w:style w:type="character" w:customStyle="1" w:styleId="Heading9Char">
+    <w:name w:val="Heading 9 Char"/>
+    <w:basedOn w:val="DefaultParagraphFont"/>
+    <w:link w:val="Heading9"/>
     <w:uiPriority w:val="9"/>
     <w:semiHidden/>
     <w:rsid w:val="009856A6"/>
@@ -3316,11 +3084,11 @@
       <w:color w:val="272727" w:themeColor="text1" w:themeTint="D8"/>
     </w:rPr>
   </w:style>
-  <w:style w:type="paragraph" w:styleId="a4">
+  <w:style w:type="paragraph" w:styleId="Title">
     <w:name w:val="Title"/>
-    <w:basedOn w:val="a0"/>
-    <w:next w:val="a0"/>
-    <w:link w:val="Char"/>
+    <w:basedOn w:val="Normal"/>
+    <w:next w:val="Normal"/>
+    <w:link w:val="TitleChar"/>
     <w:uiPriority w:val="10"/>
     <w:qFormat/>
     <w:rsid w:val="009856A6"/>
@@ -3332,10 +3100,10 @@
       <w:szCs w:val="28"/>
     </w:rPr>
   </w:style>
-  <w:style w:type="character" w:customStyle="1" w:styleId="Char">
-    <w:name w:val="제목 Char"/>
-    <w:basedOn w:val="a1"/>
-    <w:link w:val="a4"/>
+  <w:style w:type="character" w:customStyle="1" w:styleId="TitleChar">
+    <w:name w:val="Title Char"/>
+    <w:basedOn w:val="DefaultParagraphFont"/>
+    <w:link w:val="Title"/>
     <w:uiPriority w:val="10"/>
     <w:rsid w:val="009856A6"/>
     <w:rPr>
@@ -3344,11 +3112,11 @@
       <w:szCs w:val="28"/>
     </w:rPr>
   </w:style>
-  <w:style w:type="paragraph" w:styleId="a5">
+  <w:style w:type="paragraph" w:styleId="Subtitle">
     <w:name w:val="Subtitle"/>
-    <w:basedOn w:val="a0"/>
-    <w:next w:val="a0"/>
-    <w:link w:val="Char0"/>
+    <w:basedOn w:val="Normal"/>
+    <w:next w:val="Normal"/>
+    <w:link w:val="SubtitleChar"/>
     <w:uiPriority w:val="11"/>
     <w:qFormat/>
     <w:rsid w:val="009856A6"/>
@@ -3365,10 +3133,10 @@
       <w:szCs w:val="28"/>
     </w:rPr>
   </w:style>
-  <w:style w:type="character" w:customStyle="1" w:styleId="Char0">
-    <w:name w:val="부제 Char"/>
-    <w:basedOn w:val="a1"/>
-    <w:link w:val="a5"/>
+  <w:style w:type="character" w:customStyle="1" w:styleId="SubtitleChar">
+    <w:name w:val="Subtitle Char"/>
+    <w:basedOn w:val="DefaultParagraphFont"/>
+    <w:link w:val="Subtitle"/>
     <w:uiPriority w:val="11"/>
     <w:rsid w:val="009856A6"/>
     <w:rPr>
@@ -3379,11 +3147,11 @@
       <w:szCs w:val="28"/>
     </w:rPr>
   </w:style>
-  <w:style w:type="paragraph" w:styleId="a6">
+  <w:style w:type="paragraph" w:styleId="Quote">
     <w:name w:val="Quote"/>
-    <w:basedOn w:val="a0"/>
-    <w:next w:val="a0"/>
-    <w:link w:val="Char1"/>
+    <w:basedOn w:val="Normal"/>
+    <w:next w:val="Normal"/>
+    <w:link w:val="QuoteChar"/>
     <w:uiPriority w:val="29"/>
     <w:qFormat/>
     <w:rsid w:val="009856A6"/>
@@ -3397,10 +3165,10 @@
       <w:color w:val="404040" w:themeColor="text1" w:themeTint="BF"/>
     </w:rPr>
   </w:style>
-  <w:style w:type="character" w:customStyle="1" w:styleId="Char1">
-    <w:name w:val="인용 Char"/>
-    <w:basedOn w:val="a1"/>
-    <w:link w:val="a6"/>
+  <w:style w:type="character" w:customStyle="1" w:styleId="QuoteChar">
+    <w:name w:val="Quote Char"/>
+    <w:basedOn w:val="DefaultParagraphFont"/>
+    <w:link w:val="Quote"/>
     <w:uiPriority w:val="29"/>
     <w:rsid w:val="009856A6"/>
     <w:rPr>
@@ -3409,10 +3177,10 @@
       <w:color w:val="404040" w:themeColor="text1" w:themeTint="BF"/>
     </w:rPr>
   </w:style>
-  <w:style w:type="paragraph" w:styleId="a7">
+  <w:style w:type="paragraph" w:styleId="ListParagraph">
     <w:name w:val="List Paragraph"/>
-    <w:basedOn w:val="a0"/>
-    <w:link w:val="Char2"/>
+    <w:basedOn w:val="Normal"/>
+    <w:link w:val="ListParagraphChar"/>
     <w:uiPriority w:val="34"/>
     <w:qFormat/>
     <w:rsid w:val="009856A6"/>
@@ -3421,9 +3189,9 @@
       <w:contextualSpacing/>
     </w:pPr>
   </w:style>
-  <w:style w:type="character" w:styleId="a8">
+  <w:style w:type="character" w:styleId="IntenseEmphasis">
     <w:name w:val="Intense Emphasis"/>
-    <w:basedOn w:val="a1"/>
+    <w:basedOn w:val="DefaultParagraphFont"/>
     <w:uiPriority w:val="21"/>
     <w:qFormat/>
     <w:rsid w:val="009856A6"/>
@@ -3433,11 +3201,11 @@
       <w:color w:val="0F4761" w:themeColor="accent1" w:themeShade="BF"/>
     </w:rPr>
   </w:style>
-  <w:style w:type="paragraph" w:styleId="a9">
+  <w:style w:type="paragraph" w:styleId="IntenseQuote">
     <w:name w:val="Intense Quote"/>
-    <w:basedOn w:val="a0"/>
-    <w:next w:val="a0"/>
-    <w:link w:val="Char3"/>
+    <w:basedOn w:val="Normal"/>
+    <w:next w:val="Normal"/>
+    <w:link w:val="IntenseQuoteChar"/>
     <w:uiPriority w:val="30"/>
     <w:qFormat/>
     <w:rsid w:val="009856A6"/>
@@ -3456,10 +3224,10 @@
       <w:color w:val="0F4761" w:themeColor="accent1" w:themeShade="BF"/>
     </w:rPr>
   </w:style>
-  <w:style w:type="character" w:customStyle="1" w:styleId="Char3">
-    <w:name w:val="강한 인용 Char"/>
-    <w:basedOn w:val="a1"/>
-    <w:link w:val="a9"/>
+  <w:style w:type="character" w:customStyle="1" w:styleId="IntenseQuoteChar">
+    <w:name w:val="Intense Quote Char"/>
+    <w:basedOn w:val="DefaultParagraphFont"/>
+    <w:link w:val="IntenseQuote"/>
     <w:uiPriority w:val="30"/>
     <w:rsid w:val="009856A6"/>
     <w:rPr>
@@ -3468,9 +3236,9 @@
       <w:color w:val="0F4761" w:themeColor="accent1" w:themeShade="BF"/>
     </w:rPr>
   </w:style>
-  <w:style w:type="character" w:styleId="aa">
+  <w:style w:type="character" w:styleId="IntenseReference">
     <w:name w:val="Intense Reference"/>
-    <w:basedOn w:val="a1"/>
+    <w:basedOn w:val="DefaultParagraphFont"/>
     <w:uiPriority w:val="32"/>
     <w:qFormat/>
     <w:rsid w:val="009856A6"/>
@@ -3484,8 +3252,8 @@
   </w:style>
   <w:style w:type="paragraph" w:customStyle="1" w:styleId="a">
     <w:name w:val="*"/>
-    <w:basedOn w:val="a7"/>
-    <w:link w:val="Char4"/>
+    <w:basedOn w:val="ListParagraph"/>
+    <w:link w:val="Char"/>
     <w:qFormat/>
     <w:rsid w:val="009856A6"/>
     <w:pPr>
@@ -3496,10 +3264,10 @@
       <w:contextualSpacing w:val="0"/>
     </w:pPr>
   </w:style>
-  <w:style w:type="character" w:customStyle="1" w:styleId="Char2">
-    <w:name w:val="목록 단락 Char"/>
-    <w:basedOn w:val="a1"/>
-    <w:link w:val="a7"/>
+  <w:style w:type="character" w:customStyle="1" w:styleId="ListParagraphChar">
+    <w:name w:val="List Paragraph Char"/>
+    <w:basedOn w:val="DefaultParagraphFont"/>
+    <w:link w:val="ListParagraph"/>
     <w:uiPriority w:val="34"/>
     <w:rsid w:val="009856A6"/>
     <w:rPr>
@@ -3508,9 +3276,9 @@
       <w:szCs w:val="20"/>
     </w:rPr>
   </w:style>
-  <w:style w:type="character" w:customStyle="1" w:styleId="Char4">
+  <w:style w:type="character" w:customStyle="1" w:styleId="Char">
     <w:name w:val="* Char"/>
-    <w:basedOn w:val="Char2"/>
+    <w:basedOn w:val="ListParagraphChar"/>
     <w:link w:val="a"/>
     <w:rsid w:val="009856A6"/>
     <w:rPr>
@@ -3535,7 +3303,7 @@
   </w:style>
   <w:style w:type="character" w:customStyle="1" w:styleId="-Char">
     <w:name w:val="- Char"/>
-    <w:basedOn w:val="Char4"/>
+    <w:basedOn w:val="Char"/>
     <w:link w:val="-"/>
     <w:rsid w:val="009856A6"/>
     <w:rPr>
@@ -3544,9 +3312,9 @@
       <w:szCs w:val="20"/>
     </w:rPr>
   </w:style>
-  <w:style w:type="character" w:styleId="ab">
+  <w:style w:type="character" w:styleId="CommentReference">
     <w:name w:val="annotation reference"/>
-    <w:basedOn w:val="a1"/>
+    <w:basedOn w:val="DefaultParagraphFont"/>
     <w:uiPriority w:val="99"/>
     <w:semiHidden/>
     <w:unhideWhenUsed/>
@@ -3556,10 +3324,10 @@
       <w:szCs w:val="16"/>
     </w:rPr>
   </w:style>
-  <w:style w:type="paragraph" w:styleId="ac">
+  <w:style w:type="paragraph" w:styleId="CommentText">
     <w:name w:val="annotation text"/>
-    <w:basedOn w:val="a0"/>
-    <w:link w:val="Char5"/>
+    <w:basedOn w:val="Normal"/>
+    <w:link w:val="CommentTextChar"/>
     <w:uiPriority w:val="99"/>
     <w:semiHidden/>
     <w:unhideWhenUsed/>
@@ -3568,10 +3336,10 @@
       <w:spacing w:line="240" w:lineRule="auto"/>
     </w:pPr>
   </w:style>
-  <w:style w:type="character" w:customStyle="1" w:styleId="Char5">
-    <w:name w:val="메모 텍스트 Char"/>
-    <w:basedOn w:val="a1"/>
-    <w:link w:val="ac"/>
+  <w:style w:type="character" w:customStyle="1" w:styleId="CommentTextChar">
+    <w:name w:val="Comment Text Char"/>
+    <w:basedOn w:val="DefaultParagraphFont"/>
+    <w:link w:val="CommentText"/>
     <w:uiPriority w:val="99"/>
     <w:semiHidden/>
     <w:rsid w:val="004940E1"/>
@@ -3581,11 +3349,11 @@
       <w:szCs w:val="20"/>
     </w:rPr>
   </w:style>
-  <w:style w:type="paragraph" w:styleId="ad">
+  <w:style w:type="paragraph" w:styleId="CommentSubject">
     <w:name w:val="annotation subject"/>
-    <w:basedOn w:val="ac"/>
-    <w:next w:val="ac"/>
-    <w:link w:val="Char6"/>
+    <w:basedOn w:val="CommentText"/>
+    <w:next w:val="CommentText"/>
+    <w:link w:val="CommentSubjectChar"/>
     <w:uiPriority w:val="99"/>
     <w:semiHidden/>
     <w:unhideWhenUsed/>
@@ -3595,10 +3363,10 @@
       <w:bCs/>
     </w:rPr>
   </w:style>
-  <w:style w:type="character" w:customStyle="1" w:styleId="Char6">
-    <w:name w:val="메모 주제 Char"/>
-    <w:basedOn w:val="Char5"/>
-    <w:link w:val="ad"/>
+  <w:style w:type="character" w:customStyle="1" w:styleId="CommentSubjectChar">
+    <w:name w:val="Comment Subject Char"/>
+    <w:basedOn w:val="CommentTextChar"/>
+    <w:link w:val="CommentSubject"/>
     <w:uiPriority w:val="99"/>
     <w:semiHidden/>
     <w:rsid w:val="004940E1"/>
@@ -3610,9 +3378,9 @@
       <w:szCs w:val="20"/>
     </w:rPr>
   </w:style>
-  <w:style w:type="character" w:styleId="ae">
+  <w:style w:type="character" w:styleId="Hyperlink">
     <w:name w:val="Hyperlink"/>
-    <w:basedOn w:val="a1"/>
+    <w:basedOn w:val="DefaultParagraphFont"/>
     <w:uiPriority w:val="99"/>
     <w:unhideWhenUsed/>
     <w:rsid w:val="004940E1"/>
@@ -3621,9 +3389,9 @@
       <w:u w:val="single"/>
     </w:rPr>
   </w:style>
-  <w:style w:type="character" w:styleId="af">
+  <w:style w:type="character" w:styleId="UnresolvedMention">
     <w:name w:val="Unresolved Mention"/>
-    <w:basedOn w:val="a1"/>
+    <w:basedOn w:val="DefaultParagraphFont"/>
     <w:uiPriority w:val="99"/>
     <w:semiHidden/>
     <w:unhideWhenUsed/>
@@ -3633,10 +3401,10 @@
       <w:shd w:val="clear" w:color="auto" w:fill="E1DFDD"/>
     </w:rPr>
   </w:style>
-  <w:style w:type="paragraph" w:styleId="af0">
+  <w:style w:type="paragraph" w:styleId="BalloonText">
     <w:name w:val="Balloon Text"/>
-    <w:basedOn w:val="a0"/>
-    <w:link w:val="Char7"/>
+    <w:basedOn w:val="Normal"/>
+    <w:link w:val="BalloonTextChar"/>
     <w:uiPriority w:val="99"/>
     <w:semiHidden/>
     <w:unhideWhenUsed/>
@@ -3650,10 +3418,10 @@
       <w:szCs w:val="18"/>
     </w:rPr>
   </w:style>
-  <w:style w:type="character" w:customStyle="1" w:styleId="Char7">
-    <w:name w:val="풍선 도움말 텍스트 Char"/>
-    <w:basedOn w:val="a1"/>
-    <w:link w:val="af0"/>
+  <w:style w:type="character" w:customStyle="1" w:styleId="BalloonTextChar">
+    <w:name w:val="Balloon Text Char"/>
+    <w:basedOn w:val="DefaultParagraphFont"/>
+    <w:link w:val="BalloonText"/>
     <w:uiPriority w:val="99"/>
     <w:semiHidden/>
     <w:rsid w:val="00CB069D"/>
@@ -3663,10 +3431,10 @@
       <w:szCs w:val="18"/>
     </w:rPr>
   </w:style>
-  <w:style w:type="paragraph" w:styleId="af1">
+  <w:style w:type="paragraph" w:styleId="Header">
     <w:name w:val="header"/>
-    <w:basedOn w:val="a0"/>
-    <w:link w:val="Char8"/>
+    <w:basedOn w:val="Normal"/>
+    <w:link w:val="HeaderChar"/>
     <w:uiPriority w:val="99"/>
     <w:unhideWhenUsed/>
     <w:rsid w:val="00C252C7"/>
@@ -3678,10 +3446,10 @@
       <w:snapToGrid w:val="0"/>
     </w:pPr>
   </w:style>
-  <w:style w:type="character" w:customStyle="1" w:styleId="Char8">
-    <w:name w:val="머리글 Char"/>
-    <w:basedOn w:val="a1"/>
-    <w:link w:val="af1"/>
+  <w:style w:type="character" w:customStyle="1" w:styleId="HeaderChar">
+    <w:name w:val="Header Char"/>
+    <w:basedOn w:val="DefaultParagraphFont"/>
+    <w:link w:val="Header"/>
     <w:uiPriority w:val="99"/>
     <w:rsid w:val="00C252C7"/>
     <w:rPr>
@@ -3690,10 +3458,10 @@
       <w:szCs w:val="20"/>
     </w:rPr>
   </w:style>
-  <w:style w:type="paragraph" w:styleId="af2">
+  <w:style w:type="paragraph" w:styleId="Footer">
     <w:name w:val="footer"/>
-    <w:basedOn w:val="a0"/>
-    <w:link w:val="Char9"/>
+    <w:basedOn w:val="Normal"/>
+    <w:link w:val="FooterChar"/>
     <w:uiPriority w:val="99"/>
     <w:unhideWhenUsed/>
     <w:rsid w:val="00C252C7"/>
@@ -3705,10 +3473,10 @@
       <w:snapToGrid w:val="0"/>
     </w:pPr>
   </w:style>
-  <w:style w:type="character" w:customStyle="1" w:styleId="Char9">
-    <w:name w:val="바닥글 Char"/>
-    <w:basedOn w:val="a1"/>
-    <w:link w:val="af2"/>
+  <w:style w:type="character" w:customStyle="1" w:styleId="FooterChar">
+    <w:name w:val="Footer Char"/>
+    <w:basedOn w:val="DefaultParagraphFont"/>
+    <w:link w:val="Footer"/>
     <w:uiPriority w:val="99"/>
     <w:rsid w:val="00C252C7"/>
     <w:rPr>
